--- a/output/私立高校_Web出願チェックシート.docx
+++ b/output/私立高校_Web出願チェックシート.docx
@@ -30,7 +30,7 @@
           <w:sz w:val="17"/>
           <w:szCs w:val="17"/>
         </w:rPr>
-        <w:t xml:space="preserve">長崎県・中学3年生用　できたら「生徒」欄に✓、担任が確認したら「担任」欄に✓。手順や期限は高校ごとに違うので、必ず募集要項とインターネット出願マニュアルで確認しましょう。</w:t>
+        <w:t xml:space="preserve">長崎県・中学3年生用　できたら「生徒」欄に✓、先生が確認したら「先生」欄に✓。日付は本校の出願日程です。入力の細かい方法は、各高校の募集要項とインターネット出願マニュアルで確認しましょう。</w:t>
       </w:r>
     </w:p>
     <w:tbl>
@@ -1477,7 +1477,7 @@
                 <w:sz w:val="19"/>
                 <w:szCs w:val="19"/>
               </w:rPr>
-              <w:t xml:space="preserve">担任</w:t>
+              <w:t xml:space="preserve">先生</w:t>
             </w:r>
           </w:p>
         </w:tc>
@@ -1517,7 +1517,7 @@
                 <w:sz w:val="21"/>
                 <w:szCs w:val="21"/>
               </w:rPr>
-              <w:t xml:space="preserve">1　受験校を決める</w:t>
+              <w:t xml:space="preserve">事前に　受験校を決める　［11月20日まで］</w:t>
             </w:r>
           </w:p>
         </w:tc>
@@ -1913,7 +1913,7 @@
                 <w:sz w:val="19"/>
                 <w:szCs w:val="19"/>
               </w:rPr>
-              <w:t xml:space="preserve">受験料・入学金・入学手続の締切（公立の合格発表より前か）を保護者と確認した</w:t>
+              <w:t xml:space="preserve">受験料・入学金・入学手続の締切を保護者と確認した</w:t>
             </w:r>
           </w:p>
         </w:tc>
@@ -2049,7 +2049,7 @@
                 <w:sz w:val="21"/>
                 <w:szCs w:val="21"/>
               </w:rPr>
-              <w:t xml:space="preserve">2　募集要項を確認する</w:t>
+              <w:t xml:space="preserve">1　住所を確認する　［11月20日（金）］</w:t>
             </w:r>
           </w:p>
         </w:tc>
@@ -2117,7 +2117,7 @@
                 <w:sz w:val="19"/>
                 <w:szCs w:val="19"/>
               </w:rPr>
-              <w:t xml:space="preserve">今年度の募集要項とインターネット出願マニュアルを手に入れた</w:t>
+              <w:t xml:space="preserve">郵便番号と住所を、番地・建物名・部屋番号まで正確に確認した</w:t>
             </w:r>
           </w:p>
         </w:tc>
@@ -2149,7 +2149,7 @@
                 <w:sz w:val="16"/>
                 <w:szCs w:val="16"/>
               </w:rPr>
-              <w:t xml:space="preserve">高校のWebサイト・長崎県私学協会の一覧</w:t>
+              <w:t xml:space="preserve">住民票や保険証などで確認</w:t>
             </w:r>
           </w:p>
         </w:tc>
@@ -2281,7 +2281,7 @@
                 <w:sz w:val="19"/>
                 <w:szCs w:val="19"/>
               </w:rPr>
-              <w:t xml:space="preserve">事前入力の開始日・出願期間・受験料の支払期限を確認した</w:t>
+              <w:t xml:space="preserve">保護者の氏名（ふりがな）・続柄・電話番号を確認した</w:t>
             </w:r>
           </w:p>
         </w:tc>
@@ -2313,7 +2313,7 @@
                 <w:sz w:val="16"/>
                 <w:szCs w:val="16"/>
               </w:rPr>
-              <w:t xml:space="preserve">上の「受験する高校」の表に書く</w:t>
+              <w:t xml:space="preserve"/>
             </w:r>
           </w:p>
         </w:tc>
@@ -2445,7 +2445,7 @@
                 <w:sz w:val="19"/>
                 <w:szCs w:val="19"/>
               </w:rPr>
-              <w:t xml:space="preserve">中学校の校内締切（担任に出願完了を報告する日）を確認した</w:t>
+              <w:t xml:space="preserve">出願に使うメールアドレス（保護者が受け取れるもの）を決めた</w:t>
             </w:r>
           </w:p>
         </w:tc>
@@ -2477,7 +2477,7 @@
                 <w:sz w:val="16"/>
                 <w:szCs w:val="16"/>
               </w:rPr>
-              <w:t xml:space="preserve">高校の締切より早いことが多い</w:t>
+              <w:t xml:space="preserve"/>
             </w:r>
           </w:p>
         </w:tc>
@@ -2609,7 +2609,7 @@
                 <w:sz w:val="19"/>
                 <w:szCs w:val="19"/>
               </w:rPr>
-              <w:t xml:space="preserve">試験日・合格発表日・入学手続の締切を確認した</w:t>
+              <w:t xml:space="preserve">自分の氏名・ふりがな・生年月日の正しい書き方を確認した</w:t>
             </w:r>
           </w:p>
         </w:tc>
@@ -2641,7 +2641,7 @@
                 <w:sz w:val="16"/>
                 <w:szCs w:val="16"/>
               </w:rPr>
-              <w:t xml:space="preserve"/>
+              <w:t xml:space="preserve">旧字体・外字があれば担任に相談</w:t>
             </w:r>
           </w:p>
         </w:tc>
@@ -2745,7 +2745,7 @@
                 <w:sz w:val="21"/>
                 <w:szCs w:val="21"/>
               </w:rPr>
-              <w:t xml:space="preserve">3　出願の準備をする</w:t>
+              <w:t xml:space="preserve">2　説明を聞き、手書きで下書きする　［11月27日（金）］</w:t>
             </w:r>
           </w:p>
         </w:tc>
@@ -2813,7 +2813,7 @@
                 <w:sz w:val="19"/>
                 <w:szCs w:val="19"/>
               </w:rPr>
-              <w:t xml:space="preserve">保護者が受け取れるメールアドレスを用意し、出願サイトからのメールを受信できるよう設定した</w:t>
+              <w:t xml:space="preserve">受験する高校の担当の先生から、出願の仕方の説明を聞いた</w:t>
             </w:r>
           </w:p>
         </w:tc>
@@ -2845,7 +2845,7 @@
                 <w:sz w:val="16"/>
                 <w:szCs w:val="16"/>
               </w:rPr>
-              <w:t xml:space="preserve">迷惑メール設定に注意</w:t>
+              <w:t xml:space="preserve">募集要項・出願マニュアルを受け取る</w:t>
             </w:r>
           </w:p>
         </w:tc>
@@ -2977,7 +2977,7 @@
                 <w:sz w:val="19"/>
                 <w:szCs w:val="19"/>
               </w:rPr>
-              <w:t xml:space="preserve">顔写真のデータを用意した（撮影時期・服装・背景・サイズは要項どおり）</w:t>
+              <w:t xml:space="preserve">受験校の日程を、上の「受験する高校」の表に書いた</w:t>
             </w:r>
           </w:p>
         </w:tc>
@@ -3009,7 +3009,7 @@
                 <w:sz w:val="16"/>
                 <w:szCs w:val="16"/>
               </w:rPr>
-              <w:t xml:space="preserve">正面・無帽・背景は無地</w:t>
+              <w:t xml:space="preserve"/>
             </w:r>
           </w:p>
         </w:tc>
@@ -3141,7 +3141,7 @@
                 <w:sz w:val="19"/>
                 <w:szCs w:val="19"/>
               </w:rPr>
-              <w:t xml:space="preserve">出願用の下書きに入力内容を書き、担任に確認してもらった</w:t>
+              <w:t xml:space="preserve">手書きの下書き用紙に、入力する内容をすべて書いた</w:t>
             </w:r>
           </w:p>
         </w:tc>
@@ -3173,7 +3173,7 @@
                 <w:sz w:val="16"/>
                 <w:szCs w:val="16"/>
               </w:rPr>
-              <w:t xml:space="preserve">高校が配る下書き用紙を使う</w:t>
+              <w:t xml:space="preserve">11月20日に確認した住所を見て書く</w:t>
             </w:r>
           </w:p>
         </w:tc>
@@ -3305,7 +3305,7 @@
                 <w:sz w:val="19"/>
                 <w:szCs w:val="19"/>
               </w:rPr>
-              <w:t xml:space="preserve">入力に使うパソコンやスマートフォンと、印刷の方法を用意した</w:t>
+              <w:t xml:space="preserve">下書きを家に持ち帰り、保護者に見せて、12月1〜3日の予定を伝えた</w:t>
             </w:r>
           </w:p>
         </w:tc>
@@ -3337,7 +3337,7 @@
                 <w:sz w:val="16"/>
                 <w:szCs w:val="16"/>
               </w:rPr>
-              <w:t xml:space="preserve">コンビニのプリントも可</w:t>
+              <w:t xml:space="preserve"/>
             </w:r>
           </w:p>
         </w:tc>
@@ -3441,7 +3441,7 @@
                 <w:sz w:val="21"/>
                 <w:szCs w:val="21"/>
               </w:rPr>
-              <w:t xml:space="preserve">4　Web出願の入力をする</w:t>
+              <w:t xml:space="preserve">3　家庭でオンラインの下書きをする　［12月1日（火）〜3日（木）］</w:t>
             </w:r>
           </w:p>
         </w:tc>
@@ -3509,7 +3509,7 @@
                 <w:sz w:val="19"/>
                 <w:szCs w:val="19"/>
               </w:rPr>
-              <w:t xml:space="preserve">出願サイトで利用者登録をし、IDとパスワードを控えた</w:t>
+              <w:t xml:space="preserve">出願サイトからのメールを受け取れるように、受信設定をした</w:t>
             </w:r>
           </w:p>
         </w:tc>
@@ -3541,7 +3541,7 @@
                 <w:sz w:val="16"/>
                 <w:szCs w:val="16"/>
               </w:rPr>
-              <w:t xml:space="preserve"/>
+              <w:t xml:space="preserve">迷惑メール設定に注意</w:t>
             </w:r>
           </w:p>
         </w:tc>
@@ -3673,7 +3673,7 @@
                 <w:sz w:val="19"/>
                 <w:szCs w:val="19"/>
               </w:rPr>
-              <w:t xml:space="preserve">受験する試験・入試区分・学科・コースを正しく選んだ</w:t>
+              <w:t xml:space="preserve">出願サイトで利用者登録をし、IDとパスワードを控えた</w:t>
             </w:r>
           </w:p>
         </w:tc>
@@ -3837,7 +3837,7 @@
                 <w:sz w:val="19"/>
                 <w:szCs w:val="19"/>
               </w:rPr>
-              <w:t xml:space="preserve">氏名・ふりがな・生年月日を正しく入力した</w:t>
+              <w:t xml:space="preserve">手書きの下書きを見ながら、保護者と一緒に出願内容を入力した</w:t>
             </w:r>
           </w:p>
         </w:tc>
@@ -3869,7 +3869,7 @@
                 <w:sz w:val="16"/>
                 <w:szCs w:val="16"/>
               </w:rPr>
-              <w:t xml:space="preserve">外字は要項の指示に従う</w:t>
+              <w:t xml:space="preserve">まだ出願を確定しない</w:t>
             </w:r>
           </w:p>
         </w:tc>
@@ -4001,7 +4001,7 @@
                 <w:sz w:val="19"/>
                 <w:szCs w:val="19"/>
               </w:rPr>
-              <w:t xml:space="preserve">住所・電話番号・緊急連絡先を正しく入力した</w:t>
+              <w:t xml:space="preserve">顔写真のデータを用意してアップロードした</w:t>
             </w:r>
           </w:p>
         </w:tc>
@@ -4033,7 +4033,7 @@
                 <w:sz w:val="16"/>
                 <w:szCs w:val="16"/>
               </w:rPr>
-              <w:t xml:space="preserve">番地・建物名・部屋番号も省略しない</w:t>
+              <w:t xml:space="preserve">撮影時期・服装・背景は要項どおり</w:t>
             </w:r>
           </w:p>
         </w:tc>
@@ -4165,7 +4165,7 @@
                 <w:sz w:val="19"/>
                 <w:szCs w:val="19"/>
               </w:rPr>
-              <w:t xml:space="preserve">中学校名と卒業見込みの年月を正しく入力した</w:t>
+              <w:t xml:space="preserve">入力した内容（下書き）を印刷した</w:t>
             </w:r>
           </w:p>
         </w:tc>
@@ -4197,7 +4197,7 @@
                 <w:sz w:val="16"/>
                 <w:szCs w:val="16"/>
               </w:rPr>
-              <w:t xml:space="preserve">正式名称で入力</w:t>
+              <w:t xml:space="preserve">自宅で印刷できない場合はコンビニのプリントを使う</w:t>
             </w:r>
           </w:p>
         </w:tc>
@@ -4272,160 +4272,36 @@
         </w:trPr>
         <w:tc>
           <w:tcPr>
-            <w:tcW w:type="dxa" w:w="520"/>
-            <w:tcBorders>
-              <w:top w:val="single" w:color="808080" w:sz="4"/>
-              <w:left w:val="single" w:color="808080" w:sz="4"/>
-              <w:bottom w:val="single" w:color="808080" w:sz="4"/>
-              <w:right w:val="single" w:color="808080" w:sz="4"/>
-            </w:tcBorders>
-            <w:tcMar>
-              <w:top w:type="dxa" w:w="50"/>
-              <w:left w:type="dxa" w:w="90"/>
-              <w:bottom w:type="dxa" w:w="50"/>
-              <w:right w:type="dxa" w:w="90"/>
-            </w:tcMar>
-            <w:vAlign w:val="center"/>
-          </w:tcPr>
-          <w:p>
-            <w:pPr>
-              <w:spacing w:after="0" w:before="0"/>
-              <w:jc w:val="center"/>
-            </w:pPr>
-            <w:r>
-              <w:rPr>
-                <w:rFonts w:ascii="Yu Gothic" w:eastAsia="Yu Gothic" w:hAnsi="Yu Gothic"/>
-                <w:sz w:val="19"/>
-                <w:szCs w:val="19"/>
-              </w:rPr>
-              <w:t xml:space="preserve">17</w:t>
-            </w:r>
-          </w:p>
-        </w:tc>
-        <w:tc>
-          <w:tcPr>
-            <w:tcW w:type="dxa" w:w="5780"/>
-            <w:tcBorders>
-              <w:top w:val="single" w:color="808080" w:sz="4"/>
-              <w:left w:val="single" w:color="808080" w:sz="4"/>
-              <w:bottom w:val="single" w:color="808080" w:sz="4"/>
-              <w:right w:val="single" w:color="808080" w:sz="4"/>
-            </w:tcBorders>
-            <w:tcMar>
-              <w:top w:type="dxa" w:w="50"/>
-              <w:left w:type="dxa" w:w="90"/>
-              <w:bottom w:type="dxa" w:w="50"/>
-              <w:right w:type="dxa" w:w="90"/>
-            </w:tcMar>
-            <w:vAlign w:val="center"/>
-          </w:tcPr>
-          <w:p>
-            <w:pPr>
-              <w:spacing w:after="0" w:before="0"/>
-            </w:pPr>
-            <w:r>
-              <w:rPr>
-                <w:rFonts w:ascii="Yu Gothic" w:eastAsia="Yu Gothic" w:hAnsi="Yu Gothic"/>
-                <w:sz w:val="19"/>
-                <w:szCs w:val="19"/>
-              </w:rPr>
-              <w:t xml:space="preserve">保護者の情報を入力した</w:t>
-            </w:r>
-          </w:p>
-        </w:tc>
-        <w:tc>
-          <w:tcPr>
-            <w:tcW w:type="dxa" w:w="2306"/>
-            <w:tcBorders>
-              <w:top w:val="single" w:color="808080" w:sz="4"/>
-              <w:left w:val="single" w:color="808080" w:sz="4"/>
-              <w:bottom w:val="single" w:color="808080" w:sz="4"/>
-              <w:right w:val="single" w:color="808080" w:sz="4"/>
-            </w:tcBorders>
-            <w:tcMar>
-              <w:top w:type="dxa" w:w="50"/>
-              <w:left w:type="dxa" w:w="90"/>
-              <w:bottom w:type="dxa" w:w="50"/>
-              <w:right w:type="dxa" w:w="90"/>
-            </w:tcMar>
-            <w:vAlign w:val="center"/>
-          </w:tcPr>
-          <w:p>
-            <w:pPr>
-              <w:spacing w:after="0" w:before="0"/>
-            </w:pPr>
-            <w:r>
-              <w:rPr>
-                <w:rFonts w:ascii="Yu Gothic" w:eastAsia="Yu Gothic" w:hAnsi="Yu Gothic"/>
-                <w:color w:val="555555"/>
-                <w:sz w:val="16"/>
-                <w:szCs w:val="16"/>
-              </w:rPr>
-              <w:t xml:space="preserve"/>
-            </w:r>
-          </w:p>
-        </w:tc>
-        <w:tc>
-          <w:tcPr>
-            <w:tcW w:type="dxa" w:w="800"/>
-            <w:tcBorders>
-              <w:top w:val="single" w:color="808080" w:sz="4"/>
-              <w:left w:val="single" w:color="808080" w:sz="4"/>
-              <w:bottom w:val="single" w:color="808080" w:sz="4"/>
-              <w:right w:val="single" w:color="808080" w:sz="4"/>
-            </w:tcBorders>
-            <w:tcMar>
-              <w:top w:type="dxa" w:w="50"/>
-              <w:left w:type="dxa" w:w="90"/>
-              <w:bottom w:type="dxa" w:w="50"/>
-              <w:right w:type="dxa" w:w="90"/>
-            </w:tcMar>
-            <w:vAlign w:val="center"/>
-          </w:tcPr>
-          <w:p>
-            <w:pPr>
-              <w:spacing w:after="0" w:before="0"/>
-              <w:jc w:val="center"/>
-            </w:pPr>
-            <w:r>
-              <w:rPr>
-                <w:rFonts w:ascii="Yu Gothic" w:eastAsia="Yu Gothic" w:hAnsi="Yu Gothic"/>
-                <w:sz w:val="24"/>
-                <w:szCs w:val="24"/>
-              </w:rPr>
-              <w:t xml:space="preserve">□</w:t>
-            </w:r>
-          </w:p>
-        </w:tc>
-        <w:tc>
-          <w:tcPr>
-            <w:tcW w:type="dxa" w:w="800"/>
-            <w:tcBorders>
-              <w:top w:val="single" w:color="808080" w:sz="4"/>
-              <w:left w:val="single" w:color="808080" w:sz="4"/>
-              <w:bottom w:val="single" w:color="808080" w:sz="4"/>
-              <w:right w:val="single" w:color="808080" w:sz="4"/>
-            </w:tcBorders>
-            <w:tcMar>
-              <w:top w:type="dxa" w:w="50"/>
-              <w:left w:type="dxa" w:w="90"/>
-              <w:bottom w:type="dxa" w:w="50"/>
-              <w:right w:type="dxa" w:w="90"/>
-            </w:tcMar>
-            <w:vAlign w:val="center"/>
-          </w:tcPr>
-          <w:p>
-            <w:pPr>
-              <w:spacing w:after="0" w:before="0"/>
-              <w:jc w:val="center"/>
-            </w:pPr>
-            <w:r>
-              <w:rPr>
-                <w:rFonts w:ascii="Yu Gothic" w:eastAsia="Yu Gothic" w:hAnsi="Yu Gothic"/>
-                <w:sz w:val="24"/>
-                <w:szCs w:val="24"/>
-              </w:rPr>
-              <w:t xml:space="preserve">□</w:t>
+            <w:tcW w:type="dxa" w:w="10206"/>
+            <w:gridSpan w:val="5"/>
+            <w:tcBorders>
+              <w:top w:val="single" w:color="808080" w:sz="4"/>
+              <w:left w:val="single" w:color="808080" w:sz="4"/>
+              <w:bottom w:val="single" w:color="808080" w:sz="4"/>
+              <w:right w:val="single" w:color="808080" w:sz="4"/>
+            </w:tcBorders>
+            <w:shd w:fill="DDEBF7" w:color="auto" w:val="clear"/>
+            <w:tcMar>
+              <w:top w:type="dxa" w:w="50"/>
+              <w:left w:type="dxa" w:w="90"/>
+              <w:bottom w:type="dxa" w:w="50"/>
+              <w:right w:type="dxa" w:w="90"/>
+            </w:tcMar>
+            <w:vAlign w:val="center"/>
+          </w:tcPr>
+          <w:p>
+            <w:pPr>
+              <w:spacing w:after="0" w:before="0"/>
+            </w:pPr>
+            <w:r>
+              <w:rPr>
+                <w:rFonts w:ascii="Yu Gothic" w:eastAsia="Yu Gothic" w:hAnsi="Yu Gothic"/>
+                <w:b/>
+                <w:bCs/>
+                <w:sz w:val="21"/>
+                <w:szCs w:val="21"/>
+              </w:rPr>
+              <w:t xml:space="preserve">4　下書きのチェックを受ける　［12月4日（金）］</w:t>
             </w:r>
           </w:p>
         </w:tc>
@@ -4462,7 +4338,7 @@
                 <w:sz w:val="19"/>
                 <w:szCs w:val="19"/>
               </w:rPr>
-              <w:t xml:space="preserve">18</w:t>
+              <w:t xml:space="preserve">17</w:t>
             </w:r>
           </w:p>
         </w:tc>
@@ -4493,7 +4369,7 @@
                 <w:sz w:val="19"/>
                 <w:szCs w:val="19"/>
               </w:rPr>
-              <w:t xml:space="preserve">顔写真のデータをアップロードした</w:t>
+              <w:t xml:space="preserve">印刷した下書きを学校に持ってきた</w:t>
             </w:r>
           </w:p>
         </w:tc>
@@ -4525,7 +4401,7 @@
                 <w:sz w:val="16"/>
                 <w:szCs w:val="16"/>
               </w:rPr>
-              <w:t xml:space="preserve"/>
+              <w:t xml:space="preserve">忘れるとチェックを受けられない</w:t>
             </w:r>
           </w:p>
         </w:tc>
@@ -4626,7 +4502,7 @@
                 <w:sz w:val="19"/>
                 <w:szCs w:val="19"/>
               </w:rPr>
-              <w:t xml:space="preserve">19</w:t>
+              <w:t xml:space="preserve">18</w:t>
             </w:r>
           </w:p>
         </w:tc>
@@ -4657,7 +4533,7 @@
                 <w:sz w:val="19"/>
                 <w:szCs w:val="19"/>
               </w:rPr>
-              <w:t xml:space="preserve">入力内容を保護者と一緒に確認してから確定した</w:t>
+              <w:t xml:space="preserve">担当の先生に下書きをチェックしてもらった</w:t>
             </w:r>
           </w:p>
         </w:tc>
@@ -4689,7 +4565,7 @@
                 <w:sz w:val="16"/>
                 <w:szCs w:val="16"/>
               </w:rPr>
-              <w:t xml:space="preserve">確定後は修正できないことがある</w:t>
+              <w:t xml:space="preserve"/>
             </w:r>
           </w:p>
         </w:tc>
@@ -4764,36 +4640,160 @@
         </w:trPr>
         <w:tc>
           <w:tcPr>
-            <w:tcW w:type="dxa" w:w="10206"/>
-            <w:gridSpan w:val="5"/>
-            <w:tcBorders>
-              <w:top w:val="single" w:color="808080" w:sz="4"/>
-              <w:left w:val="single" w:color="808080" w:sz="4"/>
-              <w:bottom w:val="single" w:color="808080" w:sz="4"/>
-              <w:right w:val="single" w:color="808080" w:sz="4"/>
-            </w:tcBorders>
-            <w:shd w:fill="DDEBF7" w:color="auto" w:val="clear"/>
-            <w:tcMar>
-              <w:top w:type="dxa" w:w="50"/>
-              <w:left w:type="dxa" w:w="90"/>
-              <w:bottom w:type="dxa" w:w="50"/>
-              <w:right w:type="dxa" w:w="90"/>
-            </w:tcMar>
-            <w:vAlign w:val="center"/>
-          </w:tcPr>
-          <w:p>
-            <w:pPr>
-              <w:spacing w:after="0" w:before="0"/>
-            </w:pPr>
-            <w:r>
-              <w:rPr>
-                <w:rFonts w:ascii="Yu Gothic" w:eastAsia="Yu Gothic" w:hAnsi="Yu Gothic"/>
-                <w:b/>
-                <w:bCs/>
-                <w:sz w:val="21"/>
-                <w:szCs w:val="21"/>
-              </w:rPr>
-              <w:t xml:space="preserve">5　受験料を支払う</w:t>
+            <w:tcW w:type="dxa" w:w="520"/>
+            <w:tcBorders>
+              <w:top w:val="single" w:color="808080" w:sz="4"/>
+              <w:left w:val="single" w:color="808080" w:sz="4"/>
+              <w:bottom w:val="single" w:color="808080" w:sz="4"/>
+              <w:right w:val="single" w:color="808080" w:sz="4"/>
+            </w:tcBorders>
+            <w:tcMar>
+              <w:top w:type="dxa" w:w="50"/>
+              <w:left w:type="dxa" w:w="90"/>
+              <w:bottom w:type="dxa" w:w="50"/>
+              <w:right w:type="dxa" w:w="90"/>
+            </w:tcMar>
+            <w:vAlign w:val="center"/>
+          </w:tcPr>
+          <w:p>
+            <w:pPr>
+              <w:spacing w:after="0" w:before="0"/>
+              <w:jc w:val="center"/>
+            </w:pPr>
+            <w:r>
+              <w:rPr>
+                <w:rFonts w:ascii="Yu Gothic" w:eastAsia="Yu Gothic" w:hAnsi="Yu Gothic"/>
+                <w:sz w:val="19"/>
+                <w:szCs w:val="19"/>
+              </w:rPr>
+              <w:t xml:space="preserve">19</w:t>
+            </w:r>
+          </w:p>
+        </w:tc>
+        <w:tc>
+          <w:tcPr>
+            <w:tcW w:type="dxa" w:w="5780"/>
+            <w:tcBorders>
+              <w:top w:val="single" w:color="808080" w:sz="4"/>
+              <w:left w:val="single" w:color="808080" w:sz="4"/>
+              <w:bottom w:val="single" w:color="808080" w:sz="4"/>
+              <w:right w:val="single" w:color="808080" w:sz="4"/>
+            </w:tcBorders>
+            <w:tcMar>
+              <w:top w:type="dxa" w:w="50"/>
+              <w:left w:type="dxa" w:w="90"/>
+              <w:bottom w:type="dxa" w:w="50"/>
+              <w:right w:type="dxa" w:w="90"/>
+            </w:tcMar>
+            <w:vAlign w:val="center"/>
+          </w:tcPr>
+          <w:p>
+            <w:pPr>
+              <w:spacing w:after="0" w:before="0"/>
+            </w:pPr>
+            <w:r>
+              <w:rPr>
+                <w:rFonts w:ascii="Yu Gothic" w:eastAsia="Yu Gothic" w:hAnsi="Yu Gothic"/>
+                <w:sz w:val="19"/>
+                <w:szCs w:val="19"/>
+              </w:rPr>
+              <w:t xml:space="preserve">直すところを下書きに赤で書き込み、家に持ち帰った</w:t>
+            </w:r>
+          </w:p>
+        </w:tc>
+        <w:tc>
+          <w:tcPr>
+            <w:tcW w:type="dxa" w:w="2306"/>
+            <w:tcBorders>
+              <w:top w:val="single" w:color="808080" w:sz="4"/>
+              <w:left w:val="single" w:color="808080" w:sz="4"/>
+              <w:bottom w:val="single" w:color="808080" w:sz="4"/>
+              <w:right w:val="single" w:color="808080" w:sz="4"/>
+            </w:tcBorders>
+            <w:tcMar>
+              <w:top w:type="dxa" w:w="50"/>
+              <w:left w:type="dxa" w:w="90"/>
+              <w:bottom w:type="dxa" w:w="50"/>
+              <w:right w:type="dxa" w:w="90"/>
+            </w:tcMar>
+            <w:vAlign w:val="center"/>
+          </w:tcPr>
+          <w:p>
+            <w:pPr>
+              <w:spacing w:after="0" w:before="0"/>
+            </w:pPr>
+            <w:r>
+              <w:rPr>
+                <w:rFonts w:ascii="Yu Gothic" w:eastAsia="Yu Gothic" w:hAnsi="Yu Gothic"/>
+                <w:color w:val="555555"/>
+                <w:sz w:val="16"/>
+                <w:szCs w:val="16"/>
+              </w:rPr>
+              <w:t xml:space="preserve"/>
+            </w:r>
+          </w:p>
+        </w:tc>
+        <w:tc>
+          <w:tcPr>
+            <w:tcW w:type="dxa" w:w="800"/>
+            <w:tcBorders>
+              <w:top w:val="single" w:color="808080" w:sz="4"/>
+              <w:left w:val="single" w:color="808080" w:sz="4"/>
+              <w:bottom w:val="single" w:color="808080" w:sz="4"/>
+              <w:right w:val="single" w:color="808080" w:sz="4"/>
+            </w:tcBorders>
+            <w:tcMar>
+              <w:top w:type="dxa" w:w="50"/>
+              <w:left w:type="dxa" w:w="90"/>
+              <w:bottom w:type="dxa" w:w="50"/>
+              <w:right w:type="dxa" w:w="90"/>
+            </w:tcMar>
+            <w:vAlign w:val="center"/>
+          </w:tcPr>
+          <w:p>
+            <w:pPr>
+              <w:spacing w:after="0" w:before="0"/>
+              <w:jc w:val="center"/>
+            </w:pPr>
+            <w:r>
+              <w:rPr>
+                <w:rFonts w:ascii="Yu Gothic" w:eastAsia="Yu Gothic" w:hAnsi="Yu Gothic"/>
+                <w:sz w:val="24"/>
+                <w:szCs w:val="24"/>
+              </w:rPr>
+              <w:t xml:space="preserve">□</w:t>
+            </w:r>
+          </w:p>
+        </w:tc>
+        <w:tc>
+          <w:tcPr>
+            <w:tcW w:type="dxa" w:w="800"/>
+            <w:tcBorders>
+              <w:top w:val="single" w:color="808080" w:sz="4"/>
+              <w:left w:val="single" w:color="808080" w:sz="4"/>
+              <w:bottom w:val="single" w:color="808080" w:sz="4"/>
+              <w:right w:val="single" w:color="808080" w:sz="4"/>
+            </w:tcBorders>
+            <w:tcMar>
+              <w:top w:type="dxa" w:w="50"/>
+              <w:left w:type="dxa" w:w="90"/>
+              <w:bottom w:type="dxa" w:w="50"/>
+              <w:right w:type="dxa" w:w="90"/>
+            </w:tcMar>
+            <w:vAlign w:val="center"/>
+          </w:tcPr>
+          <w:p>
+            <w:pPr>
+              <w:spacing w:after="0" w:before="0"/>
+              <w:jc w:val="center"/>
+            </w:pPr>
+            <w:r>
+              <w:rPr>
+                <w:rFonts w:ascii="Yu Gothic" w:eastAsia="Yu Gothic" w:hAnsi="Yu Gothic"/>
+                <w:sz w:val="24"/>
+                <w:szCs w:val="24"/>
+              </w:rPr>
+              <w:t xml:space="preserve">□</w:t>
             </w:r>
           </w:p>
         </w:tc>
@@ -4804,160 +4804,36 @@
         </w:trPr>
         <w:tc>
           <w:tcPr>
-            <w:tcW w:type="dxa" w:w="520"/>
-            <w:tcBorders>
-              <w:top w:val="single" w:color="808080" w:sz="4"/>
-              <w:left w:val="single" w:color="808080" w:sz="4"/>
-              <w:bottom w:val="single" w:color="808080" w:sz="4"/>
-              <w:right w:val="single" w:color="808080" w:sz="4"/>
-            </w:tcBorders>
-            <w:tcMar>
-              <w:top w:type="dxa" w:w="50"/>
-              <w:left w:type="dxa" w:w="90"/>
-              <w:bottom w:type="dxa" w:w="50"/>
-              <w:right w:type="dxa" w:w="90"/>
-            </w:tcMar>
-            <w:vAlign w:val="center"/>
-          </w:tcPr>
-          <w:p>
-            <w:pPr>
-              <w:spacing w:after="0" w:before="0"/>
-              <w:jc w:val="center"/>
-            </w:pPr>
-            <w:r>
-              <w:rPr>
-                <w:rFonts w:ascii="Yu Gothic" w:eastAsia="Yu Gothic" w:hAnsi="Yu Gothic"/>
-                <w:sz w:val="19"/>
-                <w:szCs w:val="19"/>
-              </w:rPr>
-              <w:t xml:space="preserve">20</w:t>
-            </w:r>
-          </w:p>
-        </w:tc>
-        <w:tc>
-          <w:tcPr>
-            <w:tcW w:type="dxa" w:w="5780"/>
-            <w:tcBorders>
-              <w:top w:val="single" w:color="808080" w:sz="4"/>
-              <w:left w:val="single" w:color="808080" w:sz="4"/>
-              <w:bottom w:val="single" w:color="808080" w:sz="4"/>
-              <w:right w:val="single" w:color="808080" w:sz="4"/>
-            </w:tcBorders>
-            <w:tcMar>
-              <w:top w:type="dxa" w:w="50"/>
-              <w:left w:type="dxa" w:w="90"/>
-              <w:bottom w:type="dxa" w:w="50"/>
-              <w:right w:type="dxa" w:w="90"/>
-            </w:tcMar>
-            <w:vAlign w:val="center"/>
-          </w:tcPr>
-          <w:p>
-            <w:pPr>
-              <w:spacing w:after="0" w:before="0"/>
-            </w:pPr>
-            <w:r>
-              <w:rPr>
-                <w:rFonts w:ascii="Yu Gothic" w:eastAsia="Yu Gothic" w:hAnsi="Yu Gothic"/>
-                <w:sz w:val="19"/>
-                <w:szCs w:val="19"/>
-              </w:rPr>
-              <w:t xml:space="preserve">支払方法（クレジットカード・コンビニなど）を選び、期限内に支払った</w:t>
-            </w:r>
-          </w:p>
-        </w:tc>
-        <w:tc>
-          <w:tcPr>
-            <w:tcW w:type="dxa" w:w="2306"/>
-            <w:tcBorders>
-              <w:top w:val="single" w:color="808080" w:sz="4"/>
-              <w:left w:val="single" w:color="808080" w:sz="4"/>
-              <w:bottom w:val="single" w:color="808080" w:sz="4"/>
-              <w:right w:val="single" w:color="808080" w:sz="4"/>
-            </w:tcBorders>
-            <w:tcMar>
-              <w:top w:type="dxa" w:w="50"/>
-              <w:left w:type="dxa" w:w="90"/>
-              <w:bottom w:type="dxa" w:w="50"/>
-              <w:right w:type="dxa" w:w="90"/>
-            </w:tcMar>
-            <w:vAlign w:val="center"/>
-          </w:tcPr>
-          <w:p>
-            <w:pPr>
-              <w:spacing w:after="0" w:before="0"/>
-            </w:pPr>
-            <w:r>
-              <w:rPr>
-                <w:rFonts w:ascii="Yu Gothic" w:eastAsia="Yu Gothic" w:hAnsi="Yu Gothic"/>
-                <w:color w:val="555555"/>
-                <w:sz w:val="16"/>
-                <w:szCs w:val="16"/>
-              </w:rPr>
-              <w:t xml:space="preserve"/>
-            </w:r>
-          </w:p>
-        </w:tc>
-        <w:tc>
-          <w:tcPr>
-            <w:tcW w:type="dxa" w:w="800"/>
-            <w:tcBorders>
-              <w:top w:val="single" w:color="808080" w:sz="4"/>
-              <w:left w:val="single" w:color="808080" w:sz="4"/>
-              <w:bottom w:val="single" w:color="808080" w:sz="4"/>
-              <w:right w:val="single" w:color="808080" w:sz="4"/>
-            </w:tcBorders>
-            <w:tcMar>
-              <w:top w:type="dxa" w:w="50"/>
-              <w:left w:type="dxa" w:w="90"/>
-              <w:bottom w:type="dxa" w:w="50"/>
-              <w:right w:type="dxa" w:w="90"/>
-            </w:tcMar>
-            <w:vAlign w:val="center"/>
-          </w:tcPr>
-          <w:p>
-            <w:pPr>
-              <w:spacing w:after="0" w:before="0"/>
-              <w:jc w:val="center"/>
-            </w:pPr>
-            <w:r>
-              <w:rPr>
-                <w:rFonts w:ascii="Yu Gothic" w:eastAsia="Yu Gothic" w:hAnsi="Yu Gothic"/>
-                <w:sz w:val="24"/>
-                <w:szCs w:val="24"/>
-              </w:rPr>
-              <w:t xml:space="preserve">□</w:t>
-            </w:r>
-          </w:p>
-        </w:tc>
-        <w:tc>
-          <w:tcPr>
-            <w:tcW w:type="dxa" w:w="800"/>
-            <w:tcBorders>
-              <w:top w:val="single" w:color="808080" w:sz="4"/>
-              <w:left w:val="single" w:color="808080" w:sz="4"/>
-              <w:bottom w:val="single" w:color="808080" w:sz="4"/>
-              <w:right w:val="single" w:color="808080" w:sz="4"/>
-            </w:tcBorders>
-            <w:tcMar>
-              <w:top w:type="dxa" w:w="50"/>
-              <w:left w:type="dxa" w:w="90"/>
-              <w:bottom w:type="dxa" w:w="50"/>
-              <w:right w:type="dxa" w:w="90"/>
-            </w:tcMar>
-            <w:vAlign w:val="center"/>
-          </w:tcPr>
-          <w:p>
-            <w:pPr>
-              <w:spacing w:after="0" w:before="0"/>
-              <w:jc w:val="center"/>
-            </w:pPr>
-            <w:r>
-              <w:rPr>
-                <w:rFonts w:ascii="Yu Gothic" w:eastAsia="Yu Gothic" w:hAnsi="Yu Gothic"/>
-                <w:sz w:val="24"/>
-                <w:szCs w:val="24"/>
-              </w:rPr>
-              <w:t xml:space="preserve">□</w:t>
+            <w:tcW w:type="dxa" w:w="10206"/>
+            <w:gridSpan w:val="5"/>
+            <w:tcBorders>
+              <w:top w:val="single" w:color="808080" w:sz="4"/>
+              <w:left w:val="single" w:color="808080" w:sz="4"/>
+              <w:bottom w:val="single" w:color="808080" w:sz="4"/>
+              <w:right w:val="single" w:color="808080" w:sz="4"/>
+            </w:tcBorders>
+            <w:shd w:fill="DDEBF7" w:color="auto" w:val="clear"/>
+            <w:tcMar>
+              <w:top w:type="dxa" w:w="50"/>
+              <w:left w:type="dxa" w:w="90"/>
+              <w:bottom w:type="dxa" w:w="50"/>
+              <w:right w:type="dxa" w:w="90"/>
+            </w:tcMar>
+            <w:vAlign w:val="center"/>
+          </w:tcPr>
+          <w:p>
+            <w:pPr>
+              <w:spacing w:after="0" w:before="0"/>
+            </w:pPr>
+            <w:r>
+              <w:rPr>
+                <w:rFonts w:ascii="Yu Gothic" w:eastAsia="Yu Gothic" w:hAnsi="Yu Gothic"/>
+                <w:b/>
+                <w:bCs/>
+                <w:sz w:val="21"/>
+                <w:szCs w:val="21"/>
+              </w:rPr>
+              <w:t xml:space="preserve">5　家庭でオンライン出願をする　［12月4日（金）〜10日（木）］</w:t>
             </w:r>
           </w:p>
         </w:tc>
@@ -4994,7 +4870,7 @@
                 <w:sz w:val="19"/>
                 <w:szCs w:val="19"/>
               </w:rPr>
-              <w:t xml:space="preserve">21</w:t>
+              <w:t xml:space="preserve">20</w:t>
             </w:r>
           </w:p>
         </w:tc>
@@ -5025,7 +4901,7 @@
                 <w:sz w:val="19"/>
                 <w:szCs w:val="19"/>
               </w:rPr>
-              <w:t xml:space="preserve">支払いの控えと出願完了のメールを確認・保存した</w:t>
+              <w:t xml:space="preserve">先生に言われたところを直した</w:t>
             </w:r>
           </w:p>
         </w:tc>
@@ -5057,7 +4933,7 @@
                 <w:sz w:val="16"/>
                 <w:szCs w:val="16"/>
               </w:rPr>
-              <w:t xml:space="preserve">受付番号を控える</w:t>
+              <w:t xml:space="preserve"/>
             </w:r>
           </w:p>
         </w:tc>
@@ -5132,36 +5008,160 @@
         </w:trPr>
         <w:tc>
           <w:tcPr>
-            <w:tcW w:type="dxa" w:w="10206"/>
-            <w:gridSpan w:val="5"/>
-            <w:tcBorders>
-              <w:top w:val="single" w:color="808080" w:sz="4"/>
-              <w:left w:val="single" w:color="808080" w:sz="4"/>
-              <w:bottom w:val="single" w:color="808080" w:sz="4"/>
-              <w:right w:val="single" w:color="808080" w:sz="4"/>
-            </w:tcBorders>
-            <w:shd w:fill="DDEBF7" w:color="auto" w:val="clear"/>
-            <w:tcMar>
-              <w:top w:type="dxa" w:w="50"/>
-              <w:left w:type="dxa" w:w="90"/>
-              <w:bottom w:type="dxa" w:w="50"/>
-              <w:right w:type="dxa" w:w="90"/>
-            </w:tcMar>
-            <w:vAlign w:val="center"/>
-          </w:tcPr>
-          <w:p>
-            <w:pPr>
-              <w:spacing w:after="0" w:before="0"/>
-            </w:pPr>
-            <w:r>
-              <w:rPr>
-                <w:rFonts w:ascii="Yu Gothic" w:eastAsia="Yu Gothic" w:hAnsi="Yu Gothic"/>
-                <w:b/>
-                <w:bCs/>
-                <w:sz w:val="21"/>
-                <w:szCs w:val="21"/>
-              </w:rPr>
-              <w:t xml:space="preserve">6　中学校に報告する</w:t>
+            <w:tcW w:type="dxa" w:w="520"/>
+            <w:tcBorders>
+              <w:top w:val="single" w:color="808080" w:sz="4"/>
+              <w:left w:val="single" w:color="808080" w:sz="4"/>
+              <w:bottom w:val="single" w:color="808080" w:sz="4"/>
+              <w:right w:val="single" w:color="808080" w:sz="4"/>
+            </w:tcBorders>
+            <w:tcMar>
+              <w:top w:type="dxa" w:w="50"/>
+              <w:left w:type="dxa" w:w="90"/>
+              <w:bottom w:type="dxa" w:w="50"/>
+              <w:right w:type="dxa" w:w="90"/>
+            </w:tcMar>
+            <w:vAlign w:val="center"/>
+          </w:tcPr>
+          <w:p>
+            <w:pPr>
+              <w:spacing w:after="0" w:before="0"/>
+              <w:jc w:val="center"/>
+            </w:pPr>
+            <w:r>
+              <w:rPr>
+                <w:rFonts w:ascii="Yu Gothic" w:eastAsia="Yu Gothic" w:hAnsi="Yu Gothic"/>
+                <w:sz w:val="19"/>
+                <w:szCs w:val="19"/>
+              </w:rPr>
+              <w:t xml:space="preserve">21</w:t>
+            </w:r>
+          </w:p>
+        </w:tc>
+        <w:tc>
+          <w:tcPr>
+            <w:tcW w:type="dxa" w:w="5780"/>
+            <w:tcBorders>
+              <w:top w:val="single" w:color="808080" w:sz="4"/>
+              <w:left w:val="single" w:color="808080" w:sz="4"/>
+              <w:bottom w:val="single" w:color="808080" w:sz="4"/>
+              <w:right w:val="single" w:color="808080" w:sz="4"/>
+            </w:tcBorders>
+            <w:tcMar>
+              <w:top w:type="dxa" w:w="50"/>
+              <w:left w:type="dxa" w:w="90"/>
+              <w:bottom w:type="dxa" w:w="50"/>
+              <w:right w:type="dxa" w:w="90"/>
+            </w:tcMar>
+            <w:vAlign w:val="center"/>
+          </w:tcPr>
+          <w:p>
+            <w:pPr>
+              <w:spacing w:after="0" w:before="0"/>
+            </w:pPr>
+            <w:r>
+              <w:rPr>
+                <w:rFonts w:ascii="Yu Gothic" w:eastAsia="Yu Gothic" w:hAnsi="Yu Gothic"/>
+                <w:sz w:val="19"/>
+                <w:szCs w:val="19"/>
+              </w:rPr>
+              <w:t xml:space="preserve">保護者と一緒に最終確認をしてから、出願を確定した</w:t>
+            </w:r>
+          </w:p>
+        </w:tc>
+        <w:tc>
+          <w:tcPr>
+            <w:tcW w:type="dxa" w:w="2306"/>
+            <w:tcBorders>
+              <w:top w:val="single" w:color="808080" w:sz="4"/>
+              <w:left w:val="single" w:color="808080" w:sz="4"/>
+              <w:bottom w:val="single" w:color="808080" w:sz="4"/>
+              <w:right w:val="single" w:color="808080" w:sz="4"/>
+            </w:tcBorders>
+            <w:tcMar>
+              <w:top w:type="dxa" w:w="50"/>
+              <w:left w:type="dxa" w:w="90"/>
+              <w:bottom w:type="dxa" w:w="50"/>
+              <w:right w:type="dxa" w:w="90"/>
+            </w:tcMar>
+            <w:vAlign w:val="center"/>
+          </w:tcPr>
+          <w:p>
+            <w:pPr>
+              <w:spacing w:after="0" w:before="0"/>
+            </w:pPr>
+            <w:r>
+              <w:rPr>
+                <w:rFonts w:ascii="Yu Gothic" w:eastAsia="Yu Gothic" w:hAnsi="Yu Gothic"/>
+                <w:color w:val="555555"/>
+                <w:sz w:val="16"/>
+                <w:szCs w:val="16"/>
+              </w:rPr>
+              <w:t xml:space="preserve">確定後は直せないことがある</w:t>
+            </w:r>
+          </w:p>
+        </w:tc>
+        <w:tc>
+          <w:tcPr>
+            <w:tcW w:type="dxa" w:w="800"/>
+            <w:tcBorders>
+              <w:top w:val="single" w:color="808080" w:sz="4"/>
+              <w:left w:val="single" w:color="808080" w:sz="4"/>
+              <w:bottom w:val="single" w:color="808080" w:sz="4"/>
+              <w:right w:val="single" w:color="808080" w:sz="4"/>
+            </w:tcBorders>
+            <w:tcMar>
+              <w:top w:type="dxa" w:w="50"/>
+              <w:left w:type="dxa" w:w="90"/>
+              <w:bottom w:type="dxa" w:w="50"/>
+              <w:right w:type="dxa" w:w="90"/>
+            </w:tcMar>
+            <w:vAlign w:val="center"/>
+          </w:tcPr>
+          <w:p>
+            <w:pPr>
+              <w:spacing w:after="0" w:before="0"/>
+              <w:jc w:val="center"/>
+            </w:pPr>
+            <w:r>
+              <w:rPr>
+                <w:rFonts w:ascii="Yu Gothic" w:eastAsia="Yu Gothic" w:hAnsi="Yu Gothic"/>
+                <w:sz w:val="24"/>
+                <w:szCs w:val="24"/>
+              </w:rPr>
+              <w:t xml:space="preserve">□</w:t>
+            </w:r>
+          </w:p>
+        </w:tc>
+        <w:tc>
+          <w:tcPr>
+            <w:tcW w:type="dxa" w:w="800"/>
+            <w:tcBorders>
+              <w:top w:val="single" w:color="808080" w:sz="4"/>
+              <w:left w:val="single" w:color="808080" w:sz="4"/>
+              <w:bottom w:val="single" w:color="808080" w:sz="4"/>
+              <w:right w:val="single" w:color="808080" w:sz="4"/>
+            </w:tcBorders>
+            <w:tcMar>
+              <w:top w:type="dxa" w:w="50"/>
+              <w:left w:type="dxa" w:w="90"/>
+              <w:bottom w:type="dxa" w:w="50"/>
+              <w:right w:type="dxa" w:w="90"/>
+            </w:tcMar>
+            <w:vAlign w:val="center"/>
+          </w:tcPr>
+          <w:p>
+            <w:pPr>
+              <w:spacing w:after="0" w:before="0"/>
+              <w:jc w:val="center"/>
+            </w:pPr>
+            <w:r>
+              <w:rPr>
+                <w:rFonts w:ascii="Yu Gothic" w:eastAsia="Yu Gothic" w:hAnsi="Yu Gothic"/>
+                <w:sz w:val="24"/>
+                <w:szCs w:val="24"/>
+              </w:rPr>
+              <w:t xml:space="preserve">□</w:t>
             </w:r>
           </w:p>
         </w:tc>
@@ -5229,7 +5229,7 @@
                 <w:sz w:val="19"/>
                 <w:szCs w:val="19"/>
               </w:rPr>
-              <w:t xml:space="preserve">出願が完了したことを担任に報告した（受付番号・受験校・入試区分）</w:t>
+              <w:t xml:space="preserve">受験料を期限内に支払い、支払いの控えを保管した</w:t>
             </w:r>
           </w:p>
         </w:tc>
@@ -5261,7 +5261,7 @@
                 <w:sz w:val="16"/>
                 <w:szCs w:val="16"/>
               </w:rPr>
-              <w:t xml:space="preserve">校内締切までに</w:t>
+              <w:t xml:space="preserve">支払方法は高校ごとに確認</w:t>
             </w:r>
           </w:p>
         </w:tc>
@@ -5393,7 +5393,7 @@
                 <w:sz w:val="19"/>
                 <w:szCs w:val="19"/>
               </w:rPr>
-              <w:t xml:space="preserve">担任が入力内容を調査書の内容（氏名・生年月日など）と照合した</w:t>
+              <w:t xml:space="preserve">出願完了のメールを確認し、受付番号を控えた</w:t>
             </w:r>
           </w:p>
         </w:tc>
@@ -5425,7 +5425,7 @@
                 <w:sz w:val="16"/>
                 <w:szCs w:val="16"/>
               </w:rPr>
-              <w:t xml:space="preserve">担任が確認</w:t>
+              <w:t xml:space="preserve"/>
             </w:r>
           </w:p>
         </w:tc>
@@ -5557,7 +5557,7 @@
                 <w:sz w:val="19"/>
                 <w:szCs w:val="19"/>
               </w:rPr>
-              <w:t xml:space="preserve">中学校から高校へ調査書・推薦書などの書類を送った</w:t>
+              <w:t xml:space="preserve">志願票と受験票を、指定された用紙・サイズで印刷した</w:t>
             </w:r>
           </w:p>
         </w:tc>
@@ -5589,7 +5589,7 @@
                 <w:sz w:val="16"/>
                 <w:szCs w:val="16"/>
               </w:rPr>
-              <w:t xml:space="preserve">中学校がまとめて送付</w:t>
+              <w:t xml:space="preserve">カラー指定などに注意</w:t>
             </w:r>
           </w:p>
         </w:tc>
@@ -5664,160 +5664,36 @@
         </w:trPr>
         <w:tc>
           <w:tcPr>
-            <w:tcW w:type="dxa" w:w="520"/>
-            <w:tcBorders>
-              <w:top w:val="single" w:color="808080" w:sz="4"/>
-              <w:left w:val="single" w:color="808080" w:sz="4"/>
-              <w:bottom w:val="single" w:color="808080" w:sz="4"/>
-              <w:right w:val="single" w:color="808080" w:sz="4"/>
-            </w:tcBorders>
-            <w:tcMar>
-              <w:top w:type="dxa" w:w="50"/>
-              <w:left w:type="dxa" w:w="90"/>
-              <w:bottom w:type="dxa" w:w="50"/>
-              <w:right w:type="dxa" w:w="90"/>
-            </w:tcMar>
-            <w:vAlign w:val="center"/>
-          </w:tcPr>
-          <w:p>
-            <w:pPr>
-              <w:spacing w:after="0" w:before="0"/>
-              <w:jc w:val="center"/>
-            </w:pPr>
-            <w:r>
-              <w:rPr>
-                <w:rFonts w:ascii="Yu Gothic" w:eastAsia="Yu Gothic" w:hAnsi="Yu Gothic"/>
-                <w:sz w:val="19"/>
-                <w:szCs w:val="19"/>
-              </w:rPr>
-              <w:t xml:space="preserve">25</w:t>
-            </w:r>
-          </w:p>
-        </w:tc>
-        <w:tc>
-          <w:tcPr>
-            <w:tcW w:type="dxa" w:w="5780"/>
-            <w:tcBorders>
-              <w:top w:val="single" w:color="808080" w:sz="4"/>
-              <w:left w:val="single" w:color="808080" w:sz="4"/>
-              <w:bottom w:val="single" w:color="808080" w:sz="4"/>
-              <w:right w:val="single" w:color="808080" w:sz="4"/>
-            </w:tcBorders>
-            <w:tcMar>
-              <w:top w:type="dxa" w:w="50"/>
-              <w:left w:type="dxa" w:w="90"/>
-              <w:bottom w:type="dxa" w:w="50"/>
-              <w:right w:type="dxa" w:w="90"/>
-            </w:tcMar>
-            <w:vAlign w:val="center"/>
-          </w:tcPr>
-          <w:p>
-            <w:pPr>
-              <w:spacing w:after="0" w:before="0"/>
-            </w:pPr>
-            <w:r>
-              <w:rPr>
-                <w:rFonts w:ascii="Yu Gothic" w:eastAsia="Yu Gothic" w:hAnsi="Yu Gothic"/>
-                <w:sz w:val="19"/>
-                <w:szCs w:val="19"/>
-              </w:rPr>
-              <w:t xml:space="preserve">高校から求められた書類の印刷・提出を終えた</w:t>
-            </w:r>
-          </w:p>
-        </w:tc>
-        <w:tc>
-          <w:tcPr>
-            <w:tcW w:type="dxa" w:w="2306"/>
-            <w:tcBorders>
-              <w:top w:val="single" w:color="808080" w:sz="4"/>
-              <w:left w:val="single" w:color="808080" w:sz="4"/>
-              <w:bottom w:val="single" w:color="808080" w:sz="4"/>
-              <w:right w:val="single" w:color="808080" w:sz="4"/>
-            </w:tcBorders>
-            <w:tcMar>
-              <w:top w:type="dxa" w:w="50"/>
-              <w:left w:type="dxa" w:w="90"/>
-              <w:bottom w:type="dxa" w:w="50"/>
-              <w:right w:type="dxa" w:w="90"/>
-            </w:tcMar>
-            <w:vAlign w:val="center"/>
-          </w:tcPr>
-          <w:p>
-            <w:pPr>
-              <w:spacing w:after="0" w:before="0"/>
-            </w:pPr>
-            <w:r>
-              <w:rPr>
-                <w:rFonts w:ascii="Yu Gothic" w:eastAsia="Yu Gothic" w:hAnsi="Yu Gothic"/>
-                <w:color w:val="555555"/>
-                <w:sz w:val="16"/>
-                <w:szCs w:val="16"/>
-              </w:rPr>
-              <w:t xml:space="preserve">必要な場合のみ</w:t>
-            </w:r>
-          </w:p>
-        </w:tc>
-        <w:tc>
-          <w:tcPr>
-            <w:tcW w:type="dxa" w:w="800"/>
-            <w:tcBorders>
-              <w:top w:val="single" w:color="808080" w:sz="4"/>
-              <w:left w:val="single" w:color="808080" w:sz="4"/>
-              <w:bottom w:val="single" w:color="808080" w:sz="4"/>
-              <w:right w:val="single" w:color="808080" w:sz="4"/>
-            </w:tcBorders>
-            <w:tcMar>
-              <w:top w:type="dxa" w:w="50"/>
-              <w:left w:type="dxa" w:w="90"/>
-              <w:bottom w:type="dxa" w:w="50"/>
-              <w:right w:type="dxa" w:w="90"/>
-            </w:tcMar>
-            <w:vAlign w:val="center"/>
-          </w:tcPr>
-          <w:p>
-            <w:pPr>
-              <w:spacing w:after="0" w:before="0"/>
-              <w:jc w:val="center"/>
-            </w:pPr>
-            <w:r>
-              <w:rPr>
-                <w:rFonts w:ascii="Yu Gothic" w:eastAsia="Yu Gothic" w:hAnsi="Yu Gothic"/>
-                <w:sz w:val="24"/>
-                <w:szCs w:val="24"/>
-              </w:rPr>
-              <w:t xml:space="preserve">□</w:t>
-            </w:r>
-          </w:p>
-        </w:tc>
-        <w:tc>
-          <w:tcPr>
-            <w:tcW w:type="dxa" w:w="800"/>
-            <w:tcBorders>
-              <w:top w:val="single" w:color="808080" w:sz="4"/>
-              <w:left w:val="single" w:color="808080" w:sz="4"/>
-              <w:bottom w:val="single" w:color="808080" w:sz="4"/>
-              <w:right w:val="single" w:color="808080" w:sz="4"/>
-            </w:tcBorders>
-            <w:tcMar>
-              <w:top w:type="dxa" w:w="50"/>
-              <w:left w:type="dxa" w:w="90"/>
-              <w:bottom w:type="dxa" w:w="50"/>
-              <w:right w:type="dxa" w:w="90"/>
-            </w:tcMar>
-            <w:vAlign w:val="center"/>
-          </w:tcPr>
-          <w:p>
-            <w:pPr>
-              <w:spacing w:after="0" w:before="0"/>
-              <w:jc w:val="center"/>
-            </w:pPr>
-            <w:r>
-              <w:rPr>
-                <w:rFonts w:ascii="Yu Gothic" w:eastAsia="Yu Gothic" w:hAnsi="Yu Gothic"/>
-                <w:sz w:val="24"/>
-                <w:szCs w:val="24"/>
-              </w:rPr>
-              <w:t xml:space="preserve">□</w:t>
+            <w:tcW w:type="dxa" w:w="10206"/>
+            <w:gridSpan w:val="5"/>
+            <w:tcBorders>
+              <w:top w:val="single" w:color="808080" w:sz="4"/>
+              <w:left w:val="single" w:color="808080" w:sz="4"/>
+              <w:bottom w:val="single" w:color="808080" w:sz="4"/>
+              <w:right w:val="single" w:color="808080" w:sz="4"/>
+            </w:tcBorders>
+            <w:shd w:fill="DDEBF7" w:color="auto" w:val="clear"/>
+            <w:tcMar>
+              <w:top w:type="dxa" w:w="50"/>
+              <w:left w:type="dxa" w:w="90"/>
+              <w:bottom w:type="dxa" w:w="50"/>
+              <w:right w:type="dxa" w:w="90"/>
+            </w:tcMar>
+            <w:vAlign w:val="center"/>
+          </w:tcPr>
+          <w:p>
+            <w:pPr>
+              <w:spacing w:after="0" w:before="0"/>
+            </w:pPr>
+            <w:r>
+              <w:rPr>
+                <w:rFonts w:ascii="Yu Gothic" w:eastAsia="Yu Gothic" w:hAnsi="Yu Gothic"/>
+                <w:b/>
+                <w:bCs/>
+                <w:sz w:val="21"/>
+                <w:szCs w:val="21"/>
+              </w:rPr>
+              <w:t xml:space="preserve">6　志願票と受験票を学校へ提出する　［12月11日（金）まで］</w:t>
             </w:r>
           </w:p>
         </w:tc>
@@ -5828,36 +5704,160 @@
         </w:trPr>
         <w:tc>
           <w:tcPr>
-            <w:tcW w:type="dxa" w:w="10206"/>
-            <w:gridSpan w:val="5"/>
-            <w:tcBorders>
-              <w:top w:val="single" w:color="808080" w:sz="4"/>
-              <w:left w:val="single" w:color="808080" w:sz="4"/>
-              <w:bottom w:val="single" w:color="808080" w:sz="4"/>
-              <w:right w:val="single" w:color="808080" w:sz="4"/>
-            </w:tcBorders>
-            <w:shd w:fill="DDEBF7" w:color="auto" w:val="clear"/>
-            <w:tcMar>
-              <w:top w:type="dxa" w:w="50"/>
-              <w:left w:type="dxa" w:w="90"/>
-              <w:bottom w:type="dxa" w:w="50"/>
-              <w:right w:type="dxa" w:w="90"/>
-            </w:tcMar>
-            <w:vAlign w:val="center"/>
-          </w:tcPr>
-          <w:p>
-            <w:pPr>
-              <w:spacing w:after="0" w:before="0"/>
-            </w:pPr>
-            <w:r>
-              <w:rPr>
-                <w:rFonts w:ascii="Yu Gothic" w:eastAsia="Yu Gothic" w:hAnsi="Yu Gothic"/>
-                <w:b/>
-                <w:bCs/>
-                <w:sz w:val="21"/>
-                <w:szCs w:val="21"/>
-              </w:rPr>
-              <w:t xml:space="preserve">7　受験票を受け取る</w:t>
+            <w:tcW w:type="dxa" w:w="520"/>
+            <w:tcBorders>
+              <w:top w:val="single" w:color="808080" w:sz="4"/>
+              <w:left w:val="single" w:color="808080" w:sz="4"/>
+              <w:bottom w:val="single" w:color="808080" w:sz="4"/>
+              <w:right w:val="single" w:color="808080" w:sz="4"/>
+            </w:tcBorders>
+            <w:tcMar>
+              <w:top w:type="dxa" w:w="50"/>
+              <w:left w:type="dxa" w:w="90"/>
+              <w:bottom w:type="dxa" w:w="50"/>
+              <w:right w:type="dxa" w:w="90"/>
+            </w:tcMar>
+            <w:vAlign w:val="center"/>
+          </w:tcPr>
+          <w:p>
+            <w:pPr>
+              <w:spacing w:after="0" w:before="0"/>
+              <w:jc w:val="center"/>
+            </w:pPr>
+            <w:r>
+              <w:rPr>
+                <w:rFonts w:ascii="Yu Gothic" w:eastAsia="Yu Gothic" w:hAnsi="Yu Gothic"/>
+                <w:sz w:val="19"/>
+                <w:szCs w:val="19"/>
+              </w:rPr>
+              <w:t xml:space="preserve">25</w:t>
+            </w:r>
+          </w:p>
+        </w:tc>
+        <w:tc>
+          <w:tcPr>
+            <w:tcW w:type="dxa" w:w="5780"/>
+            <w:tcBorders>
+              <w:top w:val="single" w:color="808080" w:sz="4"/>
+              <w:left w:val="single" w:color="808080" w:sz="4"/>
+              <w:bottom w:val="single" w:color="808080" w:sz="4"/>
+              <w:right w:val="single" w:color="808080" w:sz="4"/>
+            </w:tcBorders>
+            <w:tcMar>
+              <w:top w:type="dxa" w:w="50"/>
+              <w:left w:type="dxa" w:w="90"/>
+              <w:bottom w:type="dxa" w:w="50"/>
+              <w:right w:type="dxa" w:w="90"/>
+            </w:tcMar>
+            <w:vAlign w:val="center"/>
+          </w:tcPr>
+          <w:p>
+            <w:pPr>
+              <w:spacing w:after="0" w:before="0"/>
+            </w:pPr>
+            <w:r>
+              <w:rPr>
+                <w:rFonts w:ascii="Yu Gothic" w:eastAsia="Yu Gothic" w:hAnsi="Yu Gothic"/>
+                <w:sz w:val="19"/>
+                <w:szCs w:val="19"/>
+              </w:rPr>
+              <w:t xml:space="preserve">印刷した志願票と受験票を学校に提出した</w:t>
+            </w:r>
+          </w:p>
+        </w:tc>
+        <w:tc>
+          <w:tcPr>
+            <w:tcW w:type="dxa" w:w="2306"/>
+            <w:tcBorders>
+              <w:top w:val="single" w:color="808080" w:sz="4"/>
+              <w:left w:val="single" w:color="808080" w:sz="4"/>
+              <w:bottom w:val="single" w:color="808080" w:sz="4"/>
+              <w:right w:val="single" w:color="808080" w:sz="4"/>
+            </w:tcBorders>
+            <w:tcMar>
+              <w:top w:type="dxa" w:w="50"/>
+              <w:left w:type="dxa" w:w="90"/>
+              <w:bottom w:type="dxa" w:w="50"/>
+              <w:right w:type="dxa" w:w="90"/>
+            </w:tcMar>
+            <w:vAlign w:val="center"/>
+          </w:tcPr>
+          <w:p>
+            <w:pPr>
+              <w:spacing w:after="0" w:before="0"/>
+            </w:pPr>
+            <w:r>
+              <w:rPr>
+                <w:rFonts w:ascii="Yu Gothic" w:eastAsia="Yu Gothic" w:hAnsi="Yu Gothic"/>
+                <w:color w:val="555555"/>
+                <w:sz w:val="16"/>
+                <w:szCs w:val="16"/>
+              </w:rPr>
+              <w:t xml:space="preserve">12月11日（金）までに</w:t>
+            </w:r>
+          </w:p>
+        </w:tc>
+        <w:tc>
+          <w:tcPr>
+            <w:tcW w:type="dxa" w:w="800"/>
+            <w:tcBorders>
+              <w:top w:val="single" w:color="808080" w:sz="4"/>
+              <w:left w:val="single" w:color="808080" w:sz="4"/>
+              <w:bottom w:val="single" w:color="808080" w:sz="4"/>
+              <w:right w:val="single" w:color="808080" w:sz="4"/>
+            </w:tcBorders>
+            <w:tcMar>
+              <w:top w:type="dxa" w:w="50"/>
+              <w:left w:type="dxa" w:w="90"/>
+              <w:bottom w:type="dxa" w:w="50"/>
+              <w:right w:type="dxa" w:w="90"/>
+            </w:tcMar>
+            <w:vAlign w:val="center"/>
+          </w:tcPr>
+          <w:p>
+            <w:pPr>
+              <w:spacing w:after="0" w:before="0"/>
+              <w:jc w:val="center"/>
+            </w:pPr>
+            <w:r>
+              <w:rPr>
+                <w:rFonts w:ascii="Yu Gothic" w:eastAsia="Yu Gothic" w:hAnsi="Yu Gothic"/>
+                <w:sz w:val="24"/>
+                <w:szCs w:val="24"/>
+              </w:rPr>
+              <w:t xml:space="preserve">□</w:t>
+            </w:r>
+          </w:p>
+        </w:tc>
+        <w:tc>
+          <w:tcPr>
+            <w:tcW w:type="dxa" w:w="800"/>
+            <w:tcBorders>
+              <w:top w:val="single" w:color="808080" w:sz="4"/>
+              <w:left w:val="single" w:color="808080" w:sz="4"/>
+              <w:bottom w:val="single" w:color="808080" w:sz="4"/>
+              <w:right w:val="single" w:color="808080" w:sz="4"/>
+            </w:tcBorders>
+            <w:tcMar>
+              <w:top w:type="dxa" w:w="50"/>
+              <w:left w:type="dxa" w:w="90"/>
+              <w:bottom w:type="dxa" w:w="50"/>
+              <w:right w:type="dxa" w:w="90"/>
+            </w:tcMar>
+            <w:vAlign w:val="center"/>
+          </w:tcPr>
+          <w:p>
+            <w:pPr>
+              <w:spacing w:after="0" w:before="0"/>
+              <w:jc w:val="center"/>
+            </w:pPr>
+            <w:r>
+              <w:rPr>
+                <w:rFonts w:ascii="Yu Gothic" w:eastAsia="Yu Gothic" w:hAnsi="Yu Gothic"/>
+                <w:sz w:val="24"/>
+                <w:szCs w:val="24"/>
+              </w:rPr>
+              <w:t xml:space="preserve">□</w:t>
             </w:r>
           </w:p>
         </w:tc>
@@ -5925,7 +5925,7 @@
                 <w:sz w:val="19"/>
                 <w:szCs w:val="19"/>
               </w:rPr>
-              <w:t xml:space="preserve">受験票を印刷できる日を確認し、印刷した</w:t>
+              <w:t xml:space="preserve">受験番号・試験日・試験会場・集合時刻を確認し、メモした</w:t>
             </w:r>
           </w:p>
         </w:tc>
@@ -5957,7 +5957,7 @@
                 <w:sz w:val="16"/>
                 <w:szCs w:val="16"/>
               </w:rPr>
-              <w:t xml:space="preserve">用紙サイズ・カラーの指定に注意</w:t>
+              <w:t xml:space="preserve"/>
             </w:r>
           </w:p>
         </w:tc>
@@ -6089,7 +6089,7 @@
                 <w:sz w:val="19"/>
                 <w:szCs w:val="19"/>
               </w:rPr>
-              <w:t xml:space="preserve">受験番号・試験日・試験会場・集合時刻を確認した</w:t>
+              <w:t xml:space="preserve">提出する前に、志願票と受験票のコピーを取った（または写真を撮った）</w:t>
             </w:r>
           </w:p>
         </w:tc>
@@ -6121,7 +6121,7 @@
                 <w:sz w:val="16"/>
                 <w:szCs w:val="16"/>
               </w:rPr>
-              <w:t xml:space="preserve"/>
+              <w:t xml:space="preserve">控えとして保管</w:t>
             </w:r>
           </w:p>
         </w:tc>
@@ -6196,160 +6196,36 @@
         </w:trPr>
         <w:tc>
           <w:tcPr>
-            <w:tcW w:type="dxa" w:w="520"/>
-            <w:tcBorders>
-              <w:top w:val="single" w:color="808080" w:sz="4"/>
-              <w:left w:val="single" w:color="808080" w:sz="4"/>
-              <w:bottom w:val="single" w:color="808080" w:sz="4"/>
-              <w:right w:val="single" w:color="808080" w:sz="4"/>
-            </w:tcBorders>
-            <w:tcMar>
-              <w:top w:type="dxa" w:w="50"/>
-              <w:left w:type="dxa" w:w="90"/>
-              <w:bottom w:type="dxa" w:w="50"/>
-              <w:right w:type="dxa" w:w="90"/>
-            </w:tcMar>
-            <w:vAlign w:val="center"/>
-          </w:tcPr>
-          <w:p>
-            <w:pPr>
-              <w:spacing w:after="0" w:before="0"/>
-              <w:jc w:val="center"/>
-            </w:pPr>
-            <w:r>
-              <w:rPr>
-                <w:rFonts w:ascii="Yu Gothic" w:eastAsia="Yu Gothic" w:hAnsi="Yu Gothic"/>
-                <w:sz w:val="19"/>
-                <w:szCs w:val="19"/>
-              </w:rPr>
-              <w:t xml:space="preserve">28</w:t>
-            </w:r>
-          </w:p>
-        </w:tc>
-        <w:tc>
-          <w:tcPr>
-            <w:tcW w:type="dxa" w:w="5780"/>
-            <w:tcBorders>
-              <w:top w:val="single" w:color="808080" w:sz="4"/>
-              <w:left w:val="single" w:color="808080" w:sz="4"/>
-              <w:bottom w:val="single" w:color="808080" w:sz="4"/>
-              <w:right w:val="single" w:color="808080" w:sz="4"/>
-            </w:tcBorders>
-            <w:tcMar>
-              <w:top w:type="dxa" w:w="50"/>
-              <w:left w:type="dxa" w:w="90"/>
-              <w:bottom w:type="dxa" w:w="50"/>
-              <w:right w:type="dxa" w:w="90"/>
-            </w:tcMar>
-            <w:vAlign w:val="center"/>
-          </w:tcPr>
-          <w:p>
-            <w:pPr>
-              <w:spacing w:after="0" w:before="0"/>
-            </w:pPr>
-            <w:r>
-              <w:rPr>
-                <w:rFonts w:ascii="Yu Gothic" w:eastAsia="Yu Gothic" w:hAnsi="Yu Gothic"/>
-                <w:sz w:val="19"/>
-                <w:szCs w:val="19"/>
-              </w:rPr>
-              <w:t xml:space="preserve">受験票をなくさないように保管した（コピーも取った）</w:t>
-            </w:r>
-          </w:p>
-        </w:tc>
-        <w:tc>
-          <w:tcPr>
-            <w:tcW w:type="dxa" w:w="2306"/>
-            <w:tcBorders>
-              <w:top w:val="single" w:color="808080" w:sz="4"/>
-              <w:left w:val="single" w:color="808080" w:sz="4"/>
-              <w:bottom w:val="single" w:color="808080" w:sz="4"/>
-              <w:right w:val="single" w:color="808080" w:sz="4"/>
-            </w:tcBorders>
-            <w:tcMar>
-              <w:top w:type="dxa" w:w="50"/>
-              <w:left w:type="dxa" w:w="90"/>
-              <w:bottom w:type="dxa" w:w="50"/>
-              <w:right w:type="dxa" w:w="90"/>
-            </w:tcMar>
-            <w:vAlign w:val="center"/>
-          </w:tcPr>
-          <w:p>
-            <w:pPr>
-              <w:spacing w:after="0" w:before="0"/>
-            </w:pPr>
-            <w:r>
-              <w:rPr>
-                <w:rFonts w:ascii="Yu Gothic" w:eastAsia="Yu Gothic" w:hAnsi="Yu Gothic"/>
-                <w:color w:val="555555"/>
-                <w:sz w:val="16"/>
-                <w:szCs w:val="16"/>
-              </w:rPr>
-              <w:t xml:space="preserve"/>
-            </w:r>
-          </w:p>
-        </w:tc>
-        <w:tc>
-          <w:tcPr>
-            <w:tcW w:type="dxa" w:w="800"/>
-            <w:tcBorders>
-              <w:top w:val="single" w:color="808080" w:sz="4"/>
-              <w:left w:val="single" w:color="808080" w:sz="4"/>
-              <w:bottom w:val="single" w:color="808080" w:sz="4"/>
-              <w:right w:val="single" w:color="808080" w:sz="4"/>
-            </w:tcBorders>
-            <w:tcMar>
-              <w:top w:type="dxa" w:w="50"/>
-              <w:left w:type="dxa" w:w="90"/>
-              <w:bottom w:type="dxa" w:w="50"/>
-              <w:right w:type="dxa" w:w="90"/>
-            </w:tcMar>
-            <w:vAlign w:val="center"/>
-          </w:tcPr>
-          <w:p>
-            <w:pPr>
-              <w:spacing w:after="0" w:before="0"/>
-              <w:jc w:val="center"/>
-            </w:pPr>
-            <w:r>
-              <w:rPr>
-                <w:rFonts w:ascii="Yu Gothic" w:eastAsia="Yu Gothic" w:hAnsi="Yu Gothic"/>
-                <w:sz w:val="24"/>
-                <w:szCs w:val="24"/>
-              </w:rPr>
-              <w:t xml:space="preserve">□</w:t>
-            </w:r>
-          </w:p>
-        </w:tc>
-        <w:tc>
-          <w:tcPr>
-            <w:tcW w:type="dxa" w:w="800"/>
-            <w:tcBorders>
-              <w:top w:val="single" w:color="808080" w:sz="4"/>
-              <w:left w:val="single" w:color="808080" w:sz="4"/>
-              <w:bottom w:val="single" w:color="808080" w:sz="4"/>
-              <w:right w:val="single" w:color="808080" w:sz="4"/>
-            </w:tcBorders>
-            <w:tcMar>
-              <w:top w:type="dxa" w:w="50"/>
-              <w:left w:type="dxa" w:w="90"/>
-              <w:bottom w:type="dxa" w:w="50"/>
-              <w:right w:type="dxa" w:w="90"/>
-            </w:tcMar>
-            <w:vAlign w:val="center"/>
-          </w:tcPr>
-          <w:p>
-            <w:pPr>
-              <w:spacing w:after="0" w:before="0"/>
-              <w:jc w:val="center"/>
-            </w:pPr>
-            <w:r>
-              <w:rPr>
-                <w:rFonts w:ascii="Yu Gothic" w:eastAsia="Yu Gothic" w:hAnsi="Yu Gothic"/>
-                <w:sz w:val="24"/>
-                <w:szCs w:val="24"/>
-              </w:rPr>
-              <w:t xml:space="preserve">□</w:t>
+            <w:tcW w:type="dxa" w:w="10206"/>
+            <w:gridSpan w:val="5"/>
+            <w:tcBorders>
+              <w:top w:val="single" w:color="808080" w:sz="4"/>
+              <w:left w:val="single" w:color="808080" w:sz="4"/>
+              <w:bottom w:val="single" w:color="808080" w:sz="4"/>
+              <w:right w:val="single" w:color="808080" w:sz="4"/>
+            </w:tcBorders>
+            <w:shd w:fill="DDEBF7" w:color="auto" w:val="clear"/>
+            <w:tcMar>
+              <w:top w:type="dxa" w:w="50"/>
+              <w:left w:type="dxa" w:w="90"/>
+              <w:bottom w:type="dxa" w:w="50"/>
+              <w:right w:type="dxa" w:w="90"/>
+            </w:tcMar>
+            <w:vAlign w:val="center"/>
+          </w:tcPr>
+          <w:p>
+            <w:pPr>
+              <w:spacing w:after="0" w:before="0"/>
+            </w:pPr>
+            <w:r>
+              <w:rPr>
+                <w:rFonts w:ascii="Yu Gothic" w:eastAsia="Yu Gothic" w:hAnsi="Yu Gothic"/>
+                <w:b/>
+                <w:bCs/>
+                <w:sz w:val="21"/>
+                <w:szCs w:val="21"/>
+              </w:rPr>
+              <w:t xml:space="preserve">7　試験の前に　［試験日まで］</w:t>
             </w:r>
           </w:p>
         </w:tc>
@@ -6360,36 +6236,160 @@
         </w:trPr>
         <w:tc>
           <w:tcPr>
-            <w:tcW w:type="dxa" w:w="10206"/>
-            <w:gridSpan w:val="5"/>
-            <w:tcBorders>
-              <w:top w:val="single" w:color="808080" w:sz="4"/>
-              <w:left w:val="single" w:color="808080" w:sz="4"/>
-              <w:bottom w:val="single" w:color="808080" w:sz="4"/>
-              <w:right w:val="single" w:color="808080" w:sz="4"/>
-            </w:tcBorders>
-            <w:shd w:fill="DDEBF7" w:color="auto" w:val="clear"/>
-            <w:tcMar>
-              <w:top w:type="dxa" w:w="50"/>
-              <w:left w:type="dxa" w:w="90"/>
-              <w:bottom w:type="dxa" w:w="50"/>
-              <w:right w:type="dxa" w:w="90"/>
-            </w:tcMar>
-            <w:vAlign w:val="center"/>
-          </w:tcPr>
-          <w:p>
-            <w:pPr>
-              <w:spacing w:after="0" w:before="0"/>
-            </w:pPr>
-            <w:r>
-              <w:rPr>
-                <w:rFonts w:ascii="Yu Gothic" w:eastAsia="Yu Gothic" w:hAnsi="Yu Gothic"/>
-                <w:b/>
-                <w:bCs/>
-                <w:sz w:val="21"/>
-                <w:szCs w:val="21"/>
-              </w:rPr>
-              <w:t xml:space="preserve">8　試験の前に</w:t>
+            <w:tcW w:type="dxa" w:w="520"/>
+            <w:tcBorders>
+              <w:top w:val="single" w:color="808080" w:sz="4"/>
+              <w:left w:val="single" w:color="808080" w:sz="4"/>
+              <w:bottom w:val="single" w:color="808080" w:sz="4"/>
+              <w:right w:val="single" w:color="808080" w:sz="4"/>
+            </w:tcBorders>
+            <w:tcMar>
+              <w:top w:type="dxa" w:w="50"/>
+              <w:left w:type="dxa" w:w="90"/>
+              <w:bottom w:type="dxa" w:w="50"/>
+              <w:right w:type="dxa" w:w="90"/>
+            </w:tcMar>
+            <w:vAlign w:val="center"/>
+          </w:tcPr>
+          <w:p>
+            <w:pPr>
+              <w:spacing w:after="0" w:before="0"/>
+              <w:jc w:val="center"/>
+            </w:pPr>
+            <w:r>
+              <w:rPr>
+                <w:rFonts w:ascii="Yu Gothic" w:eastAsia="Yu Gothic" w:hAnsi="Yu Gothic"/>
+                <w:sz w:val="19"/>
+                <w:szCs w:val="19"/>
+              </w:rPr>
+              <w:t xml:space="preserve">28</w:t>
+            </w:r>
+          </w:p>
+        </w:tc>
+        <w:tc>
+          <w:tcPr>
+            <w:tcW w:type="dxa" w:w="5780"/>
+            <w:tcBorders>
+              <w:top w:val="single" w:color="808080" w:sz="4"/>
+              <w:left w:val="single" w:color="808080" w:sz="4"/>
+              <w:bottom w:val="single" w:color="808080" w:sz="4"/>
+              <w:right w:val="single" w:color="808080" w:sz="4"/>
+            </w:tcBorders>
+            <w:tcMar>
+              <w:top w:type="dxa" w:w="50"/>
+              <w:left w:type="dxa" w:w="90"/>
+              <w:bottom w:type="dxa" w:w="50"/>
+              <w:right w:type="dxa" w:w="90"/>
+            </w:tcMar>
+            <w:vAlign w:val="center"/>
+          </w:tcPr>
+          <w:p>
+            <w:pPr>
+              <w:spacing w:after="0" w:before="0"/>
+            </w:pPr>
+            <w:r>
+              <w:rPr>
+                <w:rFonts w:ascii="Yu Gothic" w:eastAsia="Yu Gothic" w:hAnsi="Yu Gothic"/>
+                <w:sz w:val="19"/>
+                <w:szCs w:val="19"/>
+              </w:rPr>
+              <w:t xml:space="preserve">受験票の受け取り方と保管の仕方を確認した</w:t>
+            </w:r>
+          </w:p>
+        </w:tc>
+        <w:tc>
+          <w:tcPr>
+            <w:tcW w:type="dxa" w:w="2306"/>
+            <w:tcBorders>
+              <w:top w:val="single" w:color="808080" w:sz="4"/>
+              <w:left w:val="single" w:color="808080" w:sz="4"/>
+              <w:bottom w:val="single" w:color="808080" w:sz="4"/>
+              <w:right w:val="single" w:color="808080" w:sz="4"/>
+            </w:tcBorders>
+            <w:tcMar>
+              <w:top w:type="dxa" w:w="50"/>
+              <w:left w:type="dxa" w:w="90"/>
+              <w:bottom w:type="dxa" w:w="50"/>
+              <w:right w:type="dxa" w:w="90"/>
+            </w:tcMar>
+            <w:vAlign w:val="center"/>
+          </w:tcPr>
+          <w:p>
+            <w:pPr>
+              <w:spacing w:after="0" w:before="0"/>
+            </w:pPr>
+            <w:r>
+              <w:rPr>
+                <w:rFonts w:ascii="Yu Gothic" w:eastAsia="Yu Gothic" w:hAnsi="Yu Gothic"/>
+                <w:color w:val="555555"/>
+                <w:sz w:val="16"/>
+                <w:szCs w:val="16"/>
+              </w:rPr>
+              <w:t xml:space="preserve">学校の指示に従う</w:t>
+            </w:r>
+          </w:p>
+        </w:tc>
+        <w:tc>
+          <w:tcPr>
+            <w:tcW w:type="dxa" w:w="800"/>
+            <w:tcBorders>
+              <w:top w:val="single" w:color="808080" w:sz="4"/>
+              <w:left w:val="single" w:color="808080" w:sz="4"/>
+              <w:bottom w:val="single" w:color="808080" w:sz="4"/>
+              <w:right w:val="single" w:color="808080" w:sz="4"/>
+            </w:tcBorders>
+            <w:tcMar>
+              <w:top w:type="dxa" w:w="50"/>
+              <w:left w:type="dxa" w:w="90"/>
+              <w:bottom w:type="dxa" w:w="50"/>
+              <w:right w:type="dxa" w:w="90"/>
+            </w:tcMar>
+            <w:vAlign w:val="center"/>
+          </w:tcPr>
+          <w:p>
+            <w:pPr>
+              <w:spacing w:after="0" w:before="0"/>
+              <w:jc w:val="center"/>
+            </w:pPr>
+            <w:r>
+              <w:rPr>
+                <w:rFonts w:ascii="Yu Gothic" w:eastAsia="Yu Gothic" w:hAnsi="Yu Gothic"/>
+                <w:sz w:val="24"/>
+                <w:szCs w:val="24"/>
+              </w:rPr>
+              <w:t xml:space="preserve">□</w:t>
+            </w:r>
+          </w:p>
+        </w:tc>
+        <w:tc>
+          <w:tcPr>
+            <w:tcW w:type="dxa" w:w="800"/>
+            <w:tcBorders>
+              <w:top w:val="single" w:color="808080" w:sz="4"/>
+              <w:left w:val="single" w:color="808080" w:sz="4"/>
+              <w:bottom w:val="single" w:color="808080" w:sz="4"/>
+              <w:right w:val="single" w:color="808080" w:sz="4"/>
+            </w:tcBorders>
+            <w:tcMar>
+              <w:top w:type="dxa" w:w="50"/>
+              <w:left w:type="dxa" w:w="90"/>
+              <w:bottom w:type="dxa" w:w="50"/>
+              <w:right w:type="dxa" w:w="90"/>
+            </w:tcMar>
+            <w:vAlign w:val="center"/>
+          </w:tcPr>
+          <w:p>
+            <w:pPr>
+              <w:spacing w:after="0" w:before="0"/>
+              <w:jc w:val="center"/>
+            </w:pPr>
+            <w:r>
+              <w:rPr>
+                <w:rFonts w:ascii="Yu Gothic" w:eastAsia="Yu Gothic" w:hAnsi="Yu Gothic"/>
+                <w:sz w:val="24"/>
+                <w:szCs w:val="24"/>
+              </w:rPr>
+              <w:t xml:space="preserve">□</w:t>
             </w:r>
           </w:p>
         </w:tc>

--- a/output/私立高校_Web出願チェックシート.docx
+++ b/output/私立高校_Web出願チェックシート.docx
@@ -30,7 +30,7 @@
           <w:sz w:val="17"/>
           <w:szCs w:val="17"/>
         </w:rPr>
-        <w:t xml:space="preserve">長崎県・中学3年生用　できたら「生徒」欄に✓、先生が確認したら「先生」欄に✓。日付は本校の出願日程です。入力の細かい方法は、各高校の募集要項とインターネット出願マニュアルで確認しましょう。</w:t>
+        <w:t xml:space="preserve">長崎県・中学3年生用　できたら「生徒」欄に✓、先生が確認したら「先生」欄に✓。日付は本校の出願日程です（ほとんどの高校はこの日程です）。出願期間が違う高校は、担当の先生の指示に従いましょう。入力の細かい方法は、各高校の募集要項とインターネット出願マニュアルで確認しましょう。</w:t>
       </w:r>
     </w:p>
     <w:tbl>
@@ -3141,7 +3141,7 @@
                 <w:sz w:val="19"/>
                 <w:szCs w:val="19"/>
               </w:rPr>
-              <w:t xml:space="preserve">手書きの下書き用紙に、入力する内容をすべて書いた</w:t>
+              <w:t xml:space="preserve">受験校の出願期間が、本校の日程（12月4日〜10日に出願）と合っているか確認した</w:t>
             </w:r>
           </w:p>
         </w:tc>
@@ -3173,7 +3173,7 @@
                 <w:sz w:val="16"/>
                 <w:szCs w:val="16"/>
               </w:rPr>
-              <w:t xml:space="preserve">11月20日に確認した住所を見て書く</w:t>
+              <w:t xml:space="preserve">違う場合は担当の先生の指示に従う</w:t>
             </w:r>
           </w:p>
         </w:tc>
@@ -3305,7 +3305,7 @@
                 <w:sz w:val="19"/>
                 <w:szCs w:val="19"/>
               </w:rPr>
-              <w:t xml:space="preserve">下書きを家に持ち帰り、保護者に見せて、12月1〜3日の予定を伝えた</w:t>
+              <w:t xml:space="preserve">手書きの下書き用紙に、入力する内容をすべて書いた</w:t>
             </w:r>
           </w:p>
         </w:tc>
@@ -3337,7 +3337,7 @@
                 <w:sz w:val="16"/>
                 <w:szCs w:val="16"/>
               </w:rPr>
-              <w:t xml:space="preserve"/>
+              <w:t xml:space="preserve">11月20日に確認した住所を見て書く</w:t>
             </w:r>
           </w:p>
         </w:tc>
@@ -3412,36 +3412,160 @@
         </w:trPr>
         <w:tc>
           <w:tcPr>
-            <w:tcW w:type="dxa" w:w="10206"/>
-            <w:gridSpan w:val="5"/>
-            <w:tcBorders>
-              <w:top w:val="single" w:color="808080" w:sz="4"/>
-              <w:left w:val="single" w:color="808080" w:sz="4"/>
-              <w:bottom w:val="single" w:color="808080" w:sz="4"/>
-              <w:right w:val="single" w:color="808080" w:sz="4"/>
-            </w:tcBorders>
-            <w:shd w:fill="DDEBF7" w:color="auto" w:val="clear"/>
-            <w:tcMar>
-              <w:top w:type="dxa" w:w="50"/>
-              <w:left w:type="dxa" w:w="90"/>
-              <w:bottom w:type="dxa" w:w="50"/>
-              <w:right w:type="dxa" w:w="90"/>
-            </w:tcMar>
-            <w:vAlign w:val="center"/>
-          </w:tcPr>
-          <w:p>
-            <w:pPr>
-              <w:spacing w:after="0" w:before="0"/>
-            </w:pPr>
-            <w:r>
-              <w:rPr>
-                <w:rFonts w:ascii="Yu Gothic" w:eastAsia="Yu Gothic" w:hAnsi="Yu Gothic"/>
-                <w:b/>
-                <w:bCs/>
-                <w:sz w:val="21"/>
-                <w:szCs w:val="21"/>
-              </w:rPr>
-              <w:t xml:space="preserve">3　家庭でオンラインの下書きをする　［12月1日（火）〜3日（木）］</w:t>
+            <w:tcW w:type="dxa" w:w="520"/>
+            <w:tcBorders>
+              <w:top w:val="single" w:color="808080" w:sz="4"/>
+              <w:left w:val="single" w:color="808080" w:sz="4"/>
+              <w:bottom w:val="single" w:color="808080" w:sz="4"/>
+              <w:right w:val="single" w:color="808080" w:sz="4"/>
+            </w:tcBorders>
+            <w:tcMar>
+              <w:top w:type="dxa" w:w="50"/>
+              <w:left w:type="dxa" w:w="90"/>
+              <w:bottom w:type="dxa" w:w="50"/>
+              <w:right w:type="dxa" w:w="90"/>
+            </w:tcMar>
+            <w:vAlign w:val="center"/>
+          </w:tcPr>
+          <w:p>
+            <w:pPr>
+              <w:spacing w:after="0" w:before="0"/>
+              <w:jc w:val="center"/>
+            </w:pPr>
+            <w:r>
+              <w:rPr>
+                <w:rFonts w:ascii="Yu Gothic" w:eastAsia="Yu Gothic" w:hAnsi="Yu Gothic"/>
+                <w:sz w:val="19"/>
+                <w:szCs w:val="19"/>
+              </w:rPr>
+              <w:t xml:space="preserve">12</w:t>
+            </w:r>
+          </w:p>
+        </w:tc>
+        <w:tc>
+          <w:tcPr>
+            <w:tcW w:type="dxa" w:w="5780"/>
+            <w:tcBorders>
+              <w:top w:val="single" w:color="808080" w:sz="4"/>
+              <w:left w:val="single" w:color="808080" w:sz="4"/>
+              <w:bottom w:val="single" w:color="808080" w:sz="4"/>
+              <w:right w:val="single" w:color="808080" w:sz="4"/>
+            </w:tcBorders>
+            <w:tcMar>
+              <w:top w:type="dxa" w:w="50"/>
+              <w:left w:type="dxa" w:w="90"/>
+              <w:bottom w:type="dxa" w:w="50"/>
+              <w:right w:type="dxa" w:w="90"/>
+            </w:tcMar>
+            <w:vAlign w:val="center"/>
+          </w:tcPr>
+          <w:p>
+            <w:pPr>
+              <w:spacing w:after="0" w:before="0"/>
+            </w:pPr>
+            <w:r>
+              <w:rPr>
+                <w:rFonts w:ascii="Yu Gothic" w:eastAsia="Yu Gothic" w:hAnsi="Yu Gothic"/>
+                <w:sz w:val="19"/>
+                <w:szCs w:val="19"/>
+              </w:rPr>
+              <w:t xml:space="preserve">下書きを家に持ち帰り、保護者に見せて、12月1〜3日の予定を伝えた</w:t>
+            </w:r>
+          </w:p>
+        </w:tc>
+        <w:tc>
+          <w:tcPr>
+            <w:tcW w:type="dxa" w:w="2306"/>
+            <w:tcBorders>
+              <w:top w:val="single" w:color="808080" w:sz="4"/>
+              <w:left w:val="single" w:color="808080" w:sz="4"/>
+              <w:bottom w:val="single" w:color="808080" w:sz="4"/>
+              <w:right w:val="single" w:color="808080" w:sz="4"/>
+            </w:tcBorders>
+            <w:tcMar>
+              <w:top w:type="dxa" w:w="50"/>
+              <w:left w:type="dxa" w:w="90"/>
+              <w:bottom w:type="dxa" w:w="50"/>
+              <w:right w:type="dxa" w:w="90"/>
+            </w:tcMar>
+            <w:vAlign w:val="center"/>
+          </w:tcPr>
+          <w:p>
+            <w:pPr>
+              <w:spacing w:after="0" w:before="0"/>
+            </w:pPr>
+            <w:r>
+              <w:rPr>
+                <w:rFonts w:ascii="Yu Gothic" w:eastAsia="Yu Gothic" w:hAnsi="Yu Gothic"/>
+                <w:color w:val="555555"/>
+                <w:sz w:val="16"/>
+                <w:szCs w:val="16"/>
+              </w:rPr>
+              <w:t xml:space="preserve"/>
+            </w:r>
+          </w:p>
+        </w:tc>
+        <w:tc>
+          <w:tcPr>
+            <w:tcW w:type="dxa" w:w="800"/>
+            <w:tcBorders>
+              <w:top w:val="single" w:color="808080" w:sz="4"/>
+              <w:left w:val="single" w:color="808080" w:sz="4"/>
+              <w:bottom w:val="single" w:color="808080" w:sz="4"/>
+              <w:right w:val="single" w:color="808080" w:sz="4"/>
+            </w:tcBorders>
+            <w:tcMar>
+              <w:top w:type="dxa" w:w="50"/>
+              <w:left w:type="dxa" w:w="90"/>
+              <w:bottom w:type="dxa" w:w="50"/>
+              <w:right w:type="dxa" w:w="90"/>
+            </w:tcMar>
+            <w:vAlign w:val="center"/>
+          </w:tcPr>
+          <w:p>
+            <w:pPr>
+              <w:spacing w:after="0" w:before="0"/>
+              <w:jc w:val="center"/>
+            </w:pPr>
+            <w:r>
+              <w:rPr>
+                <w:rFonts w:ascii="Yu Gothic" w:eastAsia="Yu Gothic" w:hAnsi="Yu Gothic"/>
+                <w:sz w:val="24"/>
+                <w:szCs w:val="24"/>
+              </w:rPr>
+              <w:t xml:space="preserve">□</w:t>
+            </w:r>
+          </w:p>
+        </w:tc>
+        <w:tc>
+          <w:tcPr>
+            <w:tcW w:type="dxa" w:w="800"/>
+            <w:tcBorders>
+              <w:top w:val="single" w:color="808080" w:sz="4"/>
+              <w:left w:val="single" w:color="808080" w:sz="4"/>
+              <w:bottom w:val="single" w:color="808080" w:sz="4"/>
+              <w:right w:val="single" w:color="808080" w:sz="4"/>
+            </w:tcBorders>
+            <w:tcMar>
+              <w:top w:type="dxa" w:w="50"/>
+              <w:left w:type="dxa" w:w="90"/>
+              <w:bottom w:type="dxa" w:w="50"/>
+              <w:right w:type="dxa" w:w="90"/>
+            </w:tcMar>
+            <w:vAlign w:val="center"/>
+          </w:tcPr>
+          <w:p>
+            <w:pPr>
+              <w:spacing w:after="0" w:before="0"/>
+              <w:jc w:val="center"/>
+            </w:pPr>
+            <w:r>
+              <w:rPr>
+                <w:rFonts w:ascii="Yu Gothic" w:eastAsia="Yu Gothic" w:hAnsi="Yu Gothic"/>
+                <w:sz w:val="24"/>
+                <w:szCs w:val="24"/>
+              </w:rPr>
+              <w:t xml:space="preserve">□</w:t>
             </w:r>
           </w:p>
         </w:tc>
@@ -3452,160 +3576,36 @@
         </w:trPr>
         <w:tc>
           <w:tcPr>
-            <w:tcW w:type="dxa" w:w="520"/>
-            <w:tcBorders>
-              <w:top w:val="single" w:color="808080" w:sz="4"/>
-              <w:left w:val="single" w:color="808080" w:sz="4"/>
-              <w:bottom w:val="single" w:color="808080" w:sz="4"/>
-              <w:right w:val="single" w:color="808080" w:sz="4"/>
-            </w:tcBorders>
-            <w:tcMar>
-              <w:top w:type="dxa" w:w="50"/>
-              <w:left w:type="dxa" w:w="90"/>
-              <w:bottom w:type="dxa" w:w="50"/>
-              <w:right w:type="dxa" w:w="90"/>
-            </w:tcMar>
-            <w:vAlign w:val="center"/>
-          </w:tcPr>
-          <w:p>
-            <w:pPr>
-              <w:spacing w:after="0" w:before="0"/>
-              <w:jc w:val="center"/>
-            </w:pPr>
-            <w:r>
-              <w:rPr>
-                <w:rFonts w:ascii="Yu Gothic" w:eastAsia="Yu Gothic" w:hAnsi="Yu Gothic"/>
-                <w:sz w:val="19"/>
-                <w:szCs w:val="19"/>
-              </w:rPr>
-              <w:t xml:space="preserve">12</w:t>
-            </w:r>
-          </w:p>
-        </w:tc>
-        <w:tc>
-          <w:tcPr>
-            <w:tcW w:type="dxa" w:w="5780"/>
-            <w:tcBorders>
-              <w:top w:val="single" w:color="808080" w:sz="4"/>
-              <w:left w:val="single" w:color="808080" w:sz="4"/>
-              <w:bottom w:val="single" w:color="808080" w:sz="4"/>
-              <w:right w:val="single" w:color="808080" w:sz="4"/>
-            </w:tcBorders>
-            <w:tcMar>
-              <w:top w:type="dxa" w:w="50"/>
-              <w:left w:type="dxa" w:w="90"/>
-              <w:bottom w:type="dxa" w:w="50"/>
-              <w:right w:type="dxa" w:w="90"/>
-            </w:tcMar>
-            <w:vAlign w:val="center"/>
-          </w:tcPr>
-          <w:p>
-            <w:pPr>
-              <w:spacing w:after="0" w:before="0"/>
-            </w:pPr>
-            <w:r>
-              <w:rPr>
-                <w:rFonts w:ascii="Yu Gothic" w:eastAsia="Yu Gothic" w:hAnsi="Yu Gothic"/>
-                <w:sz w:val="19"/>
-                <w:szCs w:val="19"/>
-              </w:rPr>
-              <w:t xml:space="preserve">出願サイトからのメールを受け取れるように、受信設定をした</w:t>
-            </w:r>
-          </w:p>
-        </w:tc>
-        <w:tc>
-          <w:tcPr>
-            <w:tcW w:type="dxa" w:w="2306"/>
-            <w:tcBorders>
-              <w:top w:val="single" w:color="808080" w:sz="4"/>
-              <w:left w:val="single" w:color="808080" w:sz="4"/>
-              <w:bottom w:val="single" w:color="808080" w:sz="4"/>
-              <w:right w:val="single" w:color="808080" w:sz="4"/>
-            </w:tcBorders>
-            <w:tcMar>
-              <w:top w:type="dxa" w:w="50"/>
-              <w:left w:type="dxa" w:w="90"/>
-              <w:bottom w:type="dxa" w:w="50"/>
-              <w:right w:type="dxa" w:w="90"/>
-            </w:tcMar>
-            <w:vAlign w:val="center"/>
-          </w:tcPr>
-          <w:p>
-            <w:pPr>
-              <w:spacing w:after="0" w:before="0"/>
-            </w:pPr>
-            <w:r>
-              <w:rPr>
-                <w:rFonts w:ascii="Yu Gothic" w:eastAsia="Yu Gothic" w:hAnsi="Yu Gothic"/>
-                <w:color w:val="555555"/>
-                <w:sz w:val="16"/>
-                <w:szCs w:val="16"/>
-              </w:rPr>
-              <w:t xml:space="preserve">迷惑メール設定に注意</w:t>
-            </w:r>
-          </w:p>
-        </w:tc>
-        <w:tc>
-          <w:tcPr>
-            <w:tcW w:type="dxa" w:w="800"/>
-            <w:tcBorders>
-              <w:top w:val="single" w:color="808080" w:sz="4"/>
-              <w:left w:val="single" w:color="808080" w:sz="4"/>
-              <w:bottom w:val="single" w:color="808080" w:sz="4"/>
-              <w:right w:val="single" w:color="808080" w:sz="4"/>
-            </w:tcBorders>
-            <w:tcMar>
-              <w:top w:type="dxa" w:w="50"/>
-              <w:left w:type="dxa" w:w="90"/>
-              <w:bottom w:type="dxa" w:w="50"/>
-              <w:right w:type="dxa" w:w="90"/>
-            </w:tcMar>
-            <w:vAlign w:val="center"/>
-          </w:tcPr>
-          <w:p>
-            <w:pPr>
-              <w:spacing w:after="0" w:before="0"/>
-              <w:jc w:val="center"/>
-            </w:pPr>
-            <w:r>
-              <w:rPr>
-                <w:rFonts w:ascii="Yu Gothic" w:eastAsia="Yu Gothic" w:hAnsi="Yu Gothic"/>
-                <w:sz w:val="24"/>
-                <w:szCs w:val="24"/>
-              </w:rPr>
-              <w:t xml:space="preserve">□</w:t>
-            </w:r>
-          </w:p>
-        </w:tc>
-        <w:tc>
-          <w:tcPr>
-            <w:tcW w:type="dxa" w:w="800"/>
-            <w:tcBorders>
-              <w:top w:val="single" w:color="808080" w:sz="4"/>
-              <w:left w:val="single" w:color="808080" w:sz="4"/>
-              <w:bottom w:val="single" w:color="808080" w:sz="4"/>
-              <w:right w:val="single" w:color="808080" w:sz="4"/>
-            </w:tcBorders>
-            <w:tcMar>
-              <w:top w:type="dxa" w:w="50"/>
-              <w:left w:type="dxa" w:w="90"/>
-              <w:bottom w:type="dxa" w:w="50"/>
-              <w:right w:type="dxa" w:w="90"/>
-            </w:tcMar>
-            <w:vAlign w:val="center"/>
-          </w:tcPr>
-          <w:p>
-            <w:pPr>
-              <w:spacing w:after="0" w:before="0"/>
-              <w:jc w:val="center"/>
-            </w:pPr>
-            <w:r>
-              <w:rPr>
-                <w:rFonts w:ascii="Yu Gothic" w:eastAsia="Yu Gothic" w:hAnsi="Yu Gothic"/>
-                <w:sz w:val="24"/>
-                <w:szCs w:val="24"/>
-              </w:rPr>
-              <w:t xml:space="preserve">□</w:t>
+            <w:tcW w:type="dxa" w:w="10206"/>
+            <w:gridSpan w:val="5"/>
+            <w:tcBorders>
+              <w:top w:val="single" w:color="808080" w:sz="4"/>
+              <w:left w:val="single" w:color="808080" w:sz="4"/>
+              <w:bottom w:val="single" w:color="808080" w:sz="4"/>
+              <w:right w:val="single" w:color="808080" w:sz="4"/>
+            </w:tcBorders>
+            <w:shd w:fill="DDEBF7" w:color="auto" w:val="clear"/>
+            <w:tcMar>
+              <w:top w:type="dxa" w:w="50"/>
+              <w:left w:type="dxa" w:w="90"/>
+              <w:bottom w:type="dxa" w:w="50"/>
+              <w:right w:type="dxa" w:w="90"/>
+            </w:tcMar>
+            <w:vAlign w:val="center"/>
+          </w:tcPr>
+          <w:p>
+            <w:pPr>
+              <w:spacing w:after="0" w:before="0"/>
+            </w:pPr>
+            <w:r>
+              <w:rPr>
+                <w:rFonts w:ascii="Yu Gothic" w:eastAsia="Yu Gothic" w:hAnsi="Yu Gothic"/>
+                <w:b/>
+                <w:bCs/>
+                <w:sz w:val="21"/>
+                <w:szCs w:val="21"/>
+              </w:rPr>
+              <w:t xml:space="preserve">3　家庭でオンラインの下書きをする　［12月1日（火）〜3日（木）］</w:t>
             </w:r>
           </w:p>
         </w:tc>
@@ -3673,7 +3673,7 @@
                 <w:sz w:val="19"/>
                 <w:szCs w:val="19"/>
               </w:rPr>
-              <w:t xml:space="preserve">出願サイトで利用者登録をし、IDとパスワードを控えた</w:t>
+              <w:t xml:space="preserve">出願サイトからのメールを受け取れるように、受信設定をした</w:t>
             </w:r>
           </w:p>
         </w:tc>
@@ -3705,7 +3705,7 @@
                 <w:sz w:val="16"/>
                 <w:szCs w:val="16"/>
               </w:rPr>
-              <w:t xml:space="preserve"/>
+              <w:t xml:space="preserve">迷惑メール設定に注意</w:t>
             </w:r>
           </w:p>
         </w:tc>
@@ -3837,7 +3837,7 @@
                 <w:sz w:val="19"/>
                 <w:szCs w:val="19"/>
               </w:rPr>
-              <w:t xml:space="preserve">手書きの下書きを見ながら、保護者と一緒に出願内容を入力した</w:t>
+              <w:t xml:space="preserve">出願サイトで利用者登録をし、IDとパスワードを控えた</w:t>
             </w:r>
           </w:p>
         </w:tc>
@@ -3869,7 +3869,7 @@
                 <w:sz w:val="16"/>
                 <w:szCs w:val="16"/>
               </w:rPr>
-              <w:t xml:space="preserve">まだ出願を確定しない</w:t>
+              <w:t xml:space="preserve"/>
             </w:r>
           </w:p>
         </w:tc>
@@ -4001,7 +4001,7 @@
                 <w:sz w:val="19"/>
                 <w:szCs w:val="19"/>
               </w:rPr>
-              <w:t xml:space="preserve">顔写真のデータを用意してアップロードした</w:t>
+              <w:t xml:space="preserve">手書きの下書きを見ながら、保護者と一緒に出願内容を入力した</w:t>
             </w:r>
           </w:p>
         </w:tc>
@@ -4033,7 +4033,7 @@
                 <w:sz w:val="16"/>
                 <w:szCs w:val="16"/>
               </w:rPr>
-              <w:t xml:space="preserve">撮影時期・服装・背景は要項どおり</w:t>
+              <w:t xml:space="preserve">まだ出願を確定しない</w:t>
             </w:r>
           </w:p>
         </w:tc>
@@ -4165,7 +4165,7 @@
                 <w:sz w:val="19"/>
                 <w:szCs w:val="19"/>
               </w:rPr>
-              <w:t xml:space="preserve">入力した内容（下書き）を印刷した</w:t>
+              <w:t xml:space="preserve">用意してある顔写真のデータをアップロードした</w:t>
             </w:r>
           </w:p>
         </w:tc>
@@ -4197,7 +4197,7 @@
                 <w:sz w:val="16"/>
                 <w:szCs w:val="16"/>
               </w:rPr>
-              <w:t xml:space="preserve">自宅で印刷できない場合はコンビニのプリントを使う</w:t>
+              <w:t xml:space="preserve"/>
             </w:r>
           </w:p>
         </w:tc>
@@ -4272,36 +4272,160 @@
         </w:trPr>
         <w:tc>
           <w:tcPr>
-            <w:tcW w:type="dxa" w:w="10206"/>
-            <w:gridSpan w:val="5"/>
-            <w:tcBorders>
-              <w:top w:val="single" w:color="808080" w:sz="4"/>
-              <w:left w:val="single" w:color="808080" w:sz="4"/>
-              <w:bottom w:val="single" w:color="808080" w:sz="4"/>
-              <w:right w:val="single" w:color="808080" w:sz="4"/>
-            </w:tcBorders>
-            <w:shd w:fill="DDEBF7" w:color="auto" w:val="clear"/>
-            <w:tcMar>
-              <w:top w:type="dxa" w:w="50"/>
-              <w:left w:type="dxa" w:w="90"/>
-              <w:bottom w:type="dxa" w:w="50"/>
-              <w:right w:type="dxa" w:w="90"/>
-            </w:tcMar>
-            <w:vAlign w:val="center"/>
-          </w:tcPr>
-          <w:p>
-            <w:pPr>
-              <w:spacing w:after="0" w:before="0"/>
-            </w:pPr>
-            <w:r>
-              <w:rPr>
-                <w:rFonts w:ascii="Yu Gothic" w:eastAsia="Yu Gothic" w:hAnsi="Yu Gothic"/>
-                <w:b/>
-                <w:bCs/>
-                <w:sz w:val="21"/>
-                <w:szCs w:val="21"/>
-              </w:rPr>
-              <w:t xml:space="preserve">4　下書きのチェックを受ける　［12月4日（金）］</w:t>
+            <w:tcW w:type="dxa" w:w="520"/>
+            <w:tcBorders>
+              <w:top w:val="single" w:color="808080" w:sz="4"/>
+              <w:left w:val="single" w:color="808080" w:sz="4"/>
+              <w:bottom w:val="single" w:color="808080" w:sz="4"/>
+              <w:right w:val="single" w:color="808080" w:sz="4"/>
+            </w:tcBorders>
+            <w:tcMar>
+              <w:top w:type="dxa" w:w="50"/>
+              <w:left w:type="dxa" w:w="90"/>
+              <w:bottom w:type="dxa" w:w="50"/>
+              <w:right w:type="dxa" w:w="90"/>
+            </w:tcMar>
+            <w:vAlign w:val="center"/>
+          </w:tcPr>
+          <w:p>
+            <w:pPr>
+              <w:spacing w:after="0" w:before="0"/>
+              <w:jc w:val="center"/>
+            </w:pPr>
+            <w:r>
+              <w:rPr>
+                <w:rFonts w:ascii="Yu Gothic" w:eastAsia="Yu Gothic" w:hAnsi="Yu Gothic"/>
+                <w:sz w:val="19"/>
+                <w:szCs w:val="19"/>
+              </w:rPr>
+              <w:t xml:space="preserve">17</w:t>
+            </w:r>
+          </w:p>
+        </w:tc>
+        <w:tc>
+          <w:tcPr>
+            <w:tcW w:type="dxa" w:w="5780"/>
+            <w:tcBorders>
+              <w:top w:val="single" w:color="808080" w:sz="4"/>
+              <w:left w:val="single" w:color="808080" w:sz="4"/>
+              <w:bottom w:val="single" w:color="808080" w:sz="4"/>
+              <w:right w:val="single" w:color="808080" w:sz="4"/>
+            </w:tcBorders>
+            <w:tcMar>
+              <w:top w:type="dxa" w:w="50"/>
+              <w:left w:type="dxa" w:w="90"/>
+              <w:bottom w:type="dxa" w:w="50"/>
+              <w:right w:type="dxa" w:w="90"/>
+            </w:tcMar>
+            <w:vAlign w:val="center"/>
+          </w:tcPr>
+          <w:p>
+            <w:pPr>
+              <w:spacing w:after="0" w:before="0"/>
+            </w:pPr>
+            <w:r>
+              <w:rPr>
+                <w:rFonts w:ascii="Yu Gothic" w:eastAsia="Yu Gothic" w:hAnsi="Yu Gothic"/>
+                <w:sz w:val="19"/>
+                <w:szCs w:val="19"/>
+              </w:rPr>
+              <w:t xml:space="preserve">入力した内容（下書き）を印刷した</w:t>
+            </w:r>
+          </w:p>
+        </w:tc>
+        <w:tc>
+          <w:tcPr>
+            <w:tcW w:type="dxa" w:w="2306"/>
+            <w:tcBorders>
+              <w:top w:val="single" w:color="808080" w:sz="4"/>
+              <w:left w:val="single" w:color="808080" w:sz="4"/>
+              <w:bottom w:val="single" w:color="808080" w:sz="4"/>
+              <w:right w:val="single" w:color="808080" w:sz="4"/>
+            </w:tcBorders>
+            <w:tcMar>
+              <w:top w:type="dxa" w:w="50"/>
+              <w:left w:type="dxa" w:w="90"/>
+              <w:bottom w:type="dxa" w:w="50"/>
+              <w:right w:type="dxa" w:w="90"/>
+            </w:tcMar>
+            <w:vAlign w:val="center"/>
+          </w:tcPr>
+          <w:p>
+            <w:pPr>
+              <w:spacing w:after="0" w:before="0"/>
+            </w:pPr>
+            <w:r>
+              <w:rPr>
+                <w:rFonts w:ascii="Yu Gothic" w:eastAsia="Yu Gothic" w:hAnsi="Yu Gothic"/>
+                <w:color w:val="555555"/>
+                <w:sz w:val="16"/>
+                <w:szCs w:val="16"/>
+              </w:rPr>
+              <w:t xml:space="preserve">自宅で印刷できない場合はコンビニのプリントを使う</w:t>
+            </w:r>
+          </w:p>
+        </w:tc>
+        <w:tc>
+          <w:tcPr>
+            <w:tcW w:type="dxa" w:w="800"/>
+            <w:tcBorders>
+              <w:top w:val="single" w:color="808080" w:sz="4"/>
+              <w:left w:val="single" w:color="808080" w:sz="4"/>
+              <w:bottom w:val="single" w:color="808080" w:sz="4"/>
+              <w:right w:val="single" w:color="808080" w:sz="4"/>
+            </w:tcBorders>
+            <w:tcMar>
+              <w:top w:type="dxa" w:w="50"/>
+              <w:left w:type="dxa" w:w="90"/>
+              <w:bottom w:type="dxa" w:w="50"/>
+              <w:right w:type="dxa" w:w="90"/>
+            </w:tcMar>
+            <w:vAlign w:val="center"/>
+          </w:tcPr>
+          <w:p>
+            <w:pPr>
+              <w:spacing w:after="0" w:before="0"/>
+              <w:jc w:val="center"/>
+            </w:pPr>
+            <w:r>
+              <w:rPr>
+                <w:rFonts w:ascii="Yu Gothic" w:eastAsia="Yu Gothic" w:hAnsi="Yu Gothic"/>
+                <w:sz w:val="24"/>
+                <w:szCs w:val="24"/>
+              </w:rPr>
+              <w:t xml:space="preserve">□</w:t>
+            </w:r>
+          </w:p>
+        </w:tc>
+        <w:tc>
+          <w:tcPr>
+            <w:tcW w:type="dxa" w:w="800"/>
+            <w:tcBorders>
+              <w:top w:val="single" w:color="808080" w:sz="4"/>
+              <w:left w:val="single" w:color="808080" w:sz="4"/>
+              <w:bottom w:val="single" w:color="808080" w:sz="4"/>
+              <w:right w:val="single" w:color="808080" w:sz="4"/>
+            </w:tcBorders>
+            <w:tcMar>
+              <w:top w:type="dxa" w:w="50"/>
+              <w:left w:type="dxa" w:w="90"/>
+              <w:bottom w:type="dxa" w:w="50"/>
+              <w:right w:type="dxa" w:w="90"/>
+            </w:tcMar>
+            <w:vAlign w:val="center"/>
+          </w:tcPr>
+          <w:p>
+            <w:pPr>
+              <w:spacing w:after="0" w:before="0"/>
+              <w:jc w:val="center"/>
+            </w:pPr>
+            <w:r>
+              <w:rPr>
+                <w:rFonts w:ascii="Yu Gothic" w:eastAsia="Yu Gothic" w:hAnsi="Yu Gothic"/>
+                <w:sz w:val="24"/>
+                <w:szCs w:val="24"/>
+              </w:rPr>
+              <w:t xml:space="preserve">□</w:t>
             </w:r>
           </w:p>
         </w:tc>
@@ -4312,160 +4436,36 @@
         </w:trPr>
         <w:tc>
           <w:tcPr>
-            <w:tcW w:type="dxa" w:w="520"/>
-            <w:tcBorders>
-              <w:top w:val="single" w:color="808080" w:sz="4"/>
-              <w:left w:val="single" w:color="808080" w:sz="4"/>
-              <w:bottom w:val="single" w:color="808080" w:sz="4"/>
-              <w:right w:val="single" w:color="808080" w:sz="4"/>
-            </w:tcBorders>
-            <w:tcMar>
-              <w:top w:type="dxa" w:w="50"/>
-              <w:left w:type="dxa" w:w="90"/>
-              <w:bottom w:type="dxa" w:w="50"/>
-              <w:right w:type="dxa" w:w="90"/>
-            </w:tcMar>
-            <w:vAlign w:val="center"/>
-          </w:tcPr>
-          <w:p>
-            <w:pPr>
-              <w:spacing w:after="0" w:before="0"/>
-              <w:jc w:val="center"/>
-            </w:pPr>
-            <w:r>
-              <w:rPr>
-                <w:rFonts w:ascii="Yu Gothic" w:eastAsia="Yu Gothic" w:hAnsi="Yu Gothic"/>
-                <w:sz w:val="19"/>
-                <w:szCs w:val="19"/>
-              </w:rPr>
-              <w:t xml:space="preserve">17</w:t>
-            </w:r>
-          </w:p>
-        </w:tc>
-        <w:tc>
-          <w:tcPr>
-            <w:tcW w:type="dxa" w:w="5780"/>
-            <w:tcBorders>
-              <w:top w:val="single" w:color="808080" w:sz="4"/>
-              <w:left w:val="single" w:color="808080" w:sz="4"/>
-              <w:bottom w:val="single" w:color="808080" w:sz="4"/>
-              <w:right w:val="single" w:color="808080" w:sz="4"/>
-            </w:tcBorders>
-            <w:tcMar>
-              <w:top w:type="dxa" w:w="50"/>
-              <w:left w:type="dxa" w:w="90"/>
-              <w:bottom w:type="dxa" w:w="50"/>
-              <w:right w:type="dxa" w:w="90"/>
-            </w:tcMar>
-            <w:vAlign w:val="center"/>
-          </w:tcPr>
-          <w:p>
-            <w:pPr>
-              <w:spacing w:after="0" w:before="0"/>
-            </w:pPr>
-            <w:r>
-              <w:rPr>
-                <w:rFonts w:ascii="Yu Gothic" w:eastAsia="Yu Gothic" w:hAnsi="Yu Gothic"/>
-                <w:sz w:val="19"/>
-                <w:szCs w:val="19"/>
-              </w:rPr>
-              <w:t xml:space="preserve">印刷した下書きを学校に持ってきた</w:t>
-            </w:r>
-          </w:p>
-        </w:tc>
-        <w:tc>
-          <w:tcPr>
-            <w:tcW w:type="dxa" w:w="2306"/>
-            <w:tcBorders>
-              <w:top w:val="single" w:color="808080" w:sz="4"/>
-              <w:left w:val="single" w:color="808080" w:sz="4"/>
-              <w:bottom w:val="single" w:color="808080" w:sz="4"/>
-              <w:right w:val="single" w:color="808080" w:sz="4"/>
-            </w:tcBorders>
-            <w:tcMar>
-              <w:top w:type="dxa" w:w="50"/>
-              <w:left w:type="dxa" w:w="90"/>
-              <w:bottom w:type="dxa" w:w="50"/>
-              <w:right w:type="dxa" w:w="90"/>
-            </w:tcMar>
-            <w:vAlign w:val="center"/>
-          </w:tcPr>
-          <w:p>
-            <w:pPr>
-              <w:spacing w:after="0" w:before="0"/>
-            </w:pPr>
-            <w:r>
-              <w:rPr>
-                <w:rFonts w:ascii="Yu Gothic" w:eastAsia="Yu Gothic" w:hAnsi="Yu Gothic"/>
-                <w:color w:val="555555"/>
-                <w:sz w:val="16"/>
-                <w:szCs w:val="16"/>
-              </w:rPr>
-              <w:t xml:space="preserve">忘れるとチェックを受けられない</w:t>
-            </w:r>
-          </w:p>
-        </w:tc>
-        <w:tc>
-          <w:tcPr>
-            <w:tcW w:type="dxa" w:w="800"/>
-            <w:tcBorders>
-              <w:top w:val="single" w:color="808080" w:sz="4"/>
-              <w:left w:val="single" w:color="808080" w:sz="4"/>
-              <w:bottom w:val="single" w:color="808080" w:sz="4"/>
-              <w:right w:val="single" w:color="808080" w:sz="4"/>
-            </w:tcBorders>
-            <w:tcMar>
-              <w:top w:type="dxa" w:w="50"/>
-              <w:left w:type="dxa" w:w="90"/>
-              <w:bottom w:type="dxa" w:w="50"/>
-              <w:right w:type="dxa" w:w="90"/>
-            </w:tcMar>
-            <w:vAlign w:val="center"/>
-          </w:tcPr>
-          <w:p>
-            <w:pPr>
-              <w:spacing w:after="0" w:before="0"/>
-              <w:jc w:val="center"/>
-            </w:pPr>
-            <w:r>
-              <w:rPr>
-                <w:rFonts w:ascii="Yu Gothic" w:eastAsia="Yu Gothic" w:hAnsi="Yu Gothic"/>
-                <w:sz w:val="24"/>
-                <w:szCs w:val="24"/>
-              </w:rPr>
-              <w:t xml:space="preserve">□</w:t>
-            </w:r>
-          </w:p>
-        </w:tc>
-        <w:tc>
-          <w:tcPr>
-            <w:tcW w:type="dxa" w:w="800"/>
-            <w:tcBorders>
-              <w:top w:val="single" w:color="808080" w:sz="4"/>
-              <w:left w:val="single" w:color="808080" w:sz="4"/>
-              <w:bottom w:val="single" w:color="808080" w:sz="4"/>
-              <w:right w:val="single" w:color="808080" w:sz="4"/>
-            </w:tcBorders>
-            <w:tcMar>
-              <w:top w:type="dxa" w:w="50"/>
-              <w:left w:type="dxa" w:w="90"/>
-              <w:bottom w:type="dxa" w:w="50"/>
-              <w:right w:type="dxa" w:w="90"/>
-            </w:tcMar>
-            <w:vAlign w:val="center"/>
-          </w:tcPr>
-          <w:p>
-            <w:pPr>
-              <w:spacing w:after="0" w:before="0"/>
-              <w:jc w:val="center"/>
-            </w:pPr>
-            <w:r>
-              <w:rPr>
-                <w:rFonts w:ascii="Yu Gothic" w:eastAsia="Yu Gothic" w:hAnsi="Yu Gothic"/>
-                <w:sz w:val="24"/>
-                <w:szCs w:val="24"/>
-              </w:rPr>
-              <w:t xml:space="preserve">□</w:t>
+            <w:tcW w:type="dxa" w:w="10206"/>
+            <w:gridSpan w:val="5"/>
+            <w:tcBorders>
+              <w:top w:val="single" w:color="808080" w:sz="4"/>
+              <w:left w:val="single" w:color="808080" w:sz="4"/>
+              <w:bottom w:val="single" w:color="808080" w:sz="4"/>
+              <w:right w:val="single" w:color="808080" w:sz="4"/>
+            </w:tcBorders>
+            <w:shd w:fill="DDEBF7" w:color="auto" w:val="clear"/>
+            <w:tcMar>
+              <w:top w:type="dxa" w:w="50"/>
+              <w:left w:type="dxa" w:w="90"/>
+              <w:bottom w:type="dxa" w:w="50"/>
+              <w:right w:type="dxa" w:w="90"/>
+            </w:tcMar>
+            <w:vAlign w:val="center"/>
+          </w:tcPr>
+          <w:p>
+            <w:pPr>
+              <w:spacing w:after="0" w:before="0"/>
+            </w:pPr>
+            <w:r>
+              <w:rPr>
+                <w:rFonts w:ascii="Yu Gothic" w:eastAsia="Yu Gothic" w:hAnsi="Yu Gothic"/>
+                <w:b/>
+                <w:bCs/>
+                <w:sz w:val="21"/>
+                <w:szCs w:val="21"/>
+              </w:rPr>
+              <w:t xml:space="preserve">4　下書きのチェックを受ける　［12月4日（金）］</w:t>
             </w:r>
           </w:p>
         </w:tc>
@@ -4533,7 +4533,7 @@
                 <w:sz w:val="19"/>
                 <w:szCs w:val="19"/>
               </w:rPr>
-              <w:t xml:space="preserve">担当の先生に下書きをチェックしてもらった</w:t>
+              <w:t xml:space="preserve">印刷した下書きを学校に持ってきた</w:t>
             </w:r>
           </w:p>
         </w:tc>
@@ -4565,7 +4565,7 @@
                 <w:sz w:val="16"/>
                 <w:szCs w:val="16"/>
               </w:rPr>
-              <w:t xml:space="preserve"/>
+              <w:t xml:space="preserve">忘れるとチェックを受けられない</w:t>
             </w:r>
           </w:p>
         </w:tc>
@@ -4697,7 +4697,7 @@
                 <w:sz w:val="19"/>
                 <w:szCs w:val="19"/>
               </w:rPr>
-              <w:t xml:space="preserve">直すところを下書きに赤で書き込み、家に持ち帰った</w:t>
+              <w:t xml:space="preserve">担当の先生に下書きをチェックしてもらった</w:t>
             </w:r>
           </w:p>
         </w:tc>
@@ -4804,36 +4804,160 @@
         </w:trPr>
         <w:tc>
           <w:tcPr>
-            <w:tcW w:type="dxa" w:w="10206"/>
-            <w:gridSpan w:val="5"/>
-            <w:tcBorders>
-              <w:top w:val="single" w:color="808080" w:sz="4"/>
-              <w:left w:val="single" w:color="808080" w:sz="4"/>
-              <w:bottom w:val="single" w:color="808080" w:sz="4"/>
-              <w:right w:val="single" w:color="808080" w:sz="4"/>
-            </w:tcBorders>
-            <w:shd w:fill="DDEBF7" w:color="auto" w:val="clear"/>
-            <w:tcMar>
-              <w:top w:type="dxa" w:w="50"/>
-              <w:left w:type="dxa" w:w="90"/>
-              <w:bottom w:type="dxa" w:w="50"/>
-              <w:right w:type="dxa" w:w="90"/>
-            </w:tcMar>
-            <w:vAlign w:val="center"/>
-          </w:tcPr>
-          <w:p>
-            <w:pPr>
-              <w:spacing w:after="0" w:before="0"/>
-            </w:pPr>
-            <w:r>
-              <w:rPr>
-                <w:rFonts w:ascii="Yu Gothic" w:eastAsia="Yu Gothic" w:hAnsi="Yu Gothic"/>
-                <w:b/>
-                <w:bCs/>
-                <w:sz w:val="21"/>
-                <w:szCs w:val="21"/>
-              </w:rPr>
-              <w:t xml:space="preserve">5　家庭でオンライン出願をする　［12月4日（金）〜10日（木）］</w:t>
+            <w:tcW w:type="dxa" w:w="520"/>
+            <w:tcBorders>
+              <w:top w:val="single" w:color="808080" w:sz="4"/>
+              <w:left w:val="single" w:color="808080" w:sz="4"/>
+              <w:bottom w:val="single" w:color="808080" w:sz="4"/>
+              <w:right w:val="single" w:color="808080" w:sz="4"/>
+            </w:tcBorders>
+            <w:tcMar>
+              <w:top w:type="dxa" w:w="50"/>
+              <w:left w:type="dxa" w:w="90"/>
+              <w:bottom w:type="dxa" w:w="50"/>
+              <w:right w:type="dxa" w:w="90"/>
+            </w:tcMar>
+            <w:vAlign w:val="center"/>
+          </w:tcPr>
+          <w:p>
+            <w:pPr>
+              <w:spacing w:after="0" w:before="0"/>
+              <w:jc w:val="center"/>
+            </w:pPr>
+            <w:r>
+              <w:rPr>
+                <w:rFonts w:ascii="Yu Gothic" w:eastAsia="Yu Gothic" w:hAnsi="Yu Gothic"/>
+                <w:sz w:val="19"/>
+                <w:szCs w:val="19"/>
+              </w:rPr>
+              <w:t xml:space="preserve">20</w:t>
+            </w:r>
+          </w:p>
+        </w:tc>
+        <w:tc>
+          <w:tcPr>
+            <w:tcW w:type="dxa" w:w="5780"/>
+            <w:tcBorders>
+              <w:top w:val="single" w:color="808080" w:sz="4"/>
+              <w:left w:val="single" w:color="808080" w:sz="4"/>
+              <w:bottom w:val="single" w:color="808080" w:sz="4"/>
+              <w:right w:val="single" w:color="808080" w:sz="4"/>
+            </w:tcBorders>
+            <w:tcMar>
+              <w:top w:type="dxa" w:w="50"/>
+              <w:left w:type="dxa" w:w="90"/>
+              <w:bottom w:type="dxa" w:w="50"/>
+              <w:right w:type="dxa" w:w="90"/>
+            </w:tcMar>
+            <w:vAlign w:val="center"/>
+          </w:tcPr>
+          <w:p>
+            <w:pPr>
+              <w:spacing w:after="0" w:before="0"/>
+            </w:pPr>
+            <w:r>
+              <w:rPr>
+                <w:rFonts w:ascii="Yu Gothic" w:eastAsia="Yu Gothic" w:hAnsi="Yu Gothic"/>
+                <w:sz w:val="19"/>
+                <w:szCs w:val="19"/>
+              </w:rPr>
+              <w:t xml:space="preserve">直すところを下書きに赤で書き込み、家に持ち帰った</w:t>
+            </w:r>
+          </w:p>
+        </w:tc>
+        <w:tc>
+          <w:tcPr>
+            <w:tcW w:type="dxa" w:w="2306"/>
+            <w:tcBorders>
+              <w:top w:val="single" w:color="808080" w:sz="4"/>
+              <w:left w:val="single" w:color="808080" w:sz="4"/>
+              <w:bottom w:val="single" w:color="808080" w:sz="4"/>
+              <w:right w:val="single" w:color="808080" w:sz="4"/>
+            </w:tcBorders>
+            <w:tcMar>
+              <w:top w:type="dxa" w:w="50"/>
+              <w:left w:type="dxa" w:w="90"/>
+              <w:bottom w:type="dxa" w:w="50"/>
+              <w:right w:type="dxa" w:w="90"/>
+            </w:tcMar>
+            <w:vAlign w:val="center"/>
+          </w:tcPr>
+          <w:p>
+            <w:pPr>
+              <w:spacing w:after="0" w:before="0"/>
+            </w:pPr>
+            <w:r>
+              <w:rPr>
+                <w:rFonts w:ascii="Yu Gothic" w:eastAsia="Yu Gothic" w:hAnsi="Yu Gothic"/>
+                <w:color w:val="555555"/>
+                <w:sz w:val="16"/>
+                <w:szCs w:val="16"/>
+              </w:rPr>
+              <w:t xml:space="preserve"/>
+            </w:r>
+          </w:p>
+        </w:tc>
+        <w:tc>
+          <w:tcPr>
+            <w:tcW w:type="dxa" w:w="800"/>
+            <w:tcBorders>
+              <w:top w:val="single" w:color="808080" w:sz="4"/>
+              <w:left w:val="single" w:color="808080" w:sz="4"/>
+              <w:bottom w:val="single" w:color="808080" w:sz="4"/>
+              <w:right w:val="single" w:color="808080" w:sz="4"/>
+            </w:tcBorders>
+            <w:tcMar>
+              <w:top w:type="dxa" w:w="50"/>
+              <w:left w:type="dxa" w:w="90"/>
+              <w:bottom w:type="dxa" w:w="50"/>
+              <w:right w:type="dxa" w:w="90"/>
+            </w:tcMar>
+            <w:vAlign w:val="center"/>
+          </w:tcPr>
+          <w:p>
+            <w:pPr>
+              <w:spacing w:after="0" w:before="0"/>
+              <w:jc w:val="center"/>
+            </w:pPr>
+            <w:r>
+              <w:rPr>
+                <w:rFonts w:ascii="Yu Gothic" w:eastAsia="Yu Gothic" w:hAnsi="Yu Gothic"/>
+                <w:sz w:val="24"/>
+                <w:szCs w:val="24"/>
+              </w:rPr>
+              <w:t xml:space="preserve">□</w:t>
+            </w:r>
+          </w:p>
+        </w:tc>
+        <w:tc>
+          <w:tcPr>
+            <w:tcW w:type="dxa" w:w="800"/>
+            <w:tcBorders>
+              <w:top w:val="single" w:color="808080" w:sz="4"/>
+              <w:left w:val="single" w:color="808080" w:sz="4"/>
+              <w:bottom w:val="single" w:color="808080" w:sz="4"/>
+              <w:right w:val="single" w:color="808080" w:sz="4"/>
+            </w:tcBorders>
+            <w:tcMar>
+              <w:top w:type="dxa" w:w="50"/>
+              <w:left w:type="dxa" w:w="90"/>
+              <w:bottom w:type="dxa" w:w="50"/>
+              <w:right w:type="dxa" w:w="90"/>
+            </w:tcMar>
+            <w:vAlign w:val="center"/>
+          </w:tcPr>
+          <w:p>
+            <w:pPr>
+              <w:spacing w:after="0" w:before="0"/>
+              <w:jc w:val="center"/>
+            </w:pPr>
+            <w:r>
+              <w:rPr>
+                <w:rFonts w:ascii="Yu Gothic" w:eastAsia="Yu Gothic" w:hAnsi="Yu Gothic"/>
+                <w:sz w:val="24"/>
+                <w:szCs w:val="24"/>
+              </w:rPr>
+              <w:t xml:space="preserve">□</w:t>
             </w:r>
           </w:p>
         </w:tc>
@@ -4844,160 +4968,36 @@
         </w:trPr>
         <w:tc>
           <w:tcPr>
-            <w:tcW w:type="dxa" w:w="520"/>
-            <w:tcBorders>
-              <w:top w:val="single" w:color="808080" w:sz="4"/>
-              <w:left w:val="single" w:color="808080" w:sz="4"/>
-              <w:bottom w:val="single" w:color="808080" w:sz="4"/>
-              <w:right w:val="single" w:color="808080" w:sz="4"/>
-            </w:tcBorders>
-            <w:tcMar>
-              <w:top w:type="dxa" w:w="50"/>
-              <w:left w:type="dxa" w:w="90"/>
-              <w:bottom w:type="dxa" w:w="50"/>
-              <w:right w:type="dxa" w:w="90"/>
-            </w:tcMar>
-            <w:vAlign w:val="center"/>
-          </w:tcPr>
-          <w:p>
-            <w:pPr>
-              <w:spacing w:after="0" w:before="0"/>
-              <w:jc w:val="center"/>
-            </w:pPr>
-            <w:r>
-              <w:rPr>
-                <w:rFonts w:ascii="Yu Gothic" w:eastAsia="Yu Gothic" w:hAnsi="Yu Gothic"/>
-                <w:sz w:val="19"/>
-                <w:szCs w:val="19"/>
-              </w:rPr>
-              <w:t xml:space="preserve">20</w:t>
-            </w:r>
-          </w:p>
-        </w:tc>
-        <w:tc>
-          <w:tcPr>
-            <w:tcW w:type="dxa" w:w="5780"/>
-            <w:tcBorders>
-              <w:top w:val="single" w:color="808080" w:sz="4"/>
-              <w:left w:val="single" w:color="808080" w:sz="4"/>
-              <w:bottom w:val="single" w:color="808080" w:sz="4"/>
-              <w:right w:val="single" w:color="808080" w:sz="4"/>
-            </w:tcBorders>
-            <w:tcMar>
-              <w:top w:type="dxa" w:w="50"/>
-              <w:left w:type="dxa" w:w="90"/>
-              <w:bottom w:type="dxa" w:w="50"/>
-              <w:right w:type="dxa" w:w="90"/>
-            </w:tcMar>
-            <w:vAlign w:val="center"/>
-          </w:tcPr>
-          <w:p>
-            <w:pPr>
-              <w:spacing w:after="0" w:before="0"/>
-            </w:pPr>
-            <w:r>
-              <w:rPr>
-                <w:rFonts w:ascii="Yu Gothic" w:eastAsia="Yu Gothic" w:hAnsi="Yu Gothic"/>
-                <w:sz w:val="19"/>
-                <w:szCs w:val="19"/>
-              </w:rPr>
-              <w:t xml:space="preserve">先生に言われたところを直した</w:t>
-            </w:r>
-          </w:p>
-        </w:tc>
-        <w:tc>
-          <w:tcPr>
-            <w:tcW w:type="dxa" w:w="2306"/>
-            <w:tcBorders>
-              <w:top w:val="single" w:color="808080" w:sz="4"/>
-              <w:left w:val="single" w:color="808080" w:sz="4"/>
-              <w:bottom w:val="single" w:color="808080" w:sz="4"/>
-              <w:right w:val="single" w:color="808080" w:sz="4"/>
-            </w:tcBorders>
-            <w:tcMar>
-              <w:top w:type="dxa" w:w="50"/>
-              <w:left w:type="dxa" w:w="90"/>
-              <w:bottom w:type="dxa" w:w="50"/>
-              <w:right w:type="dxa" w:w="90"/>
-            </w:tcMar>
-            <w:vAlign w:val="center"/>
-          </w:tcPr>
-          <w:p>
-            <w:pPr>
-              <w:spacing w:after="0" w:before="0"/>
-            </w:pPr>
-            <w:r>
-              <w:rPr>
-                <w:rFonts w:ascii="Yu Gothic" w:eastAsia="Yu Gothic" w:hAnsi="Yu Gothic"/>
-                <w:color w:val="555555"/>
-                <w:sz w:val="16"/>
-                <w:szCs w:val="16"/>
-              </w:rPr>
-              <w:t xml:space="preserve"/>
-            </w:r>
-          </w:p>
-        </w:tc>
-        <w:tc>
-          <w:tcPr>
-            <w:tcW w:type="dxa" w:w="800"/>
-            <w:tcBorders>
-              <w:top w:val="single" w:color="808080" w:sz="4"/>
-              <w:left w:val="single" w:color="808080" w:sz="4"/>
-              <w:bottom w:val="single" w:color="808080" w:sz="4"/>
-              <w:right w:val="single" w:color="808080" w:sz="4"/>
-            </w:tcBorders>
-            <w:tcMar>
-              <w:top w:type="dxa" w:w="50"/>
-              <w:left w:type="dxa" w:w="90"/>
-              <w:bottom w:type="dxa" w:w="50"/>
-              <w:right w:type="dxa" w:w="90"/>
-            </w:tcMar>
-            <w:vAlign w:val="center"/>
-          </w:tcPr>
-          <w:p>
-            <w:pPr>
-              <w:spacing w:after="0" w:before="0"/>
-              <w:jc w:val="center"/>
-            </w:pPr>
-            <w:r>
-              <w:rPr>
-                <w:rFonts w:ascii="Yu Gothic" w:eastAsia="Yu Gothic" w:hAnsi="Yu Gothic"/>
-                <w:sz w:val="24"/>
-                <w:szCs w:val="24"/>
-              </w:rPr>
-              <w:t xml:space="preserve">□</w:t>
-            </w:r>
-          </w:p>
-        </w:tc>
-        <w:tc>
-          <w:tcPr>
-            <w:tcW w:type="dxa" w:w="800"/>
-            <w:tcBorders>
-              <w:top w:val="single" w:color="808080" w:sz="4"/>
-              <w:left w:val="single" w:color="808080" w:sz="4"/>
-              <w:bottom w:val="single" w:color="808080" w:sz="4"/>
-              <w:right w:val="single" w:color="808080" w:sz="4"/>
-            </w:tcBorders>
-            <w:tcMar>
-              <w:top w:type="dxa" w:w="50"/>
-              <w:left w:type="dxa" w:w="90"/>
-              <w:bottom w:type="dxa" w:w="50"/>
-              <w:right w:type="dxa" w:w="90"/>
-            </w:tcMar>
-            <w:vAlign w:val="center"/>
-          </w:tcPr>
-          <w:p>
-            <w:pPr>
-              <w:spacing w:after="0" w:before="0"/>
-              <w:jc w:val="center"/>
-            </w:pPr>
-            <w:r>
-              <w:rPr>
-                <w:rFonts w:ascii="Yu Gothic" w:eastAsia="Yu Gothic" w:hAnsi="Yu Gothic"/>
-                <w:sz w:val="24"/>
-                <w:szCs w:val="24"/>
-              </w:rPr>
-              <w:t xml:space="preserve">□</w:t>
+            <w:tcW w:type="dxa" w:w="10206"/>
+            <w:gridSpan w:val="5"/>
+            <w:tcBorders>
+              <w:top w:val="single" w:color="808080" w:sz="4"/>
+              <w:left w:val="single" w:color="808080" w:sz="4"/>
+              <w:bottom w:val="single" w:color="808080" w:sz="4"/>
+              <w:right w:val="single" w:color="808080" w:sz="4"/>
+            </w:tcBorders>
+            <w:shd w:fill="DDEBF7" w:color="auto" w:val="clear"/>
+            <w:tcMar>
+              <w:top w:type="dxa" w:w="50"/>
+              <w:left w:type="dxa" w:w="90"/>
+              <w:bottom w:type="dxa" w:w="50"/>
+              <w:right w:type="dxa" w:w="90"/>
+            </w:tcMar>
+            <w:vAlign w:val="center"/>
+          </w:tcPr>
+          <w:p>
+            <w:pPr>
+              <w:spacing w:after="0" w:before="0"/>
+            </w:pPr>
+            <w:r>
+              <w:rPr>
+                <w:rFonts w:ascii="Yu Gothic" w:eastAsia="Yu Gothic" w:hAnsi="Yu Gothic"/>
+                <w:b/>
+                <w:bCs/>
+                <w:sz w:val="21"/>
+                <w:szCs w:val="21"/>
+              </w:rPr>
+              <w:t xml:space="preserve">5　家庭でオンライン出願をする　［12月4日（金）〜10日（木）］</w:t>
             </w:r>
           </w:p>
         </w:tc>
@@ -5065,7 +5065,7 @@
                 <w:sz w:val="19"/>
                 <w:szCs w:val="19"/>
               </w:rPr>
-              <w:t xml:space="preserve">保護者と一緒に最終確認をしてから、出願を確定した</w:t>
+              <w:t xml:space="preserve">先生に言われたところを直した</w:t>
             </w:r>
           </w:p>
         </w:tc>
@@ -5097,7 +5097,7 @@
                 <w:sz w:val="16"/>
                 <w:szCs w:val="16"/>
               </w:rPr>
-              <w:t xml:space="preserve">確定後は直せないことがある</w:t>
+              <w:t xml:space="preserve"/>
             </w:r>
           </w:p>
         </w:tc>
@@ -5229,7 +5229,7 @@
                 <w:sz w:val="19"/>
                 <w:szCs w:val="19"/>
               </w:rPr>
-              <w:t xml:space="preserve">受験料を期限内に支払い、支払いの控えを保管した</w:t>
+              <w:t xml:space="preserve">保護者と一緒に最終確認をしてから、出願を確定した</w:t>
             </w:r>
           </w:p>
         </w:tc>
@@ -5261,7 +5261,7 @@
                 <w:sz w:val="16"/>
                 <w:szCs w:val="16"/>
               </w:rPr>
-              <w:t xml:space="preserve">支払方法は高校ごとに確認</w:t>
+              <w:t xml:space="preserve">確定後は直せないことがある</w:t>
             </w:r>
           </w:p>
         </w:tc>
@@ -5393,7 +5393,7 @@
                 <w:sz w:val="19"/>
                 <w:szCs w:val="19"/>
               </w:rPr>
-              <w:t xml:space="preserve">出願完了のメールを確認し、受付番号を控えた</w:t>
+              <w:t xml:space="preserve">受験料を期限内に支払い、支払いの控えを保管した</w:t>
             </w:r>
           </w:p>
         </w:tc>
@@ -5425,7 +5425,7 @@
                 <w:sz w:val="16"/>
                 <w:szCs w:val="16"/>
               </w:rPr>
-              <w:t xml:space="preserve"/>
+              <w:t xml:space="preserve">支払期限は高校ごとに確認</w:t>
             </w:r>
           </w:p>
         </w:tc>
@@ -5557,7 +5557,7 @@
                 <w:sz w:val="19"/>
                 <w:szCs w:val="19"/>
               </w:rPr>
-              <w:t xml:space="preserve">志願票と受験票を、指定された用紙・サイズで印刷した</w:t>
+              <w:t xml:space="preserve">出願完了のメールを確認し、受付番号を控えた</w:t>
             </w:r>
           </w:p>
         </w:tc>
@@ -5589,7 +5589,7 @@
                 <w:sz w:val="16"/>
                 <w:szCs w:val="16"/>
               </w:rPr>
-              <w:t xml:space="preserve">カラー指定などに注意</w:t>
+              <w:t xml:space="preserve"/>
             </w:r>
           </w:p>
         </w:tc>
@@ -5664,36 +5664,160 @@
         </w:trPr>
         <w:tc>
           <w:tcPr>
-            <w:tcW w:type="dxa" w:w="10206"/>
-            <w:gridSpan w:val="5"/>
-            <w:tcBorders>
-              <w:top w:val="single" w:color="808080" w:sz="4"/>
-              <w:left w:val="single" w:color="808080" w:sz="4"/>
-              <w:bottom w:val="single" w:color="808080" w:sz="4"/>
-              <w:right w:val="single" w:color="808080" w:sz="4"/>
-            </w:tcBorders>
-            <w:shd w:fill="DDEBF7" w:color="auto" w:val="clear"/>
-            <w:tcMar>
-              <w:top w:type="dxa" w:w="50"/>
-              <w:left w:type="dxa" w:w="90"/>
-              <w:bottom w:type="dxa" w:w="50"/>
-              <w:right w:type="dxa" w:w="90"/>
-            </w:tcMar>
-            <w:vAlign w:val="center"/>
-          </w:tcPr>
-          <w:p>
-            <w:pPr>
-              <w:spacing w:after="0" w:before="0"/>
-            </w:pPr>
-            <w:r>
-              <w:rPr>
-                <w:rFonts w:ascii="Yu Gothic" w:eastAsia="Yu Gothic" w:hAnsi="Yu Gothic"/>
-                <w:b/>
-                <w:bCs/>
-                <w:sz w:val="21"/>
-                <w:szCs w:val="21"/>
-              </w:rPr>
-              <w:t xml:space="preserve">6　志願票と受験票を学校へ提出する　［12月11日（金）まで］</w:t>
+            <w:tcW w:type="dxa" w:w="520"/>
+            <w:tcBorders>
+              <w:top w:val="single" w:color="808080" w:sz="4"/>
+              <w:left w:val="single" w:color="808080" w:sz="4"/>
+              <w:bottom w:val="single" w:color="808080" w:sz="4"/>
+              <w:right w:val="single" w:color="808080" w:sz="4"/>
+            </w:tcBorders>
+            <w:tcMar>
+              <w:top w:type="dxa" w:w="50"/>
+              <w:left w:type="dxa" w:w="90"/>
+              <w:bottom w:type="dxa" w:w="50"/>
+              <w:right w:type="dxa" w:w="90"/>
+            </w:tcMar>
+            <w:vAlign w:val="center"/>
+          </w:tcPr>
+          <w:p>
+            <w:pPr>
+              <w:spacing w:after="0" w:before="0"/>
+              <w:jc w:val="center"/>
+            </w:pPr>
+            <w:r>
+              <w:rPr>
+                <w:rFonts w:ascii="Yu Gothic" w:eastAsia="Yu Gothic" w:hAnsi="Yu Gothic"/>
+                <w:sz w:val="19"/>
+                <w:szCs w:val="19"/>
+              </w:rPr>
+              <w:t xml:space="preserve">25</w:t>
+            </w:r>
+          </w:p>
+        </w:tc>
+        <w:tc>
+          <w:tcPr>
+            <w:tcW w:type="dxa" w:w="5780"/>
+            <w:tcBorders>
+              <w:top w:val="single" w:color="808080" w:sz="4"/>
+              <w:left w:val="single" w:color="808080" w:sz="4"/>
+              <w:bottom w:val="single" w:color="808080" w:sz="4"/>
+              <w:right w:val="single" w:color="808080" w:sz="4"/>
+            </w:tcBorders>
+            <w:tcMar>
+              <w:top w:type="dxa" w:w="50"/>
+              <w:left w:type="dxa" w:w="90"/>
+              <w:bottom w:type="dxa" w:w="50"/>
+              <w:right w:type="dxa" w:w="90"/>
+            </w:tcMar>
+            <w:vAlign w:val="center"/>
+          </w:tcPr>
+          <w:p>
+            <w:pPr>
+              <w:spacing w:after="0" w:before="0"/>
+            </w:pPr>
+            <w:r>
+              <w:rPr>
+                <w:rFonts w:ascii="Yu Gothic" w:eastAsia="Yu Gothic" w:hAnsi="Yu Gothic"/>
+                <w:sz w:val="19"/>
+                <w:szCs w:val="19"/>
+              </w:rPr>
+              <w:t xml:space="preserve">志願票と受験票を、指定された用紙・サイズで印刷した</w:t>
+            </w:r>
+          </w:p>
+        </w:tc>
+        <w:tc>
+          <w:tcPr>
+            <w:tcW w:type="dxa" w:w="2306"/>
+            <w:tcBorders>
+              <w:top w:val="single" w:color="808080" w:sz="4"/>
+              <w:left w:val="single" w:color="808080" w:sz="4"/>
+              <w:bottom w:val="single" w:color="808080" w:sz="4"/>
+              <w:right w:val="single" w:color="808080" w:sz="4"/>
+            </w:tcBorders>
+            <w:tcMar>
+              <w:top w:type="dxa" w:w="50"/>
+              <w:left w:type="dxa" w:w="90"/>
+              <w:bottom w:type="dxa" w:w="50"/>
+              <w:right w:type="dxa" w:w="90"/>
+            </w:tcMar>
+            <w:vAlign w:val="center"/>
+          </w:tcPr>
+          <w:p>
+            <w:pPr>
+              <w:spacing w:after="0" w:before="0"/>
+            </w:pPr>
+            <w:r>
+              <w:rPr>
+                <w:rFonts w:ascii="Yu Gothic" w:eastAsia="Yu Gothic" w:hAnsi="Yu Gothic"/>
+                <w:color w:val="555555"/>
+                <w:sz w:val="16"/>
+                <w:szCs w:val="16"/>
+              </w:rPr>
+              <w:t xml:space="preserve">カラー指定などに注意</w:t>
+            </w:r>
+          </w:p>
+        </w:tc>
+        <w:tc>
+          <w:tcPr>
+            <w:tcW w:type="dxa" w:w="800"/>
+            <w:tcBorders>
+              <w:top w:val="single" w:color="808080" w:sz="4"/>
+              <w:left w:val="single" w:color="808080" w:sz="4"/>
+              <w:bottom w:val="single" w:color="808080" w:sz="4"/>
+              <w:right w:val="single" w:color="808080" w:sz="4"/>
+            </w:tcBorders>
+            <w:tcMar>
+              <w:top w:type="dxa" w:w="50"/>
+              <w:left w:type="dxa" w:w="90"/>
+              <w:bottom w:type="dxa" w:w="50"/>
+              <w:right w:type="dxa" w:w="90"/>
+            </w:tcMar>
+            <w:vAlign w:val="center"/>
+          </w:tcPr>
+          <w:p>
+            <w:pPr>
+              <w:spacing w:after="0" w:before="0"/>
+              <w:jc w:val="center"/>
+            </w:pPr>
+            <w:r>
+              <w:rPr>
+                <w:rFonts w:ascii="Yu Gothic" w:eastAsia="Yu Gothic" w:hAnsi="Yu Gothic"/>
+                <w:sz w:val="24"/>
+                <w:szCs w:val="24"/>
+              </w:rPr>
+              <w:t xml:space="preserve">□</w:t>
+            </w:r>
+          </w:p>
+        </w:tc>
+        <w:tc>
+          <w:tcPr>
+            <w:tcW w:type="dxa" w:w="800"/>
+            <w:tcBorders>
+              <w:top w:val="single" w:color="808080" w:sz="4"/>
+              <w:left w:val="single" w:color="808080" w:sz="4"/>
+              <w:bottom w:val="single" w:color="808080" w:sz="4"/>
+              <w:right w:val="single" w:color="808080" w:sz="4"/>
+            </w:tcBorders>
+            <w:tcMar>
+              <w:top w:type="dxa" w:w="50"/>
+              <w:left w:type="dxa" w:w="90"/>
+              <w:bottom w:type="dxa" w:w="50"/>
+              <w:right w:type="dxa" w:w="90"/>
+            </w:tcMar>
+            <w:vAlign w:val="center"/>
+          </w:tcPr>
+          <w:p>
+            <w:pPr>
+              <w:spacing w:after="0" w:before="0"/>
+              <w:jc w:val="center"/>
+            </w:pPr>
+            <w:r>
+              <w:rPr>
+                <w:rFonts w:ascii="Yu Gothic" w:eastAsia="Yu Gothic" w:hAnsi="Yu Gothic"/>
+                <w:sz w:val="24"/>
+                <w:szCs w:val="24"/>
+              </w:rPr>
+              <w:t xml:space="preserve">□</w:t>
             </w:r>
           </w:p>
         </w:tc>
@@ -5704,160 +5828,36 @@
         </w:trPr>
         <w:tc>
           <w:tcPr>
-            <w:tcW w:type="dxa" w:w="520"/>
-            <w:tcBorders>
-              <w:top w:val="single" w:color="808080" w:sz="4"/>
-              <w:left w:val="single" w:color="808080" w:sz="4"/>
-              <w:bottom w:val="single" w:color="808080" w:sz="4"/>
-              <w:right w:val="single" w:color="808080" w:sz="4"/>
-            </w:tcBorders>
-            <w:tcMar>
-              <w:top w:type="dxa" w:w="50"/>
-              <w:left w:type="dxa" w:w="90"/>
-              <w:bottom w:type="dxa" w:w="50"/>
-              <w:right w:type="dxa" w:w="90"/>
-            </w:tcMar>
-            <w:vAlign w:val="center"/>
-          </w:tcPr>
-          <w:p>
-            <w:pPr>
-              <w:spacing w:after="0" w:before="0"/>
-              <w:jc w:val="center"/>
-            </w:pPr>
-            <w:r>
-              <w:rPr>
-                <w:rFonts w:ascii="Yu Gothic" w:eastAsia="Yu Gothic" w:hAnsi="Yu Gothic"/>
-                <w:sz w:val="19"/>
-                <w:szCs w:val="19"/>
-              </w:rPr>
-              <w:t xml:space="preserve">25</w:t>
-            </w:r>
-          </w:p>
-        </w:tc>
-        <w:tc>
-          <w:tcPr>
-            <w:tcW w:type="dxa" w:w="5780"/>
-            <w:tcBorders>
-              <w:top w:val="single" w:color="808080" w:sz="4"/>
-              <w:left w:val="single" w:color="808080" w:sz="4"/>
-              <w:bottom w:val="single" w:color="808080" w:sz="4"/>
-              <w:right w:val="single" w:color="808080" w:sz="4"/>
-            </w:tcBorders>
-            <w:tcMar>
-              <w:top w:type="dxa" w:w="50"/>
-              <w:left w:type="dxa" w:w="90"/>
-              <w:bottom w:type="dxa" w:w="50"/>
-              <w:right w:type="dxa" w:w="90"/>
-            </w:tcMar>
-            <w:vAlign w:val="center"/>
-          </w:tcPr>
-          <w:p>
-            <w:pPr>
-              <w:spacing w:after="0" w:before="0"/>
-            </w:pPr>
-            <w:r>
-              <w:rPr>
-                <w:rFonts w:ascii="Yu Gothic" w:eastAsia="Yu Gothic" w:hAnsi="Yu Gothic"/>
-                <w:sz w:val="19"/>
-                <w:szCs w:val="19"/>
-              </w:rPr>
-              <w:t xml:space="preserve">印刷した志願票と受験票を学校に提出した</w:t>
-            </w:r>
-          </w:p>
-        </w:tc>
-        <w:tc>
-          <w:tcPr>
-            <w:tcW w:type="dxa" w:w="2306"/>
-            <w:tcBorders>
-              <w:top w:val="single" w:color="808080" w:sz="4"/>
-              <w:left w:val="single" w:color="808080" w:sz="4"/>
-              <w:bottom w:val="single" w:color="808080" w:sz="4"/>
-              <w:right w:val="single" w:color="808080" w:sz="4"/>
-            </w:tcBorders>
-            <w:tcMar>
-              <w:top w:type="dxa" w:w="50"/>
-              <w:left w:type="dxa" w:w="90"/>
-              <w:bottom w:type="dxa" w:w="50"/>
-              <w:right w:type="dxa" w:w="90"/>
-            </w:tcMar>
-            <w:vAlign w:val="center"/>
-          </w:tcPr>
-          <w:p>
-            <w:pPr>
-              <w:spacing w:after="0" w:before="0"/>
-            </w:pPr>
-            <w:r>
-              <w:rPr>
-                <w:rFonts w:ascii="Yu Gothic" w:eastAsia="Yu Gothic" w:hAnsi="Yu Gothic"/>
-                <w:color w:val="555555"/>
-                <w:sz w:val="16"/>
-                <w:szCs w:val="16"/>
-              </w:rPr>
-              <w:t xml:space="preserve">12月11日（金）までに</w:t>
-            </w:r>
-          </w:p>
-        </w:tc>
-        <w:tc>
-          <w:tcPr>
-            <w:tcW w:type="dxa" w:w="800"/>
-            <w:tcBorders>
-              <w:top w:val="single" w:color="808080" w:sz="4"/>
-              <w:left w:val="single" w:color="808080" w:sz="4"/>
-              <w:bottom w:val="single" w:color="808080" w:sz="4"/>
-              <w:right w:val="single" w:color="808080" w:sz="4"/>
-            </w:tcBorders>
-            <w:tcMar>
-              <w:top w:type="dxa" w:w="50"/>
-              <w:left w:type="dxa" w:w="90"/>
-              <w:bottom w:type="dxa" w:w="50"/>
-              <w:right w:type="dxa" w:w="90"/>
-            </w:tcMar>
-            <w:vAlign w:val="center"/>
-          </w:tcPr>
-          <w:p>
-            <w:pPr>
-              <w:spacing w:after="0" w:before="0"/>
-              <w:jc w:val="center"/>
-            </w:pPr>
-            <w:r>
-              <w:rPr>
-                <w:rFonts w:ascii="Yu Gothic" w:eastAsia="Yu Gothic" w:hAnsi="Yu Gothic"/>
-                <w:sz w:val="24"/>
-                <w:szCs w:val="24"/>
-              </w:rPr>
-              <w:t xml:space="preserve">□</w:t>
-            </w:r>
-          </w:p>
-        </w:tc>
-        <w:tc>
-          <w:tcPr>
-            <w:tcW w:type="dxa" w:w="800"/>
-            <w:tcBorders>
-              <w:top w:val="single" w:color="808080" w:sz="4"/>
-              <w:left w:val="single" w:color="808080" w:sz="4"/>
-              <w:bottom w:val="single" w:color="808080" w:sz="4"/>
-              <w:right w:val="single" w:color="808080" w:sz="4"/>
-            </w:tcBorders>
-            <w:tcMar>
-              <w:top w:type="dxa" w:w="50"/>
-              <w:left w:type="dxa" w:w="90"/>
-              <w:bottom w:type="dxa" w:w="50"/>
-              <w:right w:type="dxa" w:w="90"/>
-            </w:tcMar>
-            <w:vAlign w:val="center"/>
-          </w:tcPr>
-          <w:p>
-            <w:pPr>
-              <w:spacing w:after="0" w:before="0"/>
-              <w:jc w:val="center"/>
-            </w:pPr>
-            <w:r>
-              <w:rPr>
-                <w:rFonts w:ascii="Yu Gothic" w:eastAsia="Yu Gothic" w:hAnsi="Yu Gothic"/>
-                <w:sz w:val="24"/>
-                <w:szCs w:val="24"/>
-              </w:rPr>
-              <w:t xml:space="preserve">□</w:t>
+            <w:tcW w:type="dxa" w:w="10206"/>
+            <w:gridSpan w:val="5"/>
+            <w:tcBorders>
+              <w:top w:val="single" w:color="808080" w:sz="4"/>
+              <w:left w:val="single" w:color="808080" w:sz="4"/>
+              <w:bottom w:val="single" w:color="808080" w:sz="4"/>
+              <w:right w:val="single" w:color="808080" w:sz="4"/>
+            </w:tcBorders>
+            <w:shd w:fill="DDEBF7" w:color="auto" w:val="clear"/>
+            <w:tcMar>
+              <w:top w:type="dxa" w:w="50"/>
+              <w:left w:type="dxa" w:w="90"/>
+              <w:bottom w:type="dxa" w:w="50"/>
+              <w:right w:type="dxa" w:w="90"/>
+            </w:tcMar>
+            <w:vAlign w:val="center"/>
+          </w:tcPr>
+          <w:p>
+            <w:pPr>
+              <w:spacing w:after="0" w:before="0"/>
+            </w:pPr>
+            <w:r>
+              <w:rPr>
+                <w:rFonts w:ascii="Yu Gothic" w:eastAsia="Yu Gothic" w:hAnsi="Yu Gothic"/>
+                <w:b/>
+                <w:bCs/>
+                <w:sz w:val="21"/>
+                <w:szCs w:val="21"/>
+              </w:rPr>
+              <w:t xml:space="preserve">6　志願票と受験票を学校へ提出する　［12月11日（金）まで］</w:t>
             </w:r>
           </w:p>
         </w:tc>
@@ -5925,7 +5925,7 @@
                 <w:sz w:val="19"/>
                 <w:szCs w:val="19"/>
               </w:rPr>
-              <w:t xml:space="preserve">受験番号・試験日・試験会場・集合時刻を確認し、メモした</w:t>
+              <w:t xml:space="preserve">印刷した志願票と受験票を学校に提出した</w:t>
             </w:r>
           </w:p>
         </w:tc>
@@ -5957,7 +5957,7 @@
                 <w:sz w:val="16"/>
                 <w:szCs w:val="16"/>
               </w:rPr>
-              <w:t xml:space="preserve"/>
+              <w:t xml:space="preserve">12月11日（金）までに</w:t>
             </w:r>
           </w:p>
         </w:tc>
@@ -6089,7 +6089,7 @@
                 <w:sz w:val="19"/>
                 <w:szCs w:val="19"/>
               </w:rPr>
-              <w:t xml:space="preserve">提出する前に、志願票と受験票のコピーを取った（または写真を撮った）</w:t>
+              <w:t xml:space="preserve">受験番号・試験日・試験会場・集合時刻を確認し、メモした</w:t>
             </w:r>
           </w:p>
         </w:tc>
@@ -6121,7 +6121,7 @@
                 <w:sz w:val="16"/>
                 <w:szCs w:val="16"/>
               </w:rPr>
-              <w:t xml:space="preserve">控えとして保管</w:t>
+              <w:t xml:space="preserve"/>
             </w:r>
           </w:p>
         </w:tc>
@@ -6196,36 +6196,160 @@
         </w:trPr>
         <w:tc>
           <w:tcPr>
-            <w:tcW w:type="dxa" w:w="10206"/>
-            <w:gridSpan w:val="5"/>
-            <w:tcBorders>
-              <w:top w:val="single" w:color="808080" w:sz="4"/>
-              <w:left w:val="single" w:color="808080" w:sz="4"/>
-              <w:bottom w:val="single" w:color="808080" w:sz="4"/>
-              <w:right w:val="single" w:color="808080" w:sz="4"/>
-            </w:tcBorders>
-            <w:shd w:fill="DDEBF7" w:color="auto" w:val="clear"/>
-            <w:tcMar>
-              <w:top w:type="dxa" w:w="50"/>
-              <w:left w:type="dxa" w:w="90"/>
-              <w:bottom w:type="dxa" w:w="50"/>
-              <w:right w:type="dxa" w:w="90"/>
-            </w:tcMar>
-            <w:vAlign w:val="center"/>
-          </w:tcPr>
-          <w:p>
-            <w:pPr>
-              <w:spacing w:after="0" w:before="0"/>
-            </w:pPr>
-            <w:r>
-              <w:rPr>
-                <w:rFonts w:ascii="Yu Gothic" w:eastAsia="Yu Gothic" w:hAnsi="Yu Gothic"/>
-                <w:b/>
-                <w:bCs/>
-                <w:sz w:val="21"/>
-                <w:szCs w:val="21"/>
-              </w:rPr>
-              <w:t xml:space="preserve">7　試験の前に　［試験日まで］</w:t>
+            <w:tcW w:type="dxa" w:w="520"/>
+            <w:tcBorders>
+              <w:top w:val="single" w:color="808080" w:sz="4"/>
+              <w:left w:val="single" w:color="808080" w:sz="4"/>
+              <w:bottom w:val="single" w:color="808080" w:sz="4"/>
+              <w:right w:val="single" w:color="808080" w:sz="4"/>
+            </w:tcBorders>
+            <w:tcMar>
+              <w:top w:type="dxa" w:w="50"/>
+              <w:left w:type="dxa" w:w="90"/>
+              <w:bottom w:type="dxa" w:w="50"/>
+              <w:right w:type="dxa" w:w="90"/>
+            </w:tcMar>
+            <w:vAlign w:val="center"/>
+          </w:tcPr>
+          <w:p>
+            <w:pPr>
+              <w:spacing w:after="0" w:before="0"/>
+              <w:jc w:val="center"/>
+            </w:pPr>
+            <w:r>
+              <w:rPr>
+                <w:rFonts w:ascii="Yu Gothic" w:eastAsia="Yu Gothic" w:hAnsi="Yu Gothic"/>
+                <w:sz w:val="19"/>
+                <w:szCs w:val="19"/>
+              </w:rPr>
+              <w:t xml:space="preserve">28</w:t>
+            </w:r>
+          </w:p>
+        </w:tc>
+        <w:tc>
+          <w:tcPr>
+            <w:tcW w:type="dxa" w:w="5780"/>
+            <w:tcBorders>
+              <w:top w:val="single" w:color="808080" w:sz="4"/>
+              <w:left w:val="single" w:color="808080" w:sz="4"/>
+              <w:bottom w:val="single" w:color="808080" w:sz="4"/>
+              <w:right w:val="single" w:color="808080" w:sz="4"/>
+            </w:tcBorders>
+            <w:tcMar>
+              <w:top w:type="dxa" w:w="50"/>
+              <w:left w:type="dxa" w:w="90"/>
+              <w:bottom w:type="dxa" w:w="50"/>
+              <w:right w:type="dxa" w:w="90"/>
+            </w:tcMar>
+            <w:vAlign w:val="center"/>
+          </w:tcPr>
+          <w:p>
+            <w:pPr>
+              <w:spacing w:after="0" w:before="0"/>
+            </w:pPr>
+            <w:r>
+              <w:rPr>
+                <w:rFonts w:ascii="Yu Gothic" w:eastAsia="Yu Gothic" w:hAnsi="Yu Gothic"/>
+                <w:sz w:val="19"/>
+                <w:szCs w:val="19"/>
+              </w:rPr>
+              <w:t xml:space="preserve">提出する前に、志願票と受験票のコピーを取った（または写真を撮った）</w:t>
+            </w:r>
+          </w:p>
+        </w:tc>
+        <w:tc>
+          <w:tcPr>
+            <w:tcW w:type="dxa" w:w="2306"/>
+            <w:tcBorders>
+              <w:top w:val="single" w:color="808080" w:sz="4"/>
+              <w:left w:val="single" w:color="808080" w:sz="4"/>
+              <w:bottom w:val="single" w:color="808080" w:sz="4"/>
+              <w:right w:val="single" w:color="808080" w:sz="4"/>
+            </w:tcBorders>
+            <w:tcMar>
+              <w:top w:type="dxa" w:w="50"/>
+              <w:left w:type="dxa" w:w="90"/>
+              <w:bottom w:type="dxa" w:w="50"/>
+              <w:right w:type="dxa" w:w="90"/>
+            </w:tcMar>
+            <w:vAlign w:val="center"/>
+          </w:tcPr>
+          <w:p>
+            <w:pPr>
+              <w:spacing w:after="0" w:before="0"/>
+            </w:pPr>
+            <w:r>
+              <w:rPr>
+                <w:rFonts w:ascii="Yu Gothic" w:eastAsia="Yu Gothic" w:hAnsi="Yu Gothic"/>
+                <w:color w:val="555555"/>
+                <w:sz w:val="16"/>
+                <w:szCs w:val="16"/>
+              </w:rPr>
+              <w:t xml:space="preserve">控えとして保管</w:t>
+            </w:r>
+          </w:p>
+        </w:tc>
+        <w:tc>
+          <w:tcPr>
+            <w:tcW w:type="dxa" w:w="800"/>
+            <w:tcBorders>
+              <w:top w:val="single" w:color="808080" w:sz="4"/>
+              <w:left w:val="single" w:color="808080" w:sz="4"/>
+              <w:bottom w:val="single" w:color="808080" w:sz="4"/>
+              <w:right w:val="single" w:color="808080" w:sz="4"/>
+            </w:tcBorders>
+            <w:tcMar>
+              <w:top w:type="dxa" w:w="50"/>
+              <w:left w:type="dxa" w:w="90"/>
+              <w:bottom w:type="dxa" w:w="50"/>
+              <w:right w:type="dxa" w:w="90"/>
+            </w:tcMar>
+            <w:vAlign w:val="center"/>
+          </w:tcPr>
+          <w:p>
+            <w:pPr>
+              <w:spacing w:after="0" w:before="0"/>
+              <w:jc w:val="center"/>
+            </w:pPr>
+            <w:r>
+              <w:rPr>
+                <w:rFonts w:ascii="Yu Gothic" w:eastAsia="Yu Gothic" w:hAnsi="Yu Gothic"/>
+                <w:sz w:val="24"/>
+                <w:szCs w:val="24"/>
+              </w:rPr>
+              <w:t xml:space="preserve">□</w:t>
+            </w:r>
+          </w:p>
+        </w:tc>
+        <w:tc>
+          <w:tcPr>
+            <w:tcW w:type="dxa" w:w="800"/>
+            <w:tcBorders>
+              <w:top w:val="single" w:color="808080" w:sz="4"/>
+              <w:left w:val="single" w:color="808080" w:sz="4"/>
+              <w:bottom w:val="single" w:color="808080" w:sz="4"/>
+              <w:right w:val="single" w:color="808080" w:sz="4"/>
+            </w:tcBorders>
+            <w:tcMar>
+              <w:top w:type="dxa" w:w="50"/>
+              <w:left w:type="dxa" w:w="90"/>
+              <w:bottom w:type="dxa" w:w="50"/>
+              <w:right w:type="dxa" w:w="90"/>
+            </w:tcMar>
+            <w:vAlign w:val="center"/>
+          </w:tcPr>
+          <w:p>
+            <w:pPr>
+              <w:spacing w:after="0" w:before="0"/>
+              <w:jc w:val="center"/>
+            </w:pPr>
+            <w:r>
+              <w:rPr>
+                <w:rFonts w:ascii="Yu Gothic" w:eastAsia="Yu Gothic" w:hAnsi="Yu Gothic"/>
+                <w:sz w:val="24"/>
+                <w:szCs w:val="24"/>
+              </w:rPr>
+              <w:t xml:space="preserve">□</w:t>
             </w:r>
           </w:p>
         </w:tc>
@@ -6236,160 +6360,36 @@
         </w:trPr>
         <w:tc>
           <w:tcPr>
-            <w:tcW w:type="dxa" w:w="520"/>
-            <w:tcBorders>
-              <w:top w:val="single" w:color="808080" w:sz="4"/>
-              <w:left w:val="single" w:color="808080" w:sz="4"/>
-              <w:bottom w:val="single" w:color="808080" w:sz="4"/>
-              <w:right w:val="single" w:color="808080" w:sz="4"/>
-            </w:tcBorders>
-            <w:tcMar>
-              <w:top w:type="dxa" w:w="50"/>
-              <w:left w:type="dxa" w:w="90"/>
-              <w:bottom w:type="dxa" w:w="50"/>
-              <w:right w:type="dxa" w:w="90"/>
-            </w:tcMar>
-            <w:vAlign w:val="center"/>
-          </w:tcPr>
-          <w:p>
-            <w:pPr>
-              <w:spacing w:after="0" w:before="0"/>
-              <w:jc w:val="center"/>
-            </w:pPr>
-            <w:r>
-              <w:rPr>
-                <w:rFonts w:ascii="Yu Gothic" w:eastAsia="Yu Gothic" w:hAnsi="Yu Gothic"/>
-                <w:sz w:val="19"/>
-                <w:szCs w:val="19"/>
-              </w:rPr>
-              <w:t xml:space="preserve">28</w:t>
-            </w:r>
-          </w:p>
-        </w:tc>
-        <w:tc>
-          <w:tcPr>
-            <w:tcW w:type="dxa" w:w="5780"/>
-            <w:tcBorders>
-              <w:top w:val="single" w:color="808080" w:sz="4"/>
-              <w:left w:val="single" w:color="808080" w:sz="4"/>
-              <w:bottom w:val="single" w:color="808080" w:sz="4"/>
-              <w:right w:val="single" w:color="808080" w:sz="4"/>
-            </w:tcBorders>
-            <w:tcMar>
-              <w:top w:type="dxa" w:w="50"/>
-              <w:left w:type="dxa" w:w="90"/>
-              <w:bottom w:type="dxa" w:w="50"/>
-              <w:right w:type="dxa" w:w="90"/>
-            </w:tcMar>
-            <w:vAlign w:val="center"/>
-          </w:tcPr>
-          <w:p>
-            <w:pPr>
-              <w:spacing w:after="0" w:before="0"/>
-            </w:pPr>
-            <w:r>
-              <w:rPr>
-                <w:rFonts w:ascii="Yu Gothic" w:eastAsia="Yu Gothic" w:hAnsi="Yu Gothic"/>
-                <w:sz w:val="19"/>
-                <w:szCs w:val="19"/>
-              </w:rPr>
-              <w:t xml:space="preserve">受験票の受け取り方と保管の仕方を確認した</w:t>
-            </w:r>
-          </w:p>
-        </w:tc>
-        <w:tc>
-          <w:tcPr>
-            <w:tcW w:type="dxa" w:w="2306"/>
-            <w:tcBorders>
-              <w:top w:val="single" w:color="808080" w:sz="4"/>
-              <w:left w:val="single" w:color="808080" w:sz="4"/>
-              <w:bottom w:val="single" w:color="808080" w:sz="4"/>
-              <w:right w:val="single" w:color="808080" w:sz="4"/>
-            </w:tcBorders>
-            <w:tcMar>
-              <w:top w:type="dxa" w:w="50"/>
-              <w:left w:type="dxa" w:w="90"/>
-              <w:bottom w:type="dxa" w:w="50"/>
-              <w:right w:type="dxa" w:w="90"/>
-            </w:tcMar>
-            <w:vAlign w:val="center"/>
-          </w:tcPr>
-          <w:p>
-            <w:pPr>
-              <w:spacing w:after="0" w:before="0"/>
-            </w:pPr>
-            <w:r>
-              <w:rPr>
-                <w:rFonts w:ascii="Yu Gothic" w:eastAsia="Yu Gothic" w:hAnsi="Yu Gothic"/>
-                <w:color w:val="555555"/>
-                <w:sz w:val="16"/>
-                <w:szCs w:val="16"/>
-              </w:rPr>
-              <w:t xml:space="preserve">学校の指示に従う</w:t>
-            </w:r>
-          </w:p>
-        </w:tc>
-        <w:tc>
-          <w:tcPr>
-            <w:tcW w:type="dxa" w:w="800"/>
-            <w:tcBorders>
-              <w:top w:val="single" w:color="808080" w:sz="4"/>
-              <w:left w:val="single" w:color="808080" w:sz="4"/>
-              <w:bottom w:val="single" w:color="808080" w:sz="4"/>
-              <w:right w:val="single" w:color="808080" w:sz="4"/>
-            </w:tcBorders>
-            <w:tcMar>
-              <w:top w:type="dxa" w:w="50"/>
-              <w:left w:type="dxa" w:w="90"/>
-              <w:bottom w:type="dxa" w:w="50"/>
-              <w:right w:type="dxa" w:w="90"/>
-            </w:tcMar>
-            <w:vAlign w:val="center"/>
-          </w:tcPr>
-          <w:p>
-            <w:pPr>
-              <w:spacing w:after="0" w:before="0"/>
-              <w:jc w:val="center"/>
-            </w:pPr>
-            <w:r>
-              <w:rPr>
-                <w:rFonts w:ascii="Yu Gothic" w:eastAsia="Yu Gothic" w:hAnsi="Yu Gothic"/>
-                <w:sz w:val="24"/>
-                <w:szCs w:val="24"/>
-              </w:rPr>
-              <w:t xml:space="preserve">□</w:t>
-            </w:r>
-          </w:p>
-        </w:tc>
-        <w:tc>
-          <w:tcPr>
-            <w:tcW w:type="dxa" w:w="800"/>
-            <w:tcBorders>
-              <w:top w:val="single" w:color="808080" w:sz="4"/>
-              <w:left w:val="single" w:color="808080" w:sz="4"/>
-              <w:bottom w:val="single" w:color="808080" w:sz="4"/>
-              <w:right w:val="single" w:color="808080" w:sz="4"/>
-            </w:tcBorders>
-            <w:tcMar>
-              <w:top w:type="dxa" w:w="50"/>
-              <w:left w:type="dxa" w:w="90"/>
-              <w:bottom w:type="dxa" w:w="50"/>
-              <w:right w:type="dxa" w:w="90"/>
-            </w:tcMar>
-            <w:vAlign w:val="center"/>
-          </w:tcPr>
-          <w:p>
-            <w:pPr>
-              <w:spacing w:after="0" w:before="0"/>
-              <w:jc w:val="center"/>
-            </w:pPr>
-            <w:r>
-              <w:rPr>
-                <w:rFonts w:ascii="Yu Gothic" w:eastAsia="Yu Gothic" w:hAnsi="Yu Gothic"/>
-                <w:sz w:val="24"/>
-                <w:szCs w:val="24"/>
-              </w:rPr>
-              <w:t xml:space="preserve">□</w:t>
+            <w:tcW w:type="dxa" w:w="10206"/>
+            <w:gridSpan w:val="5"/>
+            <w:tcBorders>
+              <w:top w:val="single" w:color="808080" w:sz="4"/>
+              <w:left w:val="single" w:color="808080" w:sz="4"/>
+              <w:bottom w:val="single" w:color="808080" w:sz="4"/>
+              <w:right w:val="single" w:color="808080" w:sz="4"/>
+            </w:tcBorders>
+            <w:shd w:fill="DDEBF7" w:color="auto" w:val="clear"/>
+            <w:tcMar>
+              <w:top w:type="dxa" w:w="50"/>
+              <w:left w:type="dxa" w:w="90"/>
+              <w:bottom w:type="dxa" w:w="50"/>
+              <w:right w:type="dxa" w:w="90"/>
+            </w:tcMar>
+            <w:vAlign w:val="center"/>
+          </w:tcPr>
+          <w:p>
+            <w:pPr>
+              <w:spacing w:after="0" w:before="0"/>
+            </w:pPr>
+            <w:r>
+              <w:rPr>
+                <w:rFonts w:ascii="Yu Gothic" w:eastAsia="Yu Gothic" w:hAnsi="Yu Gothic"/>
+                <w:b/>
+                <w:bCs/>
+                <w:sz w:val="21"/>
+                <w:szCs w:val="21"/>
+              </w:rPr>
+              <w:t xml:space="preserve">7　試験の前に　［試験日まで］</w:t>
             </w:r>
           </w:p>
         </w:tc>
@@ -6457,7 +6457,7 @@
                 <w:sz w:val="19"/>
                 <w:szCs w:val="19"/>
               </w:rPr>
-              <w:t xml:space="preserve">試験会場までの交通手段と所要時間を確認した</w:t>
+              <w:t xml:space="preserve">学校から返してもらった受験票を、なくさないように保管した</w:t>
             </w:r>
           </w:p>
         </w:tc>
@@ -6489,7 +6489,7 @@
                 <w:sz w:val="16"/>
                 <w:szCs w:val="16"/>
               </w:rPr>
-              <w:t xml:space="preserve">天候が悪い日の行き方も考える</w:t>
+              <w:t xml:space="preserve">受験票は試験前に返却されます</w:t>
             </w:r>
           </w:p>
         </w:tc>
@@ -6621,7 +6621,7 @@
                 <w:sz w:val="19"/>
                 <w:szCs w:val="19"/>
               </w:rPr>
-              <w:t xml:space="preserve">持ち物（受験票・筆記用具・上履きなど）を確認した</w:t>
+              <w:t xml:space="preserve">試験会場までの交通手段と所要時間を確認した</w:t>
             </w:r>
           </w:p>
         </w:tc>
@@ -6653,7 +6653,7 @@
                 <w:sz w:val="16"/>
                 <w:szCs w:val="16"/>
               </w:rPr>
-              <w:t xml:space="preserve"/>
+              <w:t xml:space="preserve">天候が悪い日の行き方も考える</w:t>
             </w:r>
           </w:p>
         </w:tc>
@@ -6755,6 +6755,170 @@
                 <w:szCs w:val="19"/>
               </w:rPr>
               <w:t xml:space="preserve">31</w:t>
+            </w:r>
+          </w:p>
+        </w:tc>
+        <w:tc>
+          <w:tcPr>
+            <w:tcW w:type="dxa" w:w="5780"/>
+            <w:tcBorders>
+              <w:top w:val="single" w:color="808080" w:sz="4"/>
+              <w:left w:val="single" w:color="808080" w:sz="4"/>
+              <w:bottom w:val="single" w:color="808080" w:sz="4"/>
+              <w:right w:val="single" w:color="808080" w:sz="4"/>
+            </w:tcBorders>
+            <w:tcMar>
+              <w:top w:type="dxa" w:w="50"/>
+              <w:left w:type="dxa" w:w="90"/>
+              <w:bottom w:type="dxa" w:w="50"/>
+              <w:right w:type="dxa" w:w="90"/>
+            </w:tcMar>
+            <w:vAlign w:val="center"/>
+          </w:tcPr>
+          <w:p>
+            <w:pPr>
+              <w:spacing w:after="0" w:before="0"/>
+            </w:pPr>
+            <w:r>
+              <w:rPr>
+                <w:rFonts w:ascii="Yu Gothic" w:eastAsia="Yu Gothic" w:hAnsi="Yu Gothic"/>
+                <w:sz w:val="19"/>
+                <w:szCs w:val="19"/>
+              </w:rPr>
+              <w:t xml:space="preserve">持ち物（受験票・筆記用具・上履きなど）を確認した</w:t>
+            </w:r>
+          </w:p>
+        </w:tc>
+        <w:tc>
+          <w:tcPr>
+            <w:tcW w:type="dxa" w:w="2306"/>
+            <w:tcBorders>
+              <w:top w:val="single" w:color="808080" w:sz="4"/>
+              <w:left w:val="single" w:color="808080" w:sz="4"/>
+              <w:bottom w:val="single" w:color="808080" w:sz="4"/>
+              <w:right w:val="single" w:color="808080" w:sz="4"/>
+            </w:tcBorders>
+            <w:tcMar>
+              <w:top w:type="dxa" w:w="50"/>
+              <w:left w:type="dxa" w:w="90"/>
+              <w:bottom w:type="dxa" w:w="50"/>
+              <w:right w:type="dxa" w:w="90"/>
+            </w:tcMar>
+            <w:vAlign w:val="center"/>
+          </w:tcPr>
+          <w:p>
+            <w:pPr>
+              <w:spacing w:after="0" w:before="0"/>
+            </w:pPr>
+            <w:r>
+              <w:rPr>
+                <w:rFonts w:ascii="Yu Gothic" w:eastAsia="Yu Gothic" w:hAnsi="Yu Gothic"/>
+                <w:color w:val="555555"/>
+                <w:sz w:val="16"/>
+                <w:szCs w:val="16"/>
+              </w:rPr>
+              <w:t xml:space="preserve"/>
+            </w:r>
+          </w:p>
+        </w:tc>
+        <w:tc>
+          <w:tcPr>
+            <w:tcW w:type="dxa" w:w="800"/>
+            <w:tcBorders>
+              <w:top w:val="single" w:color="808080" w:sz="4"/>
+              <w:left w:val="single" w:color="808080" w:sz="4"/>
+              <w:bottom w:val="single" w:color="808080" w:sz="4"/>
+              <w:right w:val="single" w:color="808080" w:sz="4"/>
+            </w:tcBorders>
+            <w:tcMar>
+              <w:top w:type="dxa" w:w="50"/>
+              <w:left w:type="dxa" w:w="90"/>
+              <w:bottom w:type="dxa" w:w="50"/>
+              <w:right w:type="dxa" w:w="90"/>
+            </w:tcMar>
+            <w:vAlign w:val="center"/>
+          </w:tcPr>
+          <w:p>
+            <w:pPr>
+              <w:spacing w:after="0" w:before="0"/>
+              <w:jc w:val="center"/>
+            </w:pPr>
+            <w:r>
+              <w:rPr>
+                <w:rFonts w:ascii="Yu Gothic" w:eastAsia="Yu Gothic" w:hAnsi="Yu Gothic"/>
+                <w:sz w:val="24"/>
+                <w:szCs w:val="24"/>
+              </w:rPr>
+              <w:t xml:space="preserve">□</w:t>
+            </w:r>
+          </w:p>
+        </w:tc>
+        <w:tc>
+          <w:tcPr>
+            <w:tcW w:type="dxa" w:w="800"/>
+            <w:tcBorders>
+              <w:top w:val="single" w:color="808080" w:sz="4"/>
+              <w:left w:val="single" w:color="808080" w:sz="4"/>
+              <w:bottom w:val="single" w:color="808080" w:sz="4"/>
+              <w:right w:val="single" w:color="808080" w:sz="4"/>
+            </w:tcBorders>
+            <w:tcMar>
+              <w:top w:type="dxa" w:w="50"/>
+              <w:left w:type="dxa" w:w="90"/>
+              <w:bottom w:type="dxa" w:w="50"/>
+              <w:right w:type="dxa" w:w="90"/>
+            </w:tcMar>
+            <w:vAlign w:val="center"/>
+          </w:tcPr>
+          <w:p>
+            <w:pPr>
+              <w:spacing w:after="0" w:before="0"/>
+              <w:jc w:val="center"/>
+            </w:pPr>
+            <w:r>
+              <w:rPr>
+                <w:rFonts w:ascii="Yu Gothic" w:eastAsia="Yu Gothic" w:hAnsi="Yu Gothic"/>
+                <w:sz w:val="24"/>
+                <w:szCs w:val="24"/>
+              </w:rPr>
+              <w:t xml:space="preserve">□</w:t>
+            </w:r>
+          </w:p>
+        </w:tc>
+      </w:tr>
+      <w:tr>
+        <w:trPr>
+          <w:cantSplit/>
+        </w:trPr>
+        <w:tc>
+          <w:tcPr>
+            <w:tcW w:type="dxa" w:w="520"/>
+            <w:tcBorders>
+              <w:top w:val="single" w:color="808080" w:sz="4"/>
+              <w:left w:val="single" w:color="808080" w:sz="4"/>
+              <w:bottom w:val="single" w:color="808080" w:sz="4"/>
+              <w:right w:val="single" w:color="808080" w:sz="4"/>
+            </w:tcBorders>
+            <w:tcMar>
+              <w:top w:type="dxa" w:w="50"/>
+              <w:left w:type="dxa" w:w="90"/>
+              <w:bottom w:type="dxa" w:w="50"/>
+              <w:right w:type="dxa" w:w="90"/>
+            </w:tcMar>
+            <w:vAlign w:val="center"/>
+          </w:tcPr>
+          <w:p>
+            <w:pPr>
+              <w:spacing w:after="0" w:before="0"/>
+              <w:jc w:val="center"/>
+            </w:pPr>
+            <w:r>
+              <w:rPr>
+                <w:rFonts w:ascii="Yu Gothic" w:eastAsia="Yu Gothic" w:hAnsi="Yu Gothic"/>
+                <w:sz w:val="19"/>
+                <w:szCs w:val="19"/>
+              </w:rPr>
+              <w:t xml:space="preserve">32</w:t>
             </w:r>
           </w:p>
         </w:tc>

--- a/output/私立高校_Web出願チェックシート.docx
+++ b/output/私立高校_Web出願チェックシート.docx
@@ -30,7 +30,7 @@
           <w:sz w:val="17"/>
           <w:szCs w:val="17"/>
         </w:rPr>
-        <w:t xml:space="preserve">長崎県・中学3年生用　できたら「生徒」欄に✓、先生が確認したら「先生」欄に✓。日付は本校の出願日程です（ほとんどの高校はこの日程です）。出願期間が違う高校は、担当の先生の指示に従いましょう。入力の細かい方法は、各高校の募集要項とインターネット出願マニュアルで確認しましょう。</w:t>
+        <w:t xml:space="preserve">長崎県・中学3年生用　できたら「生徒」欄に✓、先生が確認する項目は、先生が「先生」欄に✓。日付は本校の出願日程です（ほとんどの高校はこの日程です）。出願期間が違う高校は、担当の先生の指示に従いましょう。入力の細かい方法は、各高校の募集要項とインターネット出願マニュアルで確認しましょう。</w:t>
       </w:r>
     </w:p>
     <w:tbl>
@@ -1990,26 +1990,26 @@
               <w:bottom w:val="single" w:color="808080" w:sz="4"/>
               <w:right w:val="single" w:color="808080" w:sz="4"/>
             </w:tcBorders>
-            <w:tcMar>
-              <w:top w:type="dxa" w:w="50"/>
-              <w:left w:type="dxa" w:w="90"/>
-              <w:bottom w:type="dxa" w:w="50"/>
-              <w:right w:type="dxa" w:w="90"/>
-            </w:tcMar>
-            <w:vAlign w:val="center"/>
-          </w:tcPr>
-          <w:p>
-            <w:pPr>
-              <w:spacing w:after="0" w:before="0"/>
-              <w:jc w:val="center"/>
-            </w:pPr>
-            <w:r>
-              <w:rPr>
-                <w:rFonts w:ascii="Yu Gothic" w:eastAsia="Yu Gothic" w:hAnsi="Yu Gothic"/>
-                <w:sz w:val="24"/>
-                <w:szCs w:val="24"/>
-              </w:rPr>
-              <w:t xml:space="preserve">□</w:t>
+            <w:shd w:fill="D9D9D9" w:color="auto" w:val="clear"/>
+            <w:tcMar>
+              <w:top w:type="dxa" w:w="50"/>
+              <w:left w:type="dxa" w:w="90"/>
+              <w:bottom w:type="dxa" w:w="50"/>
+              <w:right w:type="dxa" w:w="90"/>
+            </w:tcMar>
+            <w:vAlign w:val="center"/>
+          </w:tcPr>
+          <w:p>
+            <w:pPr>
+              <w:spacing w:after="0" w:before="0"/>
+            </w:pPr>
+            <w:r>
+              <w:rPr>
+                <w:rFonts w:ascii="Yu Gothic" w:eastAsia="Yu Gothic" w:hAnsi="Yu Gothic"/>
+                <w:sz w:val="19"/>
+                <w:szCs w:val="19"/>
+              </w:rPr>
+              <w:t xml:space="preserve"/>
             </w:r>
           </w:p>
         </w:tc>
@@ -2358,26 +2358,26 @@
               <w:bottom w:val="single" w:color="808080" w:sz="4"/>
               <w:right w:val="single" w:color="808080" w:sz="4"/>
             </w:tcBorders>
-            <w:tcMar>
-              <w:top w:type="dxa" w:w="50"/>
-              <w:left w:type="dxa" w:w="90"/>
-              <w:bottom w:type="dxa" w:w="50"/>
-              <w:right w:type="dxa" w:w="90"/>
-            </w:tcMar>
-            <w:vAlign w:val="center"/>
-          </w:tcPr>
-          <w:p>
-            <w:pPr>
-              <w:spacing w:after="0" w:before="0"/>
-              <w:jc w:val="center"/>
-            </w:pPr>
-            <w:r>
-              <w:rPr>
-                <w:rFonts w:ascii="Yu Gothic" w:eastAsia="Yu Gothic" w:hAnsi="Yu Gothic"/>
-                <w:sz w:val="24"/>
-                <w:szCs w:val="24"/>
-              </w:rPr>
-              <w:t xml:space="preserve">□</w:t>
+            <w:shd w:fill="D9D9D9" w:color="auto" w:val="clear"/>
+            <w:tcMar>
+              <w:top w:type="dxa" w:w="50"/>
+              <w:left w:type="dxa" w:w="90"/>
+              <w:bottom w:type="dxa" w:w="50"/>
+              <w:right w:type="dxa" w:w="90"/>
+            </w:tcMar>
+            <w:vAlign w:val="center"/>
+          </w:tcPr>
+          <w:p>
+            <w:pPr>
+              <w:spacing w:after="0" w:before="0"/>
+            </w:pPr>
+            <w:r>
+              <w:rPr>
+                <w:rFonts w:ascii="Yu Gothic" w:eastAsia="Yu Gothic" w:hAnsi="Yu Gothic"/>
+                <w:sz w:val="19"/>
+                <w:szCs w:val="19"/>
+              </w:rPr>
+              <w:t xml:space="preserve"/>
             </w:r>
           </w:p>
         </w:tc>
@@ -2522,26 +2522,26 @@
               <w:bottom w:val="single" w:color="808080" w:sz="4"/>
               <w:right w:val="single" w:color="808080" w:sz="4"/>
             </w:tcBorders>
-            <w:tcMar>
-              <w:top w:type="dxa" w:w="50"/>
-              <w:left w:type="dxa" w:w="90"/>
-              <w:bottom w:type="dxa" w:w="50"/>
-              <w:right w:type="dxa" w:w="90"/>
-            </w:tcMar>
-            <w:vAlign w:val="center"/>
-          </w:tcPr>
-          <w:p>
-            <w:pPr>
-              <w:spacing w:after="0" w:before="0"/>
-              <w:jc w:val="center"/>
-            </w:pPr>
-            <w:r>
-              <w:rPr>
-                <w:rFonts w:ascii="Yu Gothic" w:eastAsia="Yu Gothic" w:hAnsi="Yu Gothic"/>
-                <w:sz w:val="24"/>
-                <w:szCs w:val="24"/>
-              </w:rPr>
-              <w:t xml:space="preserve">□</w:t>
+            <w:shd w:fill="D9D9D9" w:color="auto" w:val="clear"/>
+            <w:tcMar>
+              <w:top w:type="dxa" w:w="50"/>
+              <w:left w:type="dxa" w:w="90"/>
+              <w:bottom w:type="dxa" w:w="50"/>
+              <w:right w:type="dxa" w:w="90"/>
+            </w:tcMar>
+            <w:vAlign w:val="center"/>
+          </w:tcPr>
+          <w:p>
+            <w:pPr>
+              <w:spacing w:after="0" w:before="0"/>
+            </w:pPr>
+            <w:r>
+              <w:rPr>
+                <w:rFonts w:ascii="Yu Gothic" w:eastAsia="Yu Gothic" w:hAnsi="Yu Gothic"/>
+                <w:sz w:val="19"/>
+                <w:szCs w:val="19"/>
+              </w:rPr>
+              <w:t xml:space="preserve"/>
             </w:r>
           </w:p>
         </w:tc>
@@ -3054,26 +3054,26 @@
               <w:bottom w:val="single" w:color="808080" w:sz="4"/>
               <w:right w:val="single" w:color="808080" w:sz="4"/>
             </w:tcBorders>
-            <w:tcMar>
-              <w:top w:type="dxa" w:w="50"/>
-              <w:left w:type="dxa" w:w="90"/>
-              <w:bottom w:type="dxa" w:w="50"/>
-              <w:right w:type="dxa" w:w="90"/>
-            </w:tcMar>
-            <w:vAlign w:val="center"/>
-          </w:tcPr>
-          <w:p>
-            <w:pPr>
-              <w:spacing w:after="0" w:before="0"/>
-              <w:jc w:val="center"/>
-            </w:pPr>
-            <w:r>
-              <w:rPr>
-                <w:rFonts w:ascii="Yu Gothic" w:eastAsia="Yu Gothic" w:hAnsi="Yu Gothic"/>
-                <w:sz w:val="24"/>
-                <w:szCs w:val="24"/>
-              </w:rPr>
-              <w:t xml:space="preserve">□</w:t>
+            <w:shd w:fill="D9D9D9" w:color="auto" w:val="clear"/>
+            <w:tcMar>
+              <w:top w:type="dxa" w:w="50"/>
+              <w:left w:type="dxa" w:w="90"/>
+              <w:bottom w:type="dxa" w:w="50"/>
+              <w:right w:type="dxa" w:w="90"/>
+            </w:tcMar>
+            <w:vAlign w:val="center"/>
+          </w:tcPr>
+          <w:p>
+            <w:pPr>
+              <w:spacing w:after="0" w:before="0"/>
+            </w:pPr>
+            <w:r>
+              <w:rPr>
+                <w:rFonts w:ascii="Yu Gothic" w:eastAsia="Yu Gothic" w:hAnsi="Yu Gothic"/>
+                <w:sz w:val="19"/>
+                <w:szCs w:val="19"/>
+              </w:rPr>
+              <w:t xml:space="preserve"/>
             </w:r>
           </w:p>
         </w:tc>
@@ -3546,26 +3546,26 @@
               <w:bottom w:val="single" w:color="808080" w:sz="4"/>
               <w:right w:val="single" w:color="808080" w:sz="4"/>
             </w:tcBorders>
-            <w:tcMar>
-              <w:top w:type="dxa" w:w="50"/>
-              <w:left w:type="dxa" w:w="90"/>
-              <w:bottom w:type="dxa" w:w="50"/>
-              <w:right w:type="dxa" w:w="90"/>
-            </w:tcMar>
-            <w:vAlign w:val="center"/>
-          </w:tcPr>
-          <w:p>
-            <w:pPr>
-              <w:spacing w:after="0" w:before="0"/>
-              <w:jc w:val="center"/>
-            </w:pPr>
-            <w:r>
-              <w:rPr>
-                <w:rFonts w:ascii="Yu Gothic" w:eastAsia="Yu Gothic" w:hAnsi="Yu Gothic"/>
-                <w:sz w:val="24"/>
-                <w:szCs w:val="24"/>
-              </w:rPr>
-              <w:t xml:space="preserve">□</w:t>
+            <w:shd w:fill="D9D9D9" w:color="auto" w:val="clear"/>
+            <w:tcMar>
+              <w:top w:type="dxa" w:w="50"/>
+              <w:left w:type="dxa" w:w="90"/>
+              <w:bottom w:type="dxa" w:w="50"/>
+              <w:right w:type="dxa" w:w="90"/>
+            </w:tcMar>
+            <w:vAlign w:val="center"/>
+          </w:tcPr>
+          <w:p>
+            <w:pPr>
+              <w:spacing w:after="0" w:before="0"/>
+            </w:pPr>
+            <w:r>
+              <w:rPr>
+                <w:rFonts w:ascii="Yu Gothic" w:eastAsia="Yu Gothic" w:hAnsi="Yu Gothic"/>
+                <w:sz w:val="19"/>
+                <w:szCs w:val="19"/>
+              </w:rPr>
+              <w:t xml:space="preserve"/>
             </w:r>
           </w:p>
         </w:tc>
@@ -3750,26 +3750,26 @@
               <w:bottom w:val="single" w:color="808080" w:sz="4"/>
               <w:right w:val="single" w:color="808080" w:sz="4"/>
             </w:tcBorders>
-            <w:tcMar>
-              <w:top w:type="dxa" w:w="50"/>
-              <w:left w:type="dxa" w:w="90"/>
-              <w:bottom w:type="dxa" w:w="50"/>
-              <w:right w:type="dxa" w:w="90"/>
-            </w:tcMar>
-            <w:vAlign w:val="center"/>
-          </w:tcPr>
-          <w:p>
-            <w:pPr>
-              <w:spacing w:after="0" w:before="0"/>
-              <w:jc w:val="center"/>
-            </w:pPr>
-            <w:r>
-              <w:rPr>
-                <w:rFonts w:ascii="Yu Gothic" w:eastAsia="Yu Gothic" w:hAnsi="Yu Gothic"/>
-                <w:sz w:val="24"/>
-                <w:szCs w:val="24"/>
-              </w:rPr>
-              <w:t xml:space="preserve">□</w:t>
+            <w:shd w:fill="D9D9D9" w:color="auto" w:val="clear"/>
+            <w:tcMar>
+              <w:top w:type="dxa" w:w="50"/>
+              <w:left w:type="dxa" w:w="90"/>
+              <w:bottom w:type="dxa" w:w="50"/>
+              <w:right w:type="dxa" w:w="90"/>
+            </w:tcMar>
+            <w:vAlign w:val="center"/>
+          </w:tcPr>
+          <w:p>
+            <w:pPr>
+              <w:spacing w:after="0" w:before="0"/>
+            </w:pPr>
+            <w:r>
+              <w:rPr>
+                <w:rFonts w:ascii="Yu Gothic" w:eastAsia="Yu Gothic" w:hAnsi="Yu Gothic"/>
+                <w:sz w:val="19"/>
+                <w:szCs w:val="19"/>
+              </w:rPr>
+              <w:t xml:space="preserve"/>
             </w:r>
           </w:p>
         </w:tc>
@@ -3914,26 +3914,26 @@
               <w:bottom w:val="single" w:color="808080" w:sz="4"/>
               <w:right w:val="single" w:color="808080" w:sz="4"/>
             </w:tcBorders>
-            <w:tcMar>
-              <w:top w:type="dxa" w:w="50"/>
-              <w:left w:type="dxa" w:w="90"/>
-              <w:bottom w:type="dxa" w:w="50"/>
-              <w:right w:type="dxa" w:w="90"/>
-            </w:tcMar>
-            <w:vAlign w:val="center"/>
-          </w:tcPr>
-          <w:p>
-            <w:pPr>
-              <w:spacing w:after="0" w:before="0"/>
-              <w:jc w:val="center"/>
-            </w:pPr>
-            <w:r>
-              <w:rPr>
-                <w:rFonts w:ascii="Yu Gothic" w:eastAsia="Yu Gothic" w:hAnsi="Yu Gothic"/>
-                <w:sz w:val="24"/>
-                <w:szCs w:val="24"/>
-              </w:rPr>
-              <w:t xml:space="preserve">□</w:t>
+            <w:shd w:fill="D9D9D9" w:color="auto" w:val="clear"/>
+            <w:tcMar>
+              <w:top w:type="dxa" w:w="50"/>
+              <w:left w:type="dxa" w:w="90"/>
+              <w:bottom w:type="dxa" w:w="50"/>
+              <w:right w:type="dxa" w:w="90"/>
+            </w:tcMar>
+            <w:vAlign w:val="center"/>
+          </w:tcPr>
+          <w:p>
+            <w:pPr>
+              <w:spacing w:after="0" w:before="0"/>
+            </w:pPr>
+            <w:r>
+              <w:rPr>
+                <w:rFonts w:ascii="Yu Gothic" w:eastAsia="Yu Gothic" w:hAnsi="Yu Gothic"/>
+                <w:sz w:val="19"/>
+                <w:szCs w:val="19"/>
+              </w:rPr>
+              <w:t xml:space="preserve"/>
             </w:r>
           </w:p>
         </w:tc>
@@ -4078,26 +4078,26 @@
               <w:bottom w:val="single" w:color="808080" w:sz="4"/>
               <w:right w:val="single" w:color="808080" w:sz="4"/>
             </w:tcBorders>
-            <w:tcMar>
-              <w:top w:type="dxa" w:w="50"/>
-              <w:left w:type="dxa" w:w="90"/>
-              <w:bottom w:type="dxa" w:w="50"/>
-              <w:right w:type="dxa" w:w="90"/>
-            </w:tcMar>
-            <w:vAlign w:val="center"/>
-          </w:tcPr>
-          <w:p>
-            <w:pPr>
-              <w:spacing w:after="0" w:before="0"/>
-              <w:jc w:val="center"/>
-            </w:pPr>
-            <w:r>
-              <w:rPr>
-                <w:rFonts w:ascii="Yu Gothic" w:eastAsia="Yu Gothic" w:hAnsi="Yu Gothic"/>
-                <w:sz w:val="24"/>
-                <w:szCs w:val="24"/>
-              </w:rPr>
-              <w:t xml:space="preserve">□</w:t>
+            <w:shd w:fill="D9D9D9" w:color="auto" w:val="clear"/>
+            <w:tcMar>
+              <w:top w:type="dxa" w:w="50"/>
+              <w:left w:type="dxa" w:w="90"/>
+              <w:bottom w:type="dxa" w:w="50"/>
+              <w:right w:type="dxa" w:w="90"/>
+            </w:tcMar>
+            <w:vAlign w:val="center"/>
+          </w:tcPr>
+          <w:p>
+            <w:pPr>
+              <w:spacing w:after="0" w:before="0"/>
+            </w:pPr>
+            <w:r>
+              <w:rPr>
+                <w:rFonts w:ascii="Yu Gothic" w:eastAsia="Yu Gothic" w:hAnsi="Yu Gothic"/>
+                <w:sz w:val="19"/>
+                <w:szCs w:val="19"/>
+              </w:rPr>
+              <w:t xml:space="preserve"/>
             </w:r>
           </w:p>
         </w:tc>
@@ -4165,7 +4165,7 @@
                 <w:sz w:val="19"/>
                 <w:szCs w:val="19"/>
               </w:rPr>
-              <w:t xml:space="preserve">用意してある顔写真のデータをアップロードした</w:t>
+              <w:t xml:space="preserve">写真をアップロードする高校は、用意した顔写真のデータをアップロードした</w:t>
             </w:r>
           </w:p>
         </w:tc>
@@ -4197,7 +4197,7 @@
                 <w:sz w:val="16"/>
                 <w:szCs w:val="16"/>
               </w:rPr>
-              <w:t xml:space="preserve"/>
+              <w:t xml:space="preserve">高校によってアップロードか貼り付けかが違う</w:t>
             </w:r>
           </w:p>
         </w:tc>
@@ -4242,26 +4242,26 @@
               <w:bottom w:val="single" w:color="808080" w:sz="4"/>
               <w:right w:val="single" w:color="808080" w:sz="4"/>
             </w:tcBorders>
-            <w:tcMar>
-              <w:top w:type="dxa" w:w="50"/>
-              <w:left w:type="dxa" w:w="90"/>
-              <w:bottom w:type="dxa" w:w="50"/>
-              <w:right w:type="dxa" w:w="90"/>
-            </w:tcMar>
-            <w:vAlign w:val="center"/>
-          </w:tcPr>
-          <w:p>
-            <w:pPr>
-              <w:spacing w:after="0" w:before="0"/>
-              <w:jc w:val="center"/>
-            </w:pPr>
-            <w:r>
-              <w:rPr>
-                <w:rFonts w:ascii="Yu Gothic" w:eastAsia="Yu Gothic" w:hAnsi="Yu Gothic"/>
-                <w:sz w:val="24"/>
-                <w:szCs w:val="24"/>
-              </w:rPr>
-              <w:t xml:space="preserve">□</w:t>
+            <w:shd w:fill="D9D9D9" w:color="auto" w:val="clear"/>
+            <w:tcMar>
+              <w:top w:type="dxa" w:w="50"/>
+              <w:left w:type="dxa" w:w="90"/>
+              <w:bottom w:type="dxa" w:w="50"/>
+              <w:right w:type="dxa" w:w="90"/>
+            </w:tcMar>
+            <w:vAlign w:val="center"/>
+          </w:tcPr>
+          <w:p>
+            <w:pPr>
+              <w:spacing w:after="0" w:before="0"/>
+            </w:pPr>
+            <w:r>
+              <w:rPr>
+                <w:rFonts w:ascii="Yu Gothic" w:eastAsia="Yu Gothic" w:hAnsi="Yu Gothic"/>
+                <w:sz w:val="19"/>
+                <w:szCs w:val="19"/>
+              </w:rPr>
+              <w:t xml:space="preserve"/>
             </w:r>
           </w:p>
         </w:tc>
@@ -4406,26 +4406,26 @@
               <w:bottom w:val="single" w:color="808080" w:sz="4"/>
               <w:right w:val="single" w:color="808080" w:sz="4"/>
             </w:tcBorders>
-            <w:tcMar>
-              <w:top w:type="dxa" w:w="50"/>
-              <w:left w:type="dxa" w:w="90"/>
-              <w:bottom w:type="dxa" w:w="50"/>
-              <w:right w:type="dxa" w:w="90"/>
-            </w:tcMar>
-            <w:vAlign w:val="center"/>
-          </w:tcPr>
-          <w:p>
-            <w:pPr>
-              <w:spacing w:after="0" w:before="0"/>
-              <w:jc w:val="center"/>
-            </w:pPr>
-            <w:r>
-              <w:rPr>
-                <w:rFonts w:ascii="Yu Gothic" w:eastAsia="Yu Gothic" w:hAnsi="Yu Gothic"/>
-                <w:sz w:val="24"/>
-                <w:szCs w:val="24"/>
-              </w:rPr>
-              <w:t xml:space="preserve">□</w:t>
+            <w:shd w:fill="D9D9D9" w:color="auto" w:val="clear"/>
+            <w:tcMar>
+              <w:top w:type="dxa" w:w="50"/>
+              <w:left w:type="dxa" w:w="90"/>
+              <w:bottom w:type="dxa" w:w="50"/>
+              <w:right w:type="dxa" w:w="90"/>
+            </w:tcMar>
+            <w:vAlign w:val="center"/>
+          </w:tcPr>
+          <w:p>
+            <w:pPr>
+              <w:spacing w:after="0" w:before="0"/>
+            </w:pPr>
+            <w:r>
+              <w:rPr>
+                <w:rFonts w:ascii="Yu Gothic" w:eastAsia="Yu Gothic" w:hAnsi="Yu Gothic"/>
+                <w:sz w:val="19"/>
+                <w:szCs w:val="19"/>
+              </w:rPr>
+              <w:t xml:space="preserve"/>
             </w:r>
           </w:p>
         </w:tc>
@@ -4938,26 +4938,26 @@
               <w:bottom w:val="single" w:color="808080" w:sz="4"/>
               <w:right w:val="single" w:color="808080" w:sz="4"/>
             </w:tcBorders>
-            <w:tcMar>
-              <w:top w:type="dxa" w:w="50"/>
-              <w:left w:type="dxa" w:w="90"/>
-              <w:bottom w:type="dxa" w:w="50"/>
-              <w:right w:type="dxa" w:w="90"/>
-            </w:tcMar>
-            <w:vAlign w:val="center"/>
-          </w:tcPr>
-          <w:p>
-            <w:pPr>
-              <w:spacing w:after="0" w:before="0"/>
-              <w:jc w:val="center"/>
-            </w:pPr>
-            <w:r>
-              <w:rPr>
-                <w:rFonts w:ascii="Yu Gothic" w:eastAsia="Yu Gothic" w:hAnsi="Yu Gothic"/>
-                <w:sz w:val="24"/>
-                <w:szCs w:val="24"/>
-              </w:rPr>
-              <w:t xml:space="preserve">□</w:t>
+            <w:shd w:fill="D9D9D9" w:color="auto" w:val="clear"/>
+            <w:tcMar>
+              <w:top w:type="dxa" w:w="50"/>
+              <w:left w:type="dxa" w:w="90"/>
+              <w:bottom w:type="dxa" w:w="50"/>
+              <w:right w:type="dxa" w:w="90"/>
+            </w:tcMar>
+            <w:vAlign w:val="center"/>
+          </w:tcPr>
+          <w:p>
+            <w:pPr>
+              <w:spacing w:after="0" w:before="0"/>
+            </w:pPr>
+            <w:r>
+              <w:rPr>
+                <w:rFonts w:ascii="Yu Gothic" w:eastAsia="Yu Gothic" w:hAnsi="Yu Gothic"/>
+                <w:sz w:val="19"/>
+                <w:szCs w:val="19"/>
+              </w:rPr>
+              <w:t xml:space="preserve"/>
             </w:r>
           </w:p>
         </w:tc>
@@ -5142,26 +5142,26 @@
               <w:bottom w:val="single" w:color="808080" w:sz="4"/>
               <w:right w:val="single" w:color="808080" w:sz="4"/>
             </w:tcBorders>
-            <w:tcMar>
-              <w:top w:type="dxa" w:w="50"/>
-              <w:left w:type="dxa" w:w="90"/>
-              <w:bottom w:type="dxa" w:w="50"/>
-              <w:right w:type="dxa" w:w="90"/>
-            </w:tcMar>
-            <w:vAlign w:val="center"/>
-          </w:tcPr>
-          <w:p>
-            <w:pPr>
-              <w:spacing w:after="0" w:before="0"/>
-              <w:jc w:val="center"/>
-            </w:pPr>
-            <w:r>
-              <w:rPr>
-                <w:rFonts w:ascii="Yu Gothic" w:eastAsia="Yu Gothic" w:hAnsi="Yu Gothic"/>
-                <w:sz w:val="24"/>
-                <w:szCs w:val="24"/>
-              </w:rPr>
-              <w:t xml:space="preserve">□</w:t>
+            <w:shd w:fill="D9D9D9" w:color="auto" w:val="clear"/>
+            <w:tcMar>
+              <w:top w:type="dxa" w:w="50"/>
+              <w:left w:type="dxa" w:w="90"/>
+              <w:bottom w:type="dxa" w:w="50"/>
+              <w:right w:type="dxa" w:w="90"/>
+            </w:tcMar>
+            <w:vAlign w:val="center"/>
+          </w:tcPr>
+          <w:p>
+            <w:pPr>
+              <w:spacing w:after="0" w:before="0"/>
+            </w:pPr>
+            <w:r>
+              <w:rPr>
+                <w:rFonts w:ascii="Yu Gothic" w:eastAsia="Yu Gothic" w:hAnsi="Yu Gothic"/>
+                <w:sz w:val="19"/>
+                <w:szCs w:val="19"/>
+              </w:rPr>
+              <w:t xml:space="preserve"/>
             </w:r>
           </w:p>
         </w:tc>
@@ -5306,26 +5306,26 @@
               <w:bottom w:val="single" w:color="808080" w:sz="4"/>
               <w:right w:val="single" w:color="808080" w:sz="4"/>
             </w:tcBorders>
-            <w:tcMar>
-              <w:top w:type="dxa" w:w="50"/>
-              <w:left w:type="dxa" w:w="90"/>
-              <w:bottom w:type="dxa" w:w="50"/>
-              <w:right w:type="dxa" w:w="90"/>
-            </w:tcMar>
-            <w:vAlign w:val="center"/>
-          </w:tcPr>
-          <w:p>
-            <w:pPr>
-              <w:spacing w:after="0" w:before="0"/>
-              <w:jc w:val="center"/>
-            </w:pPr>
-            <w:r>
-              <w:rPr>
-                <w:rFonts w:ascii="Yu Gothic" w:eastAsia="Yu Gothic" w:hAnsi="Yu Gothic"/>
-                <w:sz w:val="24"/>
-                <w:szCs w:val="24"/>
-              </w:rPr>
-              <w:t xml:space="preserve">□</w:t>
+            <w:shd w:fill="D9D9D9" w:color="auto" w:val="clear"/>
+            <w:tcMar>
+              <w:top w:type="dxa" w:w="50"/>
+              <w:left w:type="dxa" w:w="90"/>
+              <w:bottom w:type="dxa" w:w="50"/>
+              <w:right w:type="dxa" w:w="90"/>
+            </w:tcMar>
+            <w:vAlign w:val="center"/>
+          </w:tcPr>
+          <w:p>
+            <w:pPr>
+              <w:spacing w:after="0" w:before="0"/>
+            </w:pPr>
+            <w:r>
+              <w:rPr>
+                <w:rFonts w:ascii="Yu Gothic" w:eastAsia="Yu Gothic" w:hAnsi="Yu Gothic"/>
+                <w:sz w:val="19"/>
+                <w:szCs w:val="19"/>
+              </w:rPr>
+              <w:t xml:space="preserve"/>
             </w:r>
           </w:p>
         </w:tc>
@@ -5470,26 +5470,26 @@
               <w:bottom w:val="single" w:color="808080" w:sz="4"/>
               <w:right w:val="single" w:color="808080" w:sz="4"/>
             </w:tcBorders>
-            <w:tcMar>
-              <w:top w:type="dxa" w:w="50"/>
-              <w:left w:type="dxa" w:w="90"/>
-              <w:bottom w:type="dxa" w:w="50"/>
-              <w:right w:type="dxa" w:w="90"/>
-            </w:tcMar>
-            <w:vAlign w:val="center"/>
-          </w:tcPr>
-          <w:p>
-            <w:pPr>
-              <w:spacing w:after="0" w:before="0"/>
-              <w:jc w:val="center"/>
-            </w:pPr>
-            <w:r>
-              <w:rPr>
-                <w:rFonts w:ascii="Yu Gothic" w:eastAsia="Yu Gothic" w:hAnsi="Yu Gothic"/>
-                <w:sz w:val="24"/>
-                <w:szCs w:val="24"/>
-              </w:rPr>
-              <w:t xml:space="preserve">□</w:t>
+            <w:shd w:fill="D9D9D9" w:color="auto" w:val="clear"/>
+            <w:tcMar>
+              <w:top w:type="dxa" w:w="50"/>
+              <w:left w:type="dxa" w:w="90"/>
+              <w:bottom w:type="dxa" w:w="50"/>
+              <w:right w:type="dxa" w:w="90"/>
+            </w:tcMar>
+            <w:vAlign w:val="center"/>
+          </w:tcPr>
+          <w:p>
+            <w:pPr>
+              <w:spacing w:after="0" w:before="0"/>
+            </w:pPr>
+            <w:r>
+              <w:rPr>
+                <w:rFonts w:ascii="Yu Gothic" w:eastAsia="Yu Gothic" w:hAnsi="Yu Gothic"/>
+                <w:sz w:val="19"/>
+                <w:szCs w:val="19"/>
+              </w:rPr>
+              <w:t xml:space="preserve"/>
             </w:r>
           </w:p>
         </w:tc>
@@ -5634,26 +5634,26 @@
               <w:bottom w:val="single" w:color="808080" w:sz="4"/>
               <w:right w:val="single" w:color="808080" w:sz="4"/>
             </w:tcBorders>
-            <w:tcMar>
-              <w:top w:type="dxa" w:w="50"/>
-              <w:left w:type="dxa" w:w="90"/>
-              <w:bottom w:type="dxa" w:w="50"/>
-              <w:right w:type="dxa" w:w="90"/>
-            </w:tcMar>
-            <w:vAlign w:val="center"/>
-          </w:tcPr>
-          <w:p>
-            <w:pPr>
-              <w:spacing w:after="0" w:before="0"/>
-              <w:jc w:val="center"/>
-            </w:pPr>
-            <w:r>
-              <w:rPr>
-                <w:rFonts w:ascii="Yu Gothic" w:eastAsia="Yu Gothic" w:hAnsi="Yu Gothic"/>
-                <w:sz w:val="24"/>
-                <w:szCs w:val="24"/>
-              </w:rPr>
-              <w:t xml:space="preserve">□</w:t>
+            <w:shd w:fill="D9D9D9" w:color="auto" w:val="clear"/>
+            <w:tcMar>
+              <w:top w:type="dxa" w:w="50"/>
+              <w:left w:type="dxa" w:w="90"/>
+              <w:bottom w:type="dxa" w:w="50"/>
+              <w:right w:type="dxa" w:w="90"/>
+            </w:tcMar>
+            <w:vAlign w:val="center"/>
+          </w:tcPr>
+          <w:p>
+            <w:pPr>
+              <w:spacing w:after="0" w:before="0"/>
+            </w:pPr>
+            <w:r>
+              <w:rPr>
+                <w:rFonts w:ascii="Yu Gothic" w:eastAsia="Yu Gothic" w:hAnsi="Yu Gothic"/>
+                <w:sz w:val="19"/>
+                <w:szCs w:val="19"/>
+              </w:rPr>
+              <w:t xml:space="preserve"/>
             </w:r>
           </w:p>
         </w:tc>
@@ -5798,26 +5798,26 @@
               <w:bottom w:val="single" w:color="808080" w:sz="4"/>
               <w:right w:val="single" w:color="808080" w:sz="4"/>
             </w:tcBorders>
-            <w:tcMar>
-              <w:top w:type="dxa" w:w="50"/>
-              <w:left w:type="dxa" w:w="90"/>
-              <w:bottom w:type="dxa" w:w="50"/>
-              <w:right w:type="dxa" w:w="90"/>
-            </w:tcMar>
-            <w:vAlign w:val="center"/>
-          </w:tcPr>
-          <w:p>
-            <w:pPr>
-              <w:spacing w:after="0" w:before="0"/>
-              <w:jc w:val="center"/>
-            </w:pPr>
-            <w:r>
-              <w:rPr>
-                <w:rFonts w:ascii="Yu Gothic" w:eastAsia="Yu Gothic" w:hAnsi="Yu Gothic"/>
-                <w:sz w:val="24"/>
-                <w:szCs w:val="24"/>
-              </w:rPr>
-              <w:t xml:space="preserve">□</w:t>
+            <w:shd w:fill="D9D9D9" w:color="auto" w:val="clear"/>
+            <w:tcMar>
+              <w:top w:type="dxa" w:w="50"/>
+              <w:left w:type="dxa" w:w="90"/>
+              <w:bottom w:type="dxa" w:w="50"/>
+              <w:right w:type="dxa" w:w="90"/>
+            </w:tcMar>
+            <w:vAlign w:val="center"/>
+          </w:tcPr>
+          <w:p>
+            <w:pPr>
+              <w:spacing w:after="0" w:before="0"/>
+            </w:pPr>
+            <w:r>
+              <w:rPr>
+                <w:rFonts w:ascii="Yu Gothic" w:eastAsia="Yu Gothic" w:hAnsi="Yu Gothic"/>
+                <w:sz w:val="19"/>
+                <w:szCs w:val="19"/>
+              </w:rPr>
+              <w:t xml:space="preserve"/>
             </w:r>
           </w:p>
         </w:tc>
@@ -5828,36 +5828,160 @@
         </w:trPr>
         <w:tc>
           <w:tcPr>
-            <w:tcW w:type="dxa" w:w="10206"/>
-            <w:gridSpan w:val="5"/>
-            <w:tcBorders>
-              <w:top w:val="single" w:color="808080" w:sz="4"/>
-              <w:left w:val="single" w:color="808080" w:sz="4"/>
-              <w:bottom w:val="single" w:color="808080" w:sz="4"/>
-              <w:right w:val="single" w:color="808080" w:sz="4"/>
-            </w:tcBorders>
-            <w:shd w:fill="DDEBF7" w:color="auto" w:val="clear"/>
-            <w:tcMar>
-              <w:top w:type="dxa" w:w="50"/>
-              <w:left w:type="dxa" w:w="90"/>
-              <w:bottom w:type="dxa" w:w="50"/>
-              <w:right w:type="dxa" w:w="90"/>
-            </w:tcMar>
-            <w:vAlign w:val="center"/>
-          </w:tcPr>
-          <w:p>
-            <w:pPr>
-              <w:spacing w:after="0" w:before="0"/>
-            </w:pPr>
-            <w:r>
-              <w:rPr>
-                <w:rFonts w:ascii="Yu Gothic" w:eastAsia="Yu Gothic" w:hAnsi="Yu Gothic"/>
-                <w:b/>
-                <w:bCs/>
-                <w:sz w:val="21"/>
-                <w:szCs w:val="21"/>
-              </w:rPr>
-              <w:t xml:space="preserve">6　志願票と受験票を学校へ提出する　［12月11日（金）まで］</w:t>
+            <w:tcW w:type="dxa" w:w="520"/>
+            <w:tcBorders>
+              <w:top w:val="single" w:color="808080" w:sz="4"/>
+              <w:left w:val="single" w:color="808080" w:sz="4"/>
+              <w:bottom w:val="single" w:color="808080" w:sz="4"/>
+              <w:right w:val="single" w:color="808080" w:sz="4"/>
+            </w:tcBorders>
+            <w:tcMar>
+              <w:top w:type="dxa" w:w="50"/>
+              <w:left w:type="dxa" w:w="90"/>
+              <w:bottom w:type="dxa" w:w="50"/>
+              <w:right w:type="dxa" w:w="90"/>
+            </w:tcMar>
+            <w:vAlign w:val="center"/>
+          </w:tcPr>
+          <w:p>
+            <w:pPr>
+              <w:spacing w:after="0" w:before="0"/>
+              <w:jc w:val="center"/>
+            </w:pPr>
+            <w:r>
+              <w:rPr>
+                <w:rFonts w:ascii="Yu Gothic" w:eastAsia="Yu Gothic" w:hAnsi="Yu Gothic"/>
+                <w:sz w:val="19"/>
+                <w:szCs w:val="19"/>
+              </w:rPr>
+              <w:t xml:space="preserve">26</w:t>
+            </w:r>
+          </w:p>
+        </w:tc>
+        <w:tc>
+          <w:tcPr>
+            <w:tcW w:type="dxa" w:w="5780"/>
+            <w:tcBorders>
+              <w:top w:val="single" w:color="808080" w:sz="4"/>
+              <w:left w:val="single" w:color="808080" w:sz="4"/>
+              <w:bottom w:val="single" w:color="808080" w:sz="4"/>
+              <w:right w:val="single" w:color="808080" w:sz="4"/>
+            </w:tcBorders>
+            <w:tcMar>
+              <w:top w:type="dxa" w:w="50"/>
+              <w:left w:type="dxa" w:w="90"/>
+              <w:bottom w:type="dxa" w:w="50"/>
+              <w:right w:type="dxa" w:w="90"/>
+            </w:tcMar>
+            <w:vAlign w:val="center"/>
+          </w:tcPr>
+          <w:p>
+            <w:pPr>
+              <w:spacing w:after="0" w:before="0"/>
+            </w:pPr>
+            <w:r>
+              <w:rPr>
+                <w:rFonts w:ascii="Yu Gothic" w:eastAsia="Yu Gothic" w:hAnsi="Yu Gothic"/>
+                <w:sz w:val="19"/>
+                <w:szCs w:val="19"/>
+              </w:rPr>
+              <w:t xml:space="preserve">写真を貼り付ける高校は、印刷した志願票の指定の場所に写真を貼った</w:t>
+            </w:r>
+          </w:p>
+        </w:tc>
+        <w:tc>
+          <w:tcPr>
+            <w:tcW w:type="dxa" w:w="2306"/>
+            <w:tcBorders>
+              <w:top w:val="single" w:color="808080" w:sz="4"/>
+              <w:left w:val="single" w:color="808080" w:sz="4"/>
+              <w:bottom w:val="single" w:color="808080" w:sz="4"/>
+              <w:right w:val="single" w:color="808080" w:sz="4"/>
+            </w:tcBorders>
+            <w:tcMar>
+              <w:top w:type="dxa" w:w="50"/>
+              <w:left w:type="dxa" w:w="90"/>
+              <w:bottom w:type="dxa" w:w="50"/>
+              <w:right w:type="dxa" w:w="90"/>
+            </w:tcMar>
+            <w:vAlign w:val="center"/>
+          </w:tcPr>
+          <w:p>
+            <w:pPr>
+              <w:spacing w:after="0" w:before="0"/>
+            </w:pPr>
+            <w:r>
+              <w:rPr>
+                <w:rFonts w:ascii="Yu Gothic" w:eastAsia="Yu Gothic" w:hAnsi="Yu Gothic"/>
+                <w:color w:val="555555"/>
+                <w:sz w:val="16"/>
+                <w:szCs w:val="16"/>
+              </w:rPr>
+              <w:t xml:space="preserve">のりでしっかり貼る。裏に氏名を書く</w:t>
+            </w:r>
+          </w:p>
+        </w:tc>
+        <w:tc>
+          <w:tcPr>
+            <w:tcW w:type="dxa" w:w="800"/>
+            <w:tcBorders>
+              <w:top w:val="single" w:color="808080" w:sz="4"/>
+              <w:left w:val="single" w:color="808080" w:sz="4"/>
+              <w:bottom w:val="single" w:color="808080" w:sz="4"/>
+              <w:right w:val="single" w:color="808080" w:sz="4"/>
+            </w:tcBorders>
+            <w:tcMar>
+              <w:top w:type="dxa" w:w="50"/>
+              <w:left w:type="dxa" w:w="90"/>
+              <w:bottom w:type="dxa" w:w="50"/>
+              <w:right w:type="dxa" w:w="90"/>
+            </w:tcMar>
+            <w:vAlign w:val="center"/>
+          </w:tcPr>
+          <w:p>
+            <w:pPr>
+              <w:spacing w:after="0" w:before="0"/>
+              <w:jc w:val="center"/>
+            </w:pPr>
+            <w:r>
+              <w:rPr>
+                <w:rFonts w:ascii="Yu Gothic" w:eastAsia="Yu Gothic" w:hAnsi="Yu Gothic"/>
+                <w:sz w:val="24"/>
+                <w:szCs w:val="24"/>
+              </w:rPr>
+              <w:t xml:space="preserve">□</w:t>
+            </w:r>
+          </w:p>
+        </w:tc>
+        <w:tc>
+          <w:tcPr>
+            <w:tcW w:type="dxa" w:w="800"/>
+            <w:tcBorders>
+              <w:top w:val="single" w:color="808080" w:sz="4"/>
+              <w:left w:val="single" w:color="808080" w:sz="4"/>
+              <w:bottom w:val="single" w:color="808080" w:sz="4"/>
+              <w:right w:val="single" w:color="808080" w:sz="4"/>
+            </w:tcBorders>
+            <w:shd w:fill="D9D9D9" w:color="auto" w:val="clear"/>
+            <w:tcMar>
+              <w:top w:type="dxa" w:w="50"/>
+              <w:left w:type="dxa" w:w="90"/>
+              <w:bottom w:type="dxa" w:w="50"/>
+              <w:right w:type="dxa" w:w="90"/>
+            </w:tcMar>
+            <w:vAlign w:val="center"/>
+          </w:tcPr>
+          <w:p>
+            <w:pPr>
+              <w:spacing w:after="0" w:before="0"/>
+            </w:pPr>
+            <w:r>
+              <w:rPr>
+                <w:rFonts w:ascii="Yu Gothic" w:eastAsia="Yu Gothic" w:hAnsi="Yu Gothic"/>
+                <w:sz w:val="19"/>
+                <w:szCs w:val="19"/>
+              </w:rPr>
+              <w:t xml:space="preserve"/>
             </w:r>
           </w:p>
         </w:tc>
@@ -5868,160 +5992,36 @@
         </w:trPr>
         <w:tc>
           <w:tcPr>
-            <w:tcW w:type="dxa" w:w="520"/>
-            <w:tcBorders>
-              <w:top w:val="single" w:color="808080" w:sz="4"/>
-              <w:left w:val="single" w:color="808080" w:sz="4"/>
-              <w:bottom w:val="single" w:color="808080" w:sz="4"/>
-              <w:right w:val="single" w:color="808080" w:sz="4"/>
-            </w:tcBorders>
-            <w:tcMar>
-              <w:top w:type="dxa" w:w="50"/>
-              <w:left w:type="dxa" w:w="90"/>
-              <w:bottom w:type="dxa" w:w="50"/>
-              <w:right w:type="dxa" w:w="90"/>
-            </w:tcMar>
-            <w:vAlign w:val="center"/>
-          </w:tcPr>
-          <w:p>
-            <w:pPr>
-              <w:spacing w:after="0" w:before="0"/>
-              <w:jc w:val="center"/>
-            </w:pPr>
-            <w:r>
-              <w:rPr>
-                <w:rFonts w:ascii="Yu Gothic" w:eastAsia="Yu Gothic" w:hAnsi="Yu Gothic"/>
-                <w:sz w:val="19"/>
-                <w:szCs w:val="19"/>
-              </w:rPr>
-              <w:t xml:space="preserve">26</w:t>
-            </w:r>
-          </w:p>
-        </w:tc>
-        <w:tc>
-          <w:tcPr>
-            <w:tcW w:type="dxa" w:w="5780"/>
-            <w:tcBorders>
-              <w:top w:val="single" w:color="808080" w:sz="4"/>
-              <w:left w:val="single" w:color="808080" w:sz="4"/>
-              <w:bottom w:val="single" w:color="808080" w:sz="4"/>
-              <w:right w:val="single" w:color="808080" w:sz="4"/>
-            </w:tcBorders>
-            <w:tcMar>
-              <w:top w:type="dxa" w:w="50"/>
-              <w:left w:type="dxa" w:w="90"/>
-              <w:bottom w:type="dxa" w:w="50"/>
-              <w:right w:type="dxa" w:w="90"/>
-            </w:tcMar>
-            <w:vAlign w:val="center"/>
-          </w:tcPr>
-          <w:p>
-            <w:pPr>
-              <w:spacing w:after="0" w:before="0"/>
-            </w:pPr>
-            <w:r>
-              <w:rPr>
-                <w:rFonts w:ascii="Yu Gothic" w:eastAsia="Yu Gothic" w:hAnsi="Yu Gothic"/>
-                <w:sz w:val="19"/>
-                <w:szCs w:val="19"/>
-              </w:rPr>
-              <w:t xml:space="preserve">印刷した志願票と受験票を学校に提出した</w:t>
-            </w:r>
-          </w:p>
-        </w:tc>
-        <w:tc>
-          <w:tcPr>
-            <w:tcW w:type="dxa" w:w="2306"/>
-            <w:tcBorders>
-              <w:top w:val="single" w:color="808080" w:sz="4"/>
-              <w:left w:val="single" w:color="808080" w:sz="4"/>
-              <w:bottom w:val="single" w:color="808080" w:sz="4"/>
-              <w:right w:val="single" w:color="808080" w:sz="4"/>
-            </w:tcBorders>
-            <w:tcMar>
-              <w:top w:type="dxa" w:w="50"/>
-              <w:left w:type="dxa" w:w="90"/>
-              <w:bottom w:type="dxa" w:w="50"/>
-              <w:right w:type="dxa" w:w="90"/>
-            </w:tcMar>
-            <w:vAlign w:val="center"/>
-          </w:tcPr>
-          <w:p>
-            <w:pPr>
-              <w:spacing w:after="0" w:before="0"/>
-            </w:pPr>
-            <w:r>
-              <w:rPr>
-                <w:rFonts w:ascii="Yu Gothic" w:eastAsia="Yu Gothic" w:hAnsi="Yu Gothic"/>
-                <w:color w:val="555555"/>
-                <w:sz w:val="16"/>
-                <w:szCs w:val="16"/>
-              </w:rPr>
-              <w:t xml:space="preserve">12月11日（金）までに</w:t>
-            </w:r>
-          </w:p>
-        </w:tc>
-        <w:tc>
-          <w:tcPr>
-            <w:tcW w:type="dxa" w:w="800"/>
-            <w:tcBorders>
-              <w:top w:val="single" w:color="808080" w:sz="4"/>
-              <w:left w:val="single" w:color="808080" w:sz="4"/>
-              <w:bottom w:val="single" w:color="808080" w:sz="4"/>
-              <w:right w:val="single" w:color="808080" w:sz="4"/>
-            </w:tcBorders>
-            <w:tcMar>
-              <w:top w:type="dxa" w:w="50"/>
-              <w:left w:type="dxa" w:w="90"/>
-              <w:bottom w:type="dxa" w:w="50"/>
-              <w:right w:type="dxa" w:w="90"/>
-            </w:tcMar>
-            <w:vAlign w:val="center"/>
-          </w:tcPr>
-          <w:p>
-            <w:pPr>
-              <w:spacing w:after="0" w:before="0"/>
-              <w:jc w:val="center"/>
-            </w:pPr>
-            <w:r>
-              <w:rPr>
-                <w:rFonts w:ascii="Yu Gothic" w:eastAsia="Yu Gothic" w:hAnsi="Yu Gothic"/>
-                <w:sz w:val="24"/>
-                <w:szCs w:val="24"/>
-              </w:rPr>
-              <w:t xml:space="preserve">□</w:t>
-            </w:r>
-          </w:p>
-        </w:tc>
-        <w:tc>
-          <w:tcPr>
-            <w:tcW w:type="dxa" w:w="800"/>
-            <w:tcBorders>
-              <w:top w:val="single" w:color="808080" w:sz="4"/>
-              <w:left w:val="single" w:color="808080" w:sz="4"/>
-              <w:bottom w:val="single" w:color="808080" w:sz="4"/>
-              <w:right w:val="single" w:color="808080" w:sz="4"/>
-            </w:tcBorders>
-            <w:tcMar>
-              <w:top w:type="dxa" w:w="50"/>
-              <w:left w:type="dxa" w:w="90"/>
-              <w:bottom w:type="dxa" w:w="50"/>
-              <w:right w:type="dxa" w:w="90"/>
-            </w:tcMar>
-            <w:vAlign w:val="center"/>
-          </w:tcPr>
-          <w:p>
-            <w:pPr>
-              <w:spacing w:after="0" w:before="0"/>
-              <w:jc w:val="center"/>
-            </w:pPr>
-            <w:r>
-              <w:rPr>
-                <w:rFonts w:ascii="Yu Gothic" w:eastAsia="Yu Gothic" w:hAnsi="Yu Gothic"/>
-                <w:sz w:val="24"/>
-                <w:szCs w:val="24"/>
-              </w:rPr>
-              <w:t xml:space="preserve">□</w:t>
+            <w:tcW w:type="dxa" w:w="10206"/>
+            <w:gridSpan w:val="5"/>
+            <w:tcBorders>
+              <w:top w:val="single" w:color="808080" w:sz="4"/>
+              <w:left w:val="single" w:color="808080" w:sz="4"/>
+              <w:bottom w:val="single" w:color="808080" w:sz="4"/>
+              <w:right w:val="single" w:color="808080" w:sz="4"/>
+            </w:tcBorders>
+            <w:shd w:fill="DDEBF7" w:color="auto" w:val="clear"/>
+            <w:tcMar>
+              <w:top w:type="dxa" w:w="50"/>
+              <w:left w:type="dxa" w:w="90"/>
+              <w:bottom w:type="dxa" w:w="50"/>
+              <w:right w:type="dxa" w:w="90"/>
+            </w:tcMar>
+            <w:vAlign w:val="center"/>
+          </w:tcPr>
+          <w:p>
+            <w:pPr>
+              <w:spacing w:after="0" w:before="0"/>
+            </w:pPr>
+            <w:r>
+              <w:rPr>
+                <w:rFonts w:ascii="Yu Gothic" w:eastAsia="Yu Gothic" w:hAnsi="Yu Gothic"/>
+                <w:b/>
+                <w:bCs/>
+                <w:sz w:val="21"/>
+                <w:szCs w:val="21"/>
+              </w:rPr>
+              <w:t xml:space="preserve">6　志願票と受験票を学校へ提出する　［12月11日（金）まで］</w:t>
             </w:r>
           </w:p>
         </w:tc>
@@ -6089,7 +6089,7 @@
                 <w:sz w:val="19"/>
                 <w:szCs w:val="19"/>
               </w:rPr>
-              <w:t xml:space="preserve">受験番号・試験日・試験会場・集合時刻を確認し、メモした</w:t>
+              <w:t xml:space="preserve">印刷した志願票と受験票を学校に提出した</w:t>
             </w:r>
           </w:p>
         </w:tc>
@@ -6121,7 +6121,7 @@
                 <w:sz w:val="16"/>
                 <w:szCs w:val="16"/>
               </w:rPr>
-              <w:t xml:space="preserve"/>
+              <w:t xml:space="preserve">12月11日（金）までに</w:t>
             </w:r>
           </w:p>
         </w:tc>
@@ -6253,7 +6253,7 @@
                 <w:sz w:val="19"/>
                 <w:szCs w:val="19"/>
               </w:rPr>
-              <w:t xml:space="preserve">提出する前に、志願票と受験票のコピーを取った（または写真を撮った）</w:t>
+              <w:t xml:space="preserve">受験番号・試験日・試験会場・集合時刻を確認し、メモした</w:t>
             </w:r>
           </w:p>
         </w:tc>
@@ -6285,7 +6285,7 @@
                 <w:sz w:val="16"/>
                 <w:szCs w:val="16"/>
               </w:rPr>
-              <w:t xml:space="preserve">控えとして保管</w:t>
+              <w:t xml:space="preserve"/>
             </w:r>
           </w:p>
         </w:tc>
@@ -6360,36 +6360,160 @@
         </w:trPr>
         <w:tc>
           <w:tcPr>
-            <w:tcW w:type="dxa" w:w="10206"/>
-            <w:gridSpan w:val="5"/>
-            <w:tcBorders>
-              <w:top w:val="single" w:color="808080" w:sz="4"/>
-              <w:left w:val="single" w:color="808080" w:sz="4"/>
-              <w:bottom w:val="single" w:color="808080" w:sz="4"/>
-              <w:right w:val="single" w:color="808080" w:sz="4"/>
-            </w:tcBorders>
-            <w:shd w:fill="DDEBF7" w:color="auto" w:val="clear"/>
-            <w:tcMar>
-              <w:top w:type="dxa" w:w="50"/>
-              <w:left w:type="dxa" w:w="90"/>
-              <w:bottom w:type="dxa" w:w="50"/>
-              <w:right w:type="dxa" w:w="90"/>
-            </w:tcMar>
-            <w:vAlign w:val="center"/>
-          </w:tcPr>
-          <w:p>
-            <w:pPr>
-              <w:spacing w:after="0" w:before="0"/>
-            </w:pPr>
-            <w:r>
-              <w:rPr>
-                <w:rFonts w:ascii="Yu Gothic" w:eastAsia="Yu Gothic" w:hAnsi="Yu Gothic"/>
-                <w:b/>
-                <w:bCs/>
-                <w:sz w:val="21"/>
-                <w:szCs w:val="21"/>
-              </w:rPr>
-              <w:t xml:space="preserve">7　試験の前に　［試験日まで］</w:t>
+            <w:tcW w:type="dxa" w:w="520"/>
+            <w:tcBorders>
+              <w:top w:val="single" w:color="808080" w:sz="4"/>
+              <w:left w:val="single" w:color="808080" w:sz="4"/>
+              <w:bottom w:val="single" w:color="808080" w:sz="4"/>
+              <w:right w:val="single" w:color="808080" w:sz="4"/>
+            </w:tcBorders>
+            <w:tcMar>
+              <w:top w:type="dxa" w:w="50"/>
+              <w:left w:type="dxa" w:w="90"/>
+              <w:bottom w:type="dxa" w:w="50"/>
+              <w:right w:type="dxa" w:w="90"/>
+            </w:tcMar>
+            <w:vAlign w:val="center"/>
+          </w:tcPr>
+          <w:p>
+            <w:pPr>
+              <w:spacing w:after="0" w:before="0"/>
+              <w:jc w:val="center"/>
+            </w:pPr>
+            <w:r>
+              <w:rPr>
+                <w:rFonts w:ascii="Yu Gothic" w:eastAsia="Yu Gothic" w:hAnsi="Yu Gothic"/>
+                <w:sz w:val="19"/>
+                <w:szCs w:val="19"/>
+              </w:rPr>
+              <w:t xml:space="preserve">29</w:t>
+            </w:r>
+          </w:p>
+        </w:tc>
+        <w:tc>
+          <w:tcPr>
+            <w:tcW w:type="dxa" w:w="5780"/>
+            <w:tcBorders>
+              <w:top w:val="single" w:color="808080" w:sz="4"/>
+              <w:left w:val="single" w:color="808080" w:sz="4"/>
+              <w:bottom w:val="single" w:color="808080" w:sz="4"/>
+              <w:right w:val="single" w:color="808080" w:sz="4"/>
+            </w:tcBorders>
+            <w:tcMar>
+              <w:top w:type="dxa" w:w="50"/>
+              <w:left w:type="dxa" w:w="90"/>
+              <w:bottom w:type="dxa" w:w="50"/>
+              <w:right w:type="dxa" w:w="90"/>
+            </w:tcMar>
+            <w:vAlign w:val="center"/>
+          </w:tcPr>
+          <w:p>
+            <w:pPr>
+              <w:spacing w:after="0" w:before="0"/>
+            </w:pPr>
+            <w:r>
+              <w:rPr>
+                <w:rFonts w:ascii="Yu Gothic" w:eastAsia="Yu Gothic" w:hAnsi="Yu Gothic"/>
+                <w:sz w:val="19"/>
+                <w:szCs w:val="19"/>
+              </w:rPr>
+              <w:t xml:space="preserve">提出する前に、志願票と受験票のコピーを取った（または写真を撮った）</w:t>
+            </w:r>
+          </w:p>
+        </w:tc>
+        <w:tc>
+          <w:tcPr>
+            <w:tcW w:type="dxa" w:w="2306"/>
+            <w:tcBorders>
+              <w:top w:val="single" w:color="808080" w:sz="4"/>
+              <w:left w:val="single" w:color="808080" w:sz="4"/>
+              <w:bottom w:val="single" w:color="808080" w:sz="4"/>
+              <w:right w:val="single" w:color="808080" w:sz="4"/>
+            </w:tcBorders>
+            <w:tcMar>
+              <w:top w:type="dxa" w:w="50"/>
+              <w:left w:type="dxa" w:w="90"/>
+              <w:bottom w:type="dxa" w:w="50"/>
+              <w:right w:type="dxa" w:w="90"/>
+            </w:tcMar>
+            <w:vAlign w:val="center"/>
+          </w:tcPr>
+          <w:p>
+            <w:pPr>
+              <w:spacing w:after="0" w:before="0"/>
+            </w:pPr>
+            <w:r>
+              <w:rPr>
+                <w:rFonts w:ascii="Yu Gothic" w:eastAsia="Yu Gothic" w:hAnsi="Yu Gothic"/>
+                <w:color w:val="555555"/>
+                <w:sz w:val="16"/>
+                <w:szCs w:val="16"/>
+              </w:rPr>
+              <w:t xml:space="preserve">控えとして保管</w:t>
+            </w:r>
+          </w:p>
+        </w:tc>
+        <w:tc>
+          <w:tcPr>
+            <w:tcW w:type="dxa" w:w="800"/>
+            <w:tcBorders>
+              <w:top w:val="single" w:color="808080" w:sz="4"/>
+              <w:left w:val="single" w:color="808080" w:sz="4"/>
+              <w:bottom w:val="single" w:color="808080" w:sz="4"/>
+              <w:right w:val="single" w:color="808080" w:sz="4"/>
+            </w:tcBorders>
+            <w:tcMar>
+              <w:top w:type="dxa" w:w="50"/>
+              <w:left w:type="dxa" w:w="90"/>
+              <w:bottom w:type="dxa" w:w="50"/>
+              <w:right w:type="dxa" w:w="90"/>
+            </w:tcMar>
+            <w:vAlign w:val="center"/>
+          </w:tcPr>
+          <w:p>
+            <w:pPr>
+              <w:spacing w:after="0" w:before="0"/>
+              <w:jc w:val="center"/>
+            </w:pPr>
+            <w:r>
+              <w:rPr>
+                <w:rFonts w:ascii="Yu Gothic" w:eastAsia="Yu Gothic" w:hAnsi="Yu Gothic"/>
+                <w:sz w:val="24"/>
+                <w:szCs w:val="24"/>
+              </w:rPr>
+              <w:t xml:space="preserve">□</w:t>
+            </w:r>
+          </w:p>
+        </w:tc>
+        <w:tc>
+          <w:tcPr>
+            <w:tcW w:type="dxa" w:w="800"/>
+            <w:tcBorders>
+              <w:top w:val="single" w:color="808080" w:sz="4"/>
+              <w:left w:val="single" w:color="808080" w:sz="4"/>
+              <w:bottom w:val="single" w:color="808080" w:sz="4"/>
+              <w:right w:val="single" w:color="808080" w:sz="4"/>
+            </w:tcBorders>
+            <w:shd w:fill="D9D9D9" w:color="auto" w:val="clear"/>
+            <w:tcMar>
+              <w:top w:type="dxa" w:w="50"/>
+              <w:left w:type="dxa" w:w="90"/>
+              <w:bottom w:type="dxa" w:w="50"/>
+              <w:right w:type="dxa" w:w="90"/>
+            </w:tcMar>
+            <w:vAlign w:val="center"/>
+          </w:tcPr>
+          <w:p>
+            <w:pPr>
+              <w:spacing w:after="0" w:before="0"/>
+            </w:pPr>
+            <w:r>
+              <w:rPr>
+                <w:rFonts w:ascii="Yu Gothic" w:eastAsia="Yu Gothic" w:hAnsi="Yu Gothic"/>
+                <w:sz w:val="19"/>
+                <w:szCs w:val="19"/>
+              </w:rPr>
+              <w:t xml:space="preserve"/>
             </w:r>
           </w:p>
         </w:tc>
@@ -6400,160 +6524,36 @@
         </w:trPr>
         <w:tc>
           <w:tcPr>
-            <w:tcW w:type="dxa" w:w="520"/>
-            <w:tcBorders>
-              <w:top w:val="single" w:color="808080" w:sz="4"/>
-              <w:left w:val="single" w:color="808080" w:sz="4"/>
-              <w:bottom w:val="single" w:color="808080" w:sz="4"/>
-              <w:right w:val="single" w:color="808080" w:sz="4"/>
-            </w:tcBorders>
-            <w:tcMar>
-              <w:top w:type="dxa" w:w="50"/>
-              <w:left w:type="dxa" w:w="90"/>
-              <w:bottom w:type="dxa" w:w="50"/>
-              <w:right w:type="dxa" w:w="90"/>
-            </w:tcMar>
-            <w:vAlign w:val="center"/>
-          </w:tcPr>
-          <w:p>
-            <w:pPr>
-              <w:spacing w:after="0" w:before="0"/>
-              <w:jc w:val="center"/>
-            </w:pPr>
-            <w:r>
-              <w:rPr>
-                <w:rFonts w:ascii="Yu Gothic" w:eastAsia="Yu Gothic" w:hAnsi="Yu Gothic"/>
-                <w:sz w:val="19"/>
-                <w:szCs w:val="19"/>
-              </w:rPr>
-              <w:t xml:space="preserve">29</w:t>
-            </w:r>
-          </w:p>
-        </w:tc>
-        <w:tc>
-          <w:tcPr>
-            <w:tcW w:type="dxa" w:w="5780"/>
-            <w:tcBorders>
-              <w:top w:val="single" w:color="808080" w:sz="4"/>
-              <w:left w:val="single" w:color="808080" w:sz="4"/>
-              <w:bottom w:val="single" w:color="808080" w:sz="4"/>
-              <w:right w:val="single" w:color="808080" w:sz="4"/>
-            </w:tcBorders>
-            <w:tcMar>
-              <w:top w:type="dxa" w:w="50"/>
-              <w:left w:type="dxa" w:w="90"/>
-              <w:bottom w:type="dxa" w:w="50"/>
-              <w:right w:type="dxa" w:w="90"/>
-            </w:tcMar>
-            <w:vAlign w:val="center"/>
-          </w:tcPr>
-          <w:p>
-            <w:pPr>
-              <w:spacing w:after="0" w:before="0"/>
-            </w:pPr>
-            <w:r>
-              <w:rPr>
-                <w:rFonts w:ascii="Yu Gothic" w:eastAsia="Yu Gothic" w:hAnsi="Yu Gothic"/>
-                <w:sz w:val="19"/>
-                <w:szCs w:val="19"/>
-              </w:rPr>
-              <w:t xml:space="preserve">学校から返してもらった受験票を、なくさないように保管した</w:t>
-            </w:r>
-          </w:p>
-        </w:tc>
-        <w:tc>
-          <w:tcPr>
-            <w:tcW w:type="dxa" w:w="2306"/>
-            <w:tcBorders>
-              <w:top w:val="single" w:color="808080" w:sz="4"/>
-              <w:left w:val="single" w:color="808080" w:sz="4"/>
-              <w:bottom w:val="single" w:color="808080" w:sz="4"/>
-              <w:right w:val="single" w:color="808080" w:sz="4"/>
-            </w:tcBorders>
-            <w:tcMar>
-              <w:top w:type="dxa" w:w="50"/>
-              <w:left w:type="dxa" w:w="90"/>
-              <w:bottom w:type="dxa" w:w="50"/>
-              <w:right w:type="dxa" w:w="90"/>
-            </w:tcMar>
-            <w:vAlign w:val="center"/>
-          </w:tcPr>
-          <w:p>
-            <w:pPr>
-              <w:spacing w:after="0" w:before="0"/>
-            </w:pPr>
-            <w:r>
-              <w:rPr>
-                <w:rFonts w:ascii="Yu Gothic" w:eastAsia="Yu Gothic" w:hAnsi="Yu Gothic"/>
-                <w:color w:val="555555"/>
-                <w:sz w:val="16"/>
-                <w:szCs w:val="16"/>
-              </w:rPr>
-              <w:t xml:space="preserve">受験票は試験前に返却されます</w:t>
-            </w:r>
-          </w:p>
-        </w:tc>
-        <w:tc>
-          <w:tcPr>
-            <w:tcW w:type="dxa" w:w="800"/>
-            <w:tcBorders>
-              <w:top w:val="single" w:color="808080" w:sz="4"/>
-              <w:left w:val="single" w:color="808080" w:sz="4"/>
-              <w:bottom w:val="single" w:color="808080" w:sz="4"/>
-              <w:right w:val="single" w:color="808080" w:sz="4"/>
-            </w:tcBorders>
-            <w:tcMar>
-              <w:top w:type="dxa" w:w="50"/>
-              <w:left w:type="dxa" w:w="90"/>
-              <w:bottom w:type="dxa" w:w="50"/>
-              <w:right w:type="dxa" w:w="90"/>
-            </w:tcMar>
-            <w:vAlign w:val="center"/>
-          </w:tcPr>
-          <w:p>
-            <w:pPr>
-              <w:spacing w:after="0" w:before="0"/>
-              <w:jc w:val="center"/>
-            </w:pPr>
-            <w:r>
-              <w:rPr>
-                <w:rFonts w:ascii="Yu Gothic" w:eastAsia="Yu Gothic" w:hAnsi="Yu Gothic"/>
-                <w:sz w:val="24"/>
-                <w:szCs w:val="24"/>
-              </w:rPr>
-              <w:t xml:space="preserve">□</w:t>
-            </w:r>
-          </w:p>
-        </w:tc>
-        <w:tc>
-          <w:tcPr>
-            <w:tcW w:type="dxa" w:w="800"/>
-            <w:tcBorders>
-              <w:top w:val="single" w:color="808080" w:sz="4"/>
-              <w:left w:val="single" w:color="808080" w:sz="4"/>
-              <w:bottom w:val="single" w:color="808080" w:sz="4"/>
-              <w:right w:val="single" w:color="808080" w:sz="4"/>
-            </w:tcBorders>
-            <w:tcMar>
-              <w:top w:type="dxa" w:w="50"/>
-              <w:left w:type="dxa" w:w="90"/>
-              <w:bottom w:type="dxa" w:w="50"/>
-              <w:right w:type="dxa" w:w="90"/>
-            </w:tcMar>
-            <w:vAlign w:val="center"/>
-          </w:tcPr>
-          <w:p>
-            <w:pPr>
-              <w:spacing w:after="0" w:before="0"/>
-              <w:jc w:val="center"/>
-            </w:pPr>
-            <w:r>
-              <w:rPr>
-                <w:rFonts w:ascii="Yu Gothic" w:eastAsia="Yu Gothic" w:hAnsi="Yu Gothic"/>
-                <w:sz w:val="24"/>
-                <w:szCs w:val="24"/>
-              </w:rPr>
-              <w:t xml:space="preserve">□</w:t>
+            <w:tcW w:type="dxa" w:w="10206"/>
+            <w:gridSpan w:val="5"/>
+            <w:tcBorders>
+              <w:top w:val="single" w:color="808080" w:sz="4"/>
+              <w:left w:val="single" w:color="808080" w:sz="4"/>
+              <w:bottom w:val="single" w:color="808080" w:sz="4"/>
+              <w:right w:val="single" w:color="808080" w:sz="4"/>
+            </w:tcBorders>
+            <w:shd w:fill="DDEBF7" w:color="auto" w:val="clear"/>
+            <w:tcMar>
+              <w:top w:type="dxa" w:w="50"/>
+              <w:left w:type="dxa" w:w="90"/>
+              <w:bottom w:type="dxa" w:w="50"/>
+              <w:right w:type="dxa" w:w="90"/>
+            </w:tcMar>
+            <w:vAlign w:val="center"/>
+          </w:tcPr>
+          <w:p>
+            <w:pPr>
+              <w:spacing w:after="0" w:before="0"/>
+            </w:pPr>
+            <w:r>
+              <w:rPr>
+                <w:rFonts w:ascii="Yu Gothic" w:eastAsia="Yu Gothic" w:hAnsi="Yu Gothic"/>
+                <w:b/>
+                <w:bCs/>
+                <w:sz w:val="21"/>
+                <w:szCs w:val="21"/>
+              </w:rPr>
+              <w:t xml:space="preserve">7　試験の前に　［試験日まで］</w:t>
             </w:r>
           </w:p>
         </w:tc>
@@ -6621,7 +6621,7 @@
                 <w:sz w:val="19"/>
                 <w:szCs w:val="19"/>
               </w:rPr>
-              <w:t xml:space="preserve">試験会場までの交通手段と所要時間を確認した</w:t>
+              <w:t xml:space="preserve">学校から返してもらった受験票を、なくさないように保管した</w:t>
             </w:r>
           </w:p>
         </w:tc>
@@ -6653,7 +6653,7 @@
                 <w:sz w:val="16"/>
                 <w:szCs w:val="16"/>
               </w:rPr>
-              <w:t xml:space="preserve">天候が悪い日の行き方も考える</w:t>
+              <w:t xml:space="preserve">受験票は試験前に返却されます</w:t>
             </w:r>
           </w:p>
         </w:tc>
@@ -6785,7 +6785,7 @@
                 <w:sz w:val="19"/>
                 <w:szCs w:val="19"/>
               </w:rPr>
-              <w:t xml:space="preserve">持ち物（受験票・筆記用具・上履きなど）を確認した</w:t>
+              <w:t xml:space="preserve">試験会場までの交通手段と所要時間を確認した</w:t>
             </w:r>
           </w:p>
         </w:tc>
@@ -6817,7 +6817,7 @@
                 <w:sz w:val="16"/>
                 <w:szCs w:val="16"/>
               </w:rPr>
-              <w:t xml:space="preserve"/>
+              <w:t xml:space="preserve">天候が悪い日の行き方も考える</w:t>
             </w:r>
           </w:p>
         </w:tc>
@@ -6862,26 +6862,26 @@
               <w:bottom w:val="single" w:color="808080" w:sz="4"/>
               <w:right w:val="single" w:color="808080" w:sz="4"/>
             </w:tcBorders>
-            <w:tcMar>
-              <w:top w:type="dxa" w:w="50"/>
-              <w:left w:type="dxa" w:w="90"/>
-              <w:bottom w:type="dxa" w:w="50"/>
-              <w:right w:type="dxa" w:w="90"/>
-            </w:tcMar>
-            <w:vAlign w:val="center"/>
-          </w:tcPr>
-          <w:p>
-            <w:pPr>
-              <w:spacing w:after="0" w:before="0"/>
-              <w:jc w:val="center"/>
-            </w:pPr>
-            <w:r>
-              <w:rPr>
-                <w:rFonts w:ascii="Yu Gothic" w:eastAsia="Yu Gothic" w:hAnsi="Yu Gothic"/>
-                <w:sz w:val="24"/>
-                <w:szCs w:val="24"/>
-              </w:rPr>
-              <w:t xml:space="preserve">□</w:t>
+            <w:shd w:fill="D9D9D9" w:color="auto" w:val="clear"/>
+            <w:tcMar>
+              <w:top w:type="dxa" w:w="50"/>
+              <w:left w:type="dxa" w:w="90"/>
+              <w:bottom w:type="dxa" w:w="50"/>
+              <w:right w:type="dxa" w:w="90"/>
+            </w:tcMar>
+            <w:vAlign w:val="center"/>
+          </w:tcPr>
+          <w:p>
+            <w:pPr>
+              <w:spacing w:after="0" w:before="0"/>
+            </w:pPr>
+            <w:r>
+              <w:rPr>
+                <w:rFonts w:ascii="Yu Gothic" w:eastAsia="Yu Gothic" w:hAnsi="Yu Gothic"/>
+                <w:sz w:val="19"/>
+                <w:szCs w:val="19"/>
+              </w:rPr>
+              <w:t xml:space="preserve"/>
             </w:r>
           </w:p>
         </w:tc>
@@ -6949,7 +6949,7 @@
                 <w:sz w:val="19"/>
                 <w:szCs w:val="19"/>
               </w:rPr>
-              <w:t xml:space="preserve">合格後の手続き（入学金の納付・書類提出）の締切を確認した</w:t>
+              <w:t xml:space="preserve">持ち物（受験票・筆記用具・上履きなど）を確認した</w:t>
             </w:r>
           </w:p>
         </w:tc>
@@ -7026,6 +7026,138 @@
               <w:bottom w:val="single" w:color="808080" w:sz="4"/>
               <w:right w:val="single" w:color="808080" w:sz="4"/>
             </w:tcBorders>
+            <w:shd w:fill="D9D9D9" w:color="auto" w:val="clear"/>
+            <w:tcMar>
+              <w:top w:type="dxa" w:w="50"/>
+              <w:left w:type="dxa" w:w="90"/>
+              <w:bottom w:type="dxa" w:w="50"/>
+              <w:right w:type="dxa" w:w="90"/>
+            </w:tcMar>
+            <w:vAlign w:val="center"/>
+          </w:tcPr>
+          <w:p>
+            <w:pPr>
+              <w:spacing w:after="0" w:before="0"/>
+            </w:pPr>
+            <w:r>
+              <w:rPr>
+                <w:rFonts w:ascii="Yu Gothic" w:eastAsia="Yu Gothic" w:hAnsi="Yu Gothic"/>
+                <w:sz w:val="19"/>
+                <w:szCs w:val="19"/>
+              </w:rPr>
+              <w:t xml:space="preserve"/>
+            </w:r>
+          </w:p>
+        </w:tc>
+      </w:tr>
+      <w:tr>
+        <w:trPr>
+          <w:cantSplit/>
+        </w:trPr>
+        <w:tc>
+          <w:tcPr>
+            <w:tcW w:type="dxa" w:w="520"/>
+            <w:tcBorders>
+              <w:top w:val="single" w:color="808080" w:sz="4"/>
+              <w:left w:val="single" w:color="808080" w:sz="4"/>
+              <w:bottom w:val="single" w:color="808080" w:sz="4"/>
+              <w:right w:val="single" w:color="808080" w:sz="4"/>
+            </w:tcBorders>
+            <w:tcMar>
+              <w:top w:type="dxa" w:w="50"/>
+              <w:left w:type="dxa" w:w="90"/>
+              <w:bottom w:type="dxa" w:w="50"/>
+              <w:right w:type="dxa" w:w="90"/>
+            </w:tcMar>
+            <w:vAlign w:val="center"/>
+          </w:tcPr>
+          <w:p>
+            <w:pPr>
+              <w:spacing w:after="0" w:before="0"/>
+              <w:jc w:val="center"/>
+            </w:pPr>
+            <w:r>
+              <w:rPr>
+                <w:rFonts w:ascii="Yu Gothic" w:eastAsia="Yu Gothic" w:hAnsi="Yu Gothic"/>
+                <w:sz w:val="19"/>
+                <w:szCs w:val="19"/>
+              </w:rPr>
+              <w:t xml:space="preserve">33</w:t>
+            </w:r>
+          </w:p>
+        </w:tc>
+        <w:tc>
+          <w:tcPr>
+            <w:tcW w:type="dxa" w:w="5780"/>
+            <w:tcBorders>
+              <w:top w:val="single" w:color="808080" w:sz="4"/>
+              <w:left w:val="single" w:color="808080" w:sz="4"/>
+              <w:bottom w:val="single" w:color="808080" w:sz="4"/>
+              <w:right w:val="single" w:color="808080" w:sz="4"/>
+            </w:tcBorders>
+            <w:tcMar>
+              <w:top w:type="dxa" w:w="50"/>
+              <w:left w:type="dxa" w:w="90"/>
+              <w:bottom w:type="dxa" w:w="50"/>
+              <w:right w:type="dxa" w:w="90"/>
+            </w:tcMar>
+            <w:vAlign w:val="center"/>
+          </w:tcPr>
+          <w:p>
+            <w:pPr>
+              <w:spacing w:after="0" w:before="0"/>
+            </w:pPr>
+            <w:r>
+              <w:rPr>
+                <w:rFonts w:ascii="Yu Gothic" w:eastAsia="Yu Gothic" w:hAnsi="Yu Gothic"/>
+                <w:sz w:val="19"/>
+                <w:szCs w:val="19"/>
+              </w:rPr>
+              <w:t xml:space="preserve">合格後の手続き（入学金の納付・書類提出）の締切を確認した</w:t>
+            </w:r>
+          </w:p>
+        </w:tc>
+        <w:tc>
+          <w:tcPr>
+            <w:tcW w:type="dxa" w:w="2306"/>
+            <w:tcBorders>
+              <w:top w:val="single" w:color="808080" w:sz="4"/>
+              <w:left w:val="single" w:color="808080" w:sz="4"/>
+              <w:bottom w:val="single" w:color="808080" w:sz="4"/>
+              <w:right w:val="single" w:color="808080" w:sz="4"/>
+            </w:tcBorders>
+            <w:tcMar>
+              <w:top w:type="dxa" w:w="50"/>
+              <w:left w:type="dxa" w:w="90"/>
+              <w:bottom w:type="dxa" w:w="50"/>
+              <w:right w:type="dxa" w:w="90"/>
+            </w:tcMar>
+            <w:vAlign w:val="center"/>
+          </w:tcPr>
+          <w:p>
+            <w:pPr>
+              <w:spacing w:after="0" w:before="0"/>
+            </w:pPr>
+            <w:r>
+              <w:rPr>
+                <w:rFonts w:ascii="Yu Gothic" w:eastAsia="Yu Gothic" w:hAnsi="Yu Gothic"/>
+                <w:color w:val="555555"/>
+                <w:sz w:val="16"/>
+                <w:szCs w:val="16"/>
+              </w:rPr>
+              <w:t xml:space="preserve"/>
+            </w:r>
+          </w:p>
+        </w:tc>
+        <w:tc>
+          <w:tcPr>
+            <w:tcW w:type="dxa" w:w="800"/>
+            <w:tcBorders>
+              <w:top w:val="single" w:color="808080" w:sz="4"/>
+              <w:left w:val="single" w:color="808080" w:sz="4"/>
+              <w:bottom w:val="single" w:color="808080" w:sz="4"/>
+              <w:right w:val="single" w:color="808080" w:sz="4"/>
+            </w:tcBorders>
             <w:tcMar>
               <w:top w:type="dxa" w:w="50"/>
               <w:left w:type="dxa" w:w="90"/>
@@ -7046,6 +7178,38 @@
                 <w:szCs w:val="24"/>
               </w:rPr>
               <w:t xml:space="preserve">□</w:t>
+            </w:r>
+          </w:p>
+        </w:tc>
+        <w:tc>
+          <w:tcPr>
+            <w:tcW w:type="dxa" w:w="800"/>
+            <w:tcBorders>
+              <w:top w:val="single" w:color="808080" w:sz="4"/>
+              <w:left w:val="single" w:color="808080" w:sz="4"/>
+              <w:bottom w:val="single" w:color="808080" w:sz="4"/>
+              <w:right w:val="single" w:color="808080" w:sz="4"/>
+            </w:tcBorders>
+            <w:shd w:fill="D9D9D9" w:color="auto" w:val="clear"/>
+            <w:tcMar>
+              <w:top w:type="dxa" w:w="50"/>
+              <w:left w:type="dxa" w:w="90"/>
+              <w:bottom w:type="dxa" w:w="50"/>
+              <w:right w:type="dxa" w:w="90"/>
+            </w:tcMar>
+            <w:vAlign w:val="center"/>
+          </w:tcPr>
+          <w:p>
+            <w:pPr>
+              <w:spacing w:after="0" w:before="0"/>
+            </w:pPr>
+            <w:r>
+              <w:rPr>
+                <w:rFonts w:ascii="Yu Gothic" w:eastAsia="Yu Gothic" w:hAnsi="Yu Gothic"/>
+                <w:sz w:val="19"/>
+                <w:szCs w:val="19"/>
+              </w:rPr>
+              <w:t xml:space="preserve"/>
             </w:r>
           </w:p>
         </w:tc>

--- a/output/私立高校_Web出願チェックシート.docx
+++ b/output/私立高校_Web出願チェックシート.docx
@@ -2524,160 +2524,36 @@
         </w:trPr>
         <w:tc>
           <w:tcPr>
-            <w:tcW w:type="dxa" w:w="520"/>
-            <w:tcBorders>
-              <w:top w:val="single" w:color="808080" w:sz="4"/>
-              <w:left w:val="single" w:color="808080" w:sz="4"/>
-              <w:bottom w:val="single" w:color="808080" w:sz="4"/>
-              <w:right w:val="single" w:color="808080" w:sz="4"/>
-            </w:tcBorders>
-            <w:tcMar>
-              <w:top w:type="dxa" w:w="40"/>
-              <w:left w:type="dxa" w:w="80"/>
-              <w:bottom w:type="dxa" w:w="40"/>
-              <w:right w:type="dxa" w:w="80"/>
-            </w:tcMar>
-            <w:vAlign w:val="center"/>
-          </w:tcPr>
-          <w:p>
-            <w:pPr>
-              <w:spacing w:after="0" w:before="0" w:line="250" w:lineRule="exact"/>
-              <w:jc w:val="center"/>
-            </w:pPr>
-            <w:r>
-              <w:rPr>
-                <w:rFonts w:ascii="Yu Gothic" w:eastAsia="Yu Gothic" w:hAnsi="Yu Gothic"/>
-                <w:sz w:val="19"/>
-                <w:szCs w:val="19"/>
-              </w:rPr>
-              <w:t xml:space="preserve">6</w:t>
-            </w:r>
-          </w:p>
-        </w:tc>
-        <w:tc>
-          <w:tcPr>
-            <w:tcW w:type="dxa" w:w="5780"/>
-            <w:tcBorders>
-              <w:top w:val="single" w:color="808080" w:sz="4"/>
-              <w:left w:val="single" w:color="808080" w:sz="4"/>
-              <w:bottom w:val="single" w:color="808080" w:sz="4"/>
-              <w:right w:val="single" w:color="808080" w:sz="4"/>
-            </w:tcBorders>
-            <w:tcMar>
-              <w:top w:type="dxa" w:w="40"/>
-              <w:left w:type="dxa" w:w="80"/>
-              <w:bottom w:type="dxa" w:w="40"/>
-              <w:right w:type="dxa" w:w="80"/>
-            </w:tcMar>
-            <w:vAlign w:val="center"/>
-          </w:tcPr>
-          <w:p>
-            <w:pPr>
-              <w:spacing w:after="0" w:before="0" w:line="250" w:lineRule="exact"/>
-            </w:pPr>
-            <w:r>
-              <w:rPr>
-                <w:rFonts w:ascii="Yu Gothic" w:eastAsia="Yu Gothic" w:hAnsi="Yu Gothic"/>
-                <w:sz w:val="19"/>
-                <w:szCs w:val="19"/>
-              </w:rPr>
-              <w:t xml:space="preserve">下書きを家に持ち帰り、保護者に見せた</w:t>
-            </w:r>
-          </w:p>
-        </w:tc>
-        <w:tc>
-          <w:tcPr>
-            <w:tcW w:type="dxa" w:w="2306"/>
-            <w:tcBorders>
-              <w:top w:val="single" w:color="808080" w:sz="4"/>
-              <w:left w:val="single" w:color="808080" w:sz="4"/>
-              <w:bottom w:val="single" w:color="808080" w:sz="4"/>
-              <w:right w:val="single" w:color="808080" w:sz="4"/>
-            </w:tcBorders>
-            <w:tcMar>
-              <w:top w:type="dxa" w:w="40"/>
-              <w:left w:type="dxa" w:w="80"/>
-              <w:bottom w:type="dxa" w:w="40"/>
-              <w:right w:type="dxa" w:w="80"/>
-            </w:tcMar>
-            <w:vAlign w:val="center"/>
-          </w:tcPr>
-          <w:p>
-            <w:pPr>
-              <w:spacing w:after="0" w:before="0" w:line="250" w:lineRule="exact"/>
-            </w:pPr>
-            <w:r>
-              <w:rPr>
-                <w:rFonts w:ascii="Yu Gothic" w:eastAsia="Yu Gothic" w:hAnsi="Yu Gothic"/>
-                <w:color w:val="555555"/>
-                <w:sz w:val="16"/>
-                <w:szCs w:val="16"/>
-              </w:rPr>
-              <w:t xml:space="preserve"/>
-            </w:r>
-          </w:p>
-        </w:tc>
-        <w:tc>
-          <w:tcPr>
-            <w:tcW w:type="dxa" w:w="800"/>
-            <w:tcBorders>
-              <w:top w:val="single" w:color="808080" w:sz="4"/>
-              <w:left w:val="single" w:color="808080" w:sz="4"/>
-              <w:bottom w:val="single" w:color="808080" w:sz="4"/>
-              <w:right w:val="single" w:color="808080" w:sz="4"/>
-            </w:tcBorders>
-            <w:tcMar>
-              <w:top w:type="dxa" w:w="40"/>
-              <w:left w:type="dxa" w:w="80"/>
-              <w:bottom w:type="dxa" w:w="40"/>
-              <w:right w:type="dxa" w:w="80"/>
-            </w:tcMar>
-            <w:vAlign w:val="center"/>
-          </w:tcPr>
-          <w:p>
-            <w:pPr>
-              <w:spacing w:after="0" w:before="0" w:line="250" w:lineRule="exact"/>
-              <w:jc w:val="center"/>
-            </w:pPr>
-            <w:r>
-              <w:rPr>
-                <w:rFonts w:ascii="Yu Gothic" w:eastAsia="Yu Gothic" w:hAnsi="Yu Gothic"/>
-                <w:sz w:val="24"/>
-                <w:szCs w:val="24"/>
-              </w:rPr>
-              <w:t xml:space="preserve">□</w:t>
-            </w:r>
-          </w:p>
-        </w:tc>
-        <w:tc>
-          <w:tcPr>
-            <w:tcW w:type="dxa" w:w="800"/>
-            <w:tcBorders>
-              <w:top w:val="single" w:color="808080" w:sz="4"/>
-              <w:left w:val="single" w:color="808080" w:sz="4"/>
-              <w:bottom w:val="single" w:color="808080" w:sz="4"/>
-              <w:right w:val="single" w:color="808080" w:sz="4"/>
-            </w:tcBorders>
-            <w:shd w:fill="D9D9D9" w:color="auto" w:val="clear"/>
-            <w:tcMar>
-              <w:top w:type="dxa" w:w="40"/>
-              <w:left w:type="dxa" w:w="80"/>
-              <w:bottom w:type="dxa" w:w="40"/>
-              <w:right w:type="dxa" w:w="80"/>
-            </w:tcMar>
-            <w:vAlign w:val="center"/>
-          </w:tcPr>
-          <w:p>
-            <w:pPr>
-              <w:spacing w:after="0" w:before="0" w:line="250" w:lineRule="exact"/>
-            </w:pPr>
-            <w:r>
-              <w:rPr>
-                <w:rFonts w:ascii="Yu Gothic" w:eastAsia="Yu Gothic" w:hAnsi="Yu Gothic"/>
-                <w:sz w:val="19"/>
-                <w:szCs w:val="19"/>
-              </w:rPr>
-              <w:t xml:space="preserve"/>
+            <w:tcW w:type="dxa" w:w="10206"/>
+            <w:gridSpan w:val="5"/>
+            <w:tcBorders>
+              <w:top w:val="single" w:color="808080" w:sz="4"/>
+              <w:left w:val="single" w:color="808080" w:sz="4"/>
+              <w:bottom w:val="single" w:color="808080" w:sz="4"/>
+              <w:right w:val="single" w:color="808080" w:sz="4"/>
+            </w:tcBorders>
+            <w:shd w:fill="DDEBF7" w:color="auto" w:val="clear"/>
+            <w:tcMar>
+              <w:top w:type="dxa" w:w="40"/>
+              <w:left w:type="dxa" w:w="80"/>
+              <w:bottom w:type="dxa" w:w="40"/>
+              <w:right w:type="dxa" w:w="80"/>
+            </w:tcMar>
+            <w:vAlign w:val="center"/>
+          </w:tcPr>
+          <w:p>
+            <w:pPr>
+              <w:spacing w:after="0" w:before="0" w:line="250" w:lineRule="exact"/>
+            </w:pPr>
+            <w:r>
+              <w:rPr>
+                <w:rFonts w:ascii="Yu Gothic" w:eastAsia="Yu Gothic" w:hAnsi="Yu Gothic"/>
+                <w:b/>
+                <w:bCs/>
+                <w:sz w:val="21"/>
+                <w:szCs w:val="21"/>
+              </w:rPr>
+              <w:t xml:space="preserve">3　家庭でオンラインの下書きをする　［12月1日（火）〜3日（木）］</w:t>
             </w:r>
           </w:p>
         </w:tc>
@@ -2688,36 +2564,160 @@
         </w:trPr>
         <w:tc>
           <w:tcPr>
-            <w:tcW w:type="dxa" w:w="10206"/>
-            <w:gridSpan w:val="5"/>
-            <w:tcBorders>
-              <w:top w:val="single" w:color="808080" w:sz="4"/>
-              <w:left w:val="single" w:color="808080" w:sz="4"/>
-              <w:bottom w:val="single" w:color="808080" w:sz="4"/>
-              <w:right w:val="single" w:color="808080" w:sz="4"/>
-            </w:tcBorders>
-            <w:shd w:fill="DDEBF7" w:color="auto" w:val="clear"/>
-            <w:tcMar>
-              <w:top w:type="dxa" w:w="40"/>
-              <w:left w:type="dxa" w:w="80"/>
-              <w:bottom w:type="dxa" w:w="40"/>
-              <w:right w:type="dxa" w:w="80"/>
-            </w:tcMar>
-            <w:vAlign w:val="center"/>
-          </w:tcPr>
-          <w:p>
-            <w:pPr>
-              <w:spacing w:after="0" w:before="0" w:line="250" w:lineRule="exact"/>
-            </w:pPr>
-            <w:r>
-              <w:rPr>
-                <w:rFonts w:ascii="Yu Gothic" w:eastAsia="Yu Gothic" w:hAnsi="Yu Gothic"/>
-                <w:b/>
-                <w:bCs/>
-                <w:sz w:val="21"/>
-                <w:szCs w:val="21"/>
-              </w:rPr>
-              <w:t xml:space="preserve">3　家庭でオンラインの下書きをする　［12月1日（火）〜3日（木）］</w:t>
+            <w:tcW w:type="dxa" w:w="520"/>
+            <w:tcBorders>
+              <w:top w:val="single" w:color="808080" w:sz="4"/>
+              <w:left w:val="single" w:color="808080" w:sz="4"/>
+              <w:bottom w:val="single" w:color="808080" w:sz="4"/>
+              <w:right w:val="single" w:color="808080" w:sz="4"/>
+            </w:tcBorders>
+            <w:tcMar>
+              <w:top w:type="dxa" w:w="40"/>
+              <w:left w:type="dxa" w:w="80"/>
+              <w:bottom w:type="dxa" w:w="40"/>
+              <w:right w:type="dxa" w:w="80"/>
+            </w:tcMar>
+            <w:vAlign w:val="center"/>
+          </w:tcPr>
+          <w:p>
+            <w:pPr>
+              <w:spacing w:after="0" w:before="0" w:line="250" w:lineRule="exact"/>
+              <w:jc w:val="center"/>
+            </w:pPr>
+            <w:r>
+              <w:rPr>
+                <w:rFonts w:ascii="Yu Gothic" w:eastAsia="Yu Gothic" w:hAnsi="Yu Gothic"/>
+                <w:sz w:val="19"/>
+                <w:szCs w:val="19"/>
+              </w:rPr>
+              <w:t xml:space="preserve">6</w:t>
+            </w:r>
+          </w:p>
+        </w:tc>
+        <w:tc>
+          <w:tcPr>
+            <w:tcW w:type="dxa" w:w="5780"/>
+            <w:tcBorders>
+              <w:top w:val="single" w:color="808080" w:sz="4"/>
+              <w:left w:val="single" w:color="808080" w:sz="4"/>
+              <w:bottom w:val="single" w:color="808080" w:sz="4"/>
+              <w:right w:val="single" w:color="808080" w:sz="4"/>
+            </w:tcBorders>
+            <w:tcMar>
+              <w:top w:type="dxa" w:w="40"/>
+              <w:left w:type="dxa" w:w="80"/>
+              <w:bottom w:type="dxa" w:w="40"/>
+              <w:right w:type="dxa" w:w="80"/>
+            </w:tcMar>
+            <w:vAlign w:val="center"/>
+          </w:tcPr>
+          <w:p>
+            <w:pPr>
+              <w:spacing w:after="0" w:before="0" w:line="250" w:lineRule="exact"/>
+            </w:pPr>
+            <w:r>
+              <w:rPr>
+                <w:rFonts w:ascii="Yu Gothic" w:eastAsia="Yu Gothic" w:hAnsi="Yu Gothic"/>
+                <w:sz w:val="19"/>
+                <w:szCs w:val="19"/>
+              </w:rPr>
+              <w:t xml:space="preserve">下書きを家に持ち帰り、保護者に見せた</w:t>
+            </w:r>
+          </w:p>
+        </w:tc>
+        <w:tc>
+          <w:tcPr>
+            <w:tcW w:type="dxa" w:w="2306"/>
+            <w:tcBorders>
+              <w:top w:val="single" w:color="808080" w:sz="4"/>
+              <w:left w:val="single" w:color="808080" w:sz="4"/>
+              <w:bottom w:val="single" w:color="808080" w:sz="4"/>
+              <w:right w:val="single" w:color="808080" w:sz="4"/>
+            </w:tcBorders>
+            <w:tcMar>
+              <w:top w:type="dxa" w:w="40"/>
+              <w:left w:type="dxa" w:w="80"/>
+              <w:bottom w:type="dxa" w:w="40"/>
+              <w:right w:type="dxa" w:w="80"/>
+            </w:tcMar>
+            <w:vAlign w:val="center"/>
+          </w:tcPr>
+          <w:p>
+            <w:pPr>
+              <w:spacing w:after="0" w:before="0" w:line="250" w:lineRule="exact"/>
+            </w:pPr>
+            <w:r>
+              <w:rPr>
+                <w:rFonts w:ascii="Yu Gothic" w:eastAsia="Yu Gothic" w:hAnsi="Yu Gothic"/>
+                <w:color w:val="555555"/>
+                <w:sz w:val="16"/>
+                <w:szCs w:val="16"/>
+              </w:rPr>
+              <w:t xml:space="preserve"/>
+            </w:r>
+          </w:p>
+        </w:tc>
+        <w:tc>
+          <w:tcPr>
+            <w:tcW w:type="dxa" w:w="800"/>
+            <w:tcBorders>
+              <w:top w:val="single" w:color="808080" w:sz="4"/>
+              <w:left w:val="single" w:color="808080" w:sz="4"/>
+              <w:bottom w:val="single" w:color="808080" w:sz="4"/>
+              <w:right w:val="single" w:color="808080" w:sz="4"/>
+            </w:tcBorders>
+            <w:tcMar>
+              <w:top w:type="dxa" w:w="40"/>
+              <w:left w:type="dxa" w:w="80"/>
+              <w:bottom w:type="dxa" w:w="40"/>
+              <w:right w:type="dxa" w:w="80"/>
+            </w:tcMar>
+            <w:vAlign w:val="center"/>
+          </w:tcPr>
+          <w:p>
+            <w:pPr>
+              <w:spacing w:after="0" w:before="0" w:line="250" w:lineRule="exact"/>
+              <w:jc w:val="center"/>
+            </w:pPr>
+            <w:r>
+              <w:rPr>
+                <w:rFonts w:ascii="Yu Gothic" w:eastAsia="Yu Gothic" w:hAnsi="Yu Gothic"/>
+                <w:sz w:val="24"/>
+                <w:szCs w:val="24"/>
+              </w:rPr>
+              <w:t xml:space="preserve">□</w:t>
+            </w:r>
+          </w:p>
+        </w:tc>
+        <w:tc>
+          <w:tcPr>
+            <w:tcW w:type="dxa" w:w="800"/>
+            <w:tcBorders>
+              <w:top w:val="single" w:color="808080" w:sz="4"/>
+              <w:left w:val="single" w:color="808080" w:sz="4"/>
+              <w:bottom w:val="single" w:color="808080" w:sz="4"/>
+              <w:right w:val="single" w:color="808080" w:sz="4"/>
+            </w:tcBorders>
+            <w:shd w:fill="D9D9D9" w:color="auto" w:val="clear"/>
+            <w:tcMar>
+              <w:top w:type="dxa" w:w="40"/>
+              <w:left w:type="dxa" w:w="80"/>
+              <w:bottom w:type="dxa" w:w="40"/>
+              <w:right w:type="dxa" w:w="80"/>
+            </w:tcMar>
+            <w:vAlign w:val="center"/>
+          </w:tcPr>
+          <w:p>
+            <w:pPr>
+              <w:spacing w:after="0" w:before="0" w:line="250" w:lineRule="exact"/>
+            </w:pPr>
+            <w:r>
+              <w:rPr>
+                <w:rFonts w:ascii="Yu Gothic" w:eastAsia="Yu Gothic" w:hAnsi="Yu Gothic"/>
+                <w:sz w:val="19"/>
+                <w:szCs w:val="19"/>
+              </w:rPr>
+              <w:t xml:space="preserve"/>
             </w:r>
           </w:p>
         </w:tc>
@@ -2981,7 +2981,7 @@
                 <w:sz w:val="16"/>
                 <w:szCs w:val="16"/>
               </w:rPr>
-              <w:t xml:space="preserve">まだ確定しない</w:t>
+              <w:t xml:space="preserve"/>
             </w:r>
           </w:p>
         </w:tc>
@@ -3113,7 +3113,7 @@
                 <w:sz w:val="19"/>
                 <w:szCs w:val="19"/>
               </w:rPr>
-              <w:t xml:space="preserve">入力した内容（下書き）を印刷した</w:t>
+              <w:t xml:space="preserve">受験料はまだ振り込まない（出願も確定しない）</w:t>
             </w:r>
           </w:p>
         </w:tc>
@@ -3145,7 +3145,7 @@
                 <w:sz w:val="16"/>
                 <w:szCs w:val="16"/>
               </w:rPr>
-              <w:t xml:space="preserve">コンビニのプリントも可</w:t>
+              <w:t xml:space="preserve">12月4日の下書きチェック後に支払う</w:t>
             </w:r>
           </w:p>
         </w:tc>
@@ -3220,36 +3220,160 @@
         </w:trPr>
         <w:tc>
           <w:tcPr>
-            <w:tcW w:type="dxa" w:w="10206"/>
-            <w:gridSpan w:val="5"/>
-            <w:tcBorders>
-              <w:top w:val="single" w:color="808080" w:sz="4"/>
-              <w:left w:val="single" w:color="808080" w:sz="4"/>
-              <w:bottom w:val="single" w:color="808080" w:sz="4"/>
-              <w:right w:val="single" w:color="808080" w:sz="4"/>
-            </w:tcBorders>
-            <w:shd w:fill="DDEBF7" w:color="auto" w:val="clear"/>
-            <w:tcMar>
-              <w:top w:type="dxa" w:w="40"/>
-              <w:left w:type="dxa" w:w="80"/>
-              <w:bottom w:type="dxa" w:w="40"/>
-              <w:right w:type="dxa" w:w="80"/>
-            </w:tcMar>
-            <w:vAlign w:val="center"/>
-          </w:tcPr>
-          <w:p>
-            <w:pPr>
-              <w:spacing w:after="0" w:before="0" w:line="250" w:lineRule="exact"/>
-            </w:pPr>
-            <w:r>
-              <w:rPr>
-                <w:rFonts w:ascii="Yu Gothic" w:eastAsia="Yu Gothic" w:hAnsi="Yu Gothic"/>
-                <w:b/>
-                <w:bCs/>
-                <w:sz w:val="21"/>
-                <w:szCs w:val="21"/>
-              </w:rPr>
-              <w:t xml:space="preserve">4　下書きのチェックを受ける　［12月4日（金）］</w:t>
+            <w:tcW w:type="dxa" w:w="520"/>
+            <w:tcBorders>
+              <w:top w:val="single" w:color="808080" w:sz="4"/>
+              <w:left w:val="single" w:color="808080" w:sz="4"/>
+              <w:bottom w:val="single" w:color="808080" w:sz="4"/>
+              <w:right w:val="single" w:color="808080" w:sz="4"/>
+            </w:tcBorders>
+            <w:tcMar>
+              <w:top w:type="dxa" w:w="40"/>
+              <w:left w:type="dxa" w:w="80"/>
+              <w:bottom w:type="dxa" w:w="40"/>
+              <w:right w:type="dxa" w:w="80"/>
+            </w:tcMar>
+            <w:vAlign w:val="center"/>
+          </w:tcPr>
+          <w:p>
+            <w:pPr>
+              <w:spacing w:after="0" w:before="0" w:line="250" w:lineRule="exact"/>
+              <w:jc w:val="center"/>
+            </w:pPr>
+            <w:r>
+              <w:rPr>
+                <w:rFonts w:ascii="Yu Gothic" w:eastAsia="Yu Gothic" w:hAnsi="Yu Gothic"/>
+                <w:sz w:val="19"/>
+                <w:szCs w:val="19"/>
+              </w:rPr>
+              <w:t xml:space="preserve">10</w:t>
+            </w:r>
+          </w:p>
+        </w:tc>
+        <w:tc>
+          <w:tcPr>
+            <w:tcW w:type="dxa" w:w="5780"/>
+            <w:tcBorders>
+              <w:top w:val="single" w:color="808080" w:sz="4"/>
+              <w:left w:val="single" w:color="808080" w:sz="4"/>
+              <w:bottom w:val="single" w:color="808080" w:sz="4"/>
+              <w:right w:val="single" w:color="808080" w:sz="4"/>
+            </w:tcBorders>
+            <w:tcMar>
+              <w:top w:type="dxa" w:w="40"/>
+              <w:left w:type="dxa" w:w="80"/>
+              <w:bottom w:type="dxa" w:w="40"/>
+              <w:right w:type="dxa" w:w="80"/>
+            </w:tcMar>
+            <w:vAlign w:val="center"/>
+          </w:tcPr>
+          <w:p>
+            <w:pPr>
+              <w:spacing w:after="0" w:before="0" w:line="250" w:lineRule="exact"/>
+            </w:pPr>
+            <w:r>
+              <w:rPr>
+                <w:rFonts w:ascii="Yu Gothic" w:eastAsia="Yu Gothic" w:hAnsi="Yu Gothic"/>
+                <w:sz w:val="19"/>
+                <w:szCs w:val="19"/>
+              </w:rPr>
+              <w:t xml:space="preserve">入力した内容（下書き）を印刷した</w:t>
+            </w:r>
+          </w:p>
+        </w:tc>
+        <w:tc>
+          <w:tcPr>
+            <w:tcW w:type="dxa" w:w="2306"/>
+            <w:tcBorders>
+              <w:top w:val="single" w:color="808080" w:sz="4"/>
+              <w:left w:val="single" w:color="808080" w:sz="4"/>
+              <w:bottom w:val="single" w:color="808080" w:sz="4"/>
+              <w:right w:val="single" w:color="808080" w:sz="4"/>
+            </w:tcBorders>
+            <w:tcMar>
+              <w:top w:type="dxa" w:w="40"/>
+              <w:left w:type="dxa" w:w="80"/>
+              <w:bottom w:type="dxa" w:w="40"/>
+              <w:right w:type="dxa" w:w="80"/>
+            </w:tcMar>
+            <w:vAlign w:val="center"/>
+          </w:tcPr>
+          <w:p>
+            <w:pPr>
+              <w:spacing w:after="0" w:before="0" w:line="250" w:lineRule="exact"/>
+            </w:pPr>
+            <w:r>
+              <w:rPr>
+                <w:rFonts w:ascii="Yu Gothic" w:eastAsia="Yu Gothic" w:hAnsi="Yu Gothic"/>
+                <w:color w:val="555555"/>
+                <w:sz w:val="16"/>
+                <w:szCs w:val="16"/>
+              </w:rPr>
+              <w:t xml:space="preserve">コンビニのプリントも可</w:t>
+            </w:r>
+          </w:p>
+        </w:tc>
+        <w:tc>
+          <w:tcPr>
+            <w:tcW w:type="dxa" w:w="800"/>
+            <w:tcBorders>
+              <w:top w:val="single" w:color="808080" w:sz="4"/>
+              <w:left w:val="single" w:color="808080" w:sz="4"/>
+              <w:bottom w:val="single" w:color="808080" w:sz="4"/>
+              <w:right w:val="single" w:color="808080" w:sz="4"/>
+            </w:tcBorders>
+            <w:tcMar>
+              <w:top w:type="dxa" w:w="40"/>
+              <w:left w:type="dxa" w:w="80"/>
+              <w:bottom w:type="dxa" w:w="40"/>
+              <w:right w:type="dxa" w:w="80"/>
+            </w:tcMar>
+            <w:vAlign w:val="center"/>
+          </w:tcPr>
+          <w:p>
+            <w:pPr>
+              <w:spacing w:after="0" w:before="0" w:line="250" w:lineRule="exact"/>
+              <w:jc w:val="center"/>
+            </w:pPr>
+            <w:r>
+              <w:rPr>
+                <w:rFonts w:ascii="Yu Gothic" w:eastAsia="Yu Gothic" w:hAnsi="Yu Gothic"/>
+                <w:sz w:val="24"/>
+                <w:szCs w:val="24"/>
+              </w:rPr>
+              <w:t xml:space="preserve">□</w:t>
+            </w:r>
+          </w:p>
+        </w:tc>
+        <w:tc>
+          <w:tcPr>
+            <w:tcW w:type="dxa" w:w="800"/>
+            <w:tcBorders>
+              <w:top w:val="single" w:color="808080" w:sz="4"/>
+              <w:left w:val="single" w:color="808080" w:sz="4"/>
+              <w:bottom w:val="single" w:color="808080" w:sz="4"/>
+              <w:right w:val="single" w:color="808080" w:sz="4"/>
+            </w:tcBorders>
+            <w:shd w:fill="D9D9D9" w:color="auto" w:val="clear"/>
+            <w:tcMar>
+              <w:top w:type="dxa" w:w="40"/>
+              <w:left w:type="dxa" w:w="80"/>
+              <w:bottom w:type="dxa" w:w="40"/>
+              <w:right w:type="dxa" w:w="80"/>
+            </w:tcMar>
+            <w:vAlign w:val="center"/>
+          </w:tcPr>
+          <w:p>
+            <w:pPr>
+              <w:spacing w:after="0" w:before="0" w:line="250" w:lineRule="exact"/>
+            </w:pPr>
+            <w:r>
+              <w:rPr>
+                <w:rFonts w:ascii="Yu Gothic" w:eastAsia="Yu Gothic" w:hAnsi="Yu Gothic"/>
+                <w:sz w:val="19"/>
+                <w:szCs w:val="19"/>
+              </w:rPr>
+              <w:t xml:space="preserve"/>
             </w:r>
           </w:p>
         </w:tc>
@@ -3260,160 +3384,36 @@
         </w:trPr>
         <w:tc>
           <w:tcPr>
-            <w:tcW w:type="dxa" w:w="520"/>
-            <w:tcBorders>
-              <w:top w:val="single" w:color="808080" w:sz="4"/>
-              <w:left w:val="single" w:color="808080" w:sz="4"/>
-              <w:bottom w:val="single" w:color="808080" w:sz="4"/>
-              <w:right w:val="single" w:color="808080" w:sz="4"/>
-            </w:tcBorders>
-            <w:tcMar>
-              <w:top w:type="dxa" w:w="40"/>
-              <w:left w:type="dxa" w:w="80"/>
-              <w:bottom w:type="dxa" w:w="40"/>
-              <w:right w:type="dxa" w:w="80"/>
-            </w:tcMar>
-            <w:vAlign w:val="center"/>
-          </w:tcPr>
-          <w:p>
-            <w:pPr>
-              <w:spacing w:after="0" w:before="0" w:line="250" w:lineRule="exact"/>
-              <w:jc w:val="center"/>
-            </w:pPr>
-            <w:r>
-              <w:rPr>
-                <w:rFonts w:ascii="Yu Gothic" w:eastAsia="Yu Gothic" w:hAnsi="Yu Gothic"/>
-                <w:sz w:val="19"/>
-                <w:szCs w:val="19"/>
-              </w:rPr>
-              <w:t xml:space="preserve">10</w:t>
-            </w:r>
-          </w:p>
-        </w:tc>
-        <w:tc>
-          <w:tcPr>
-            <w:tcW w:type="dxa" w:w="5780"/>
-            <w:tcBorders>
-              <w:top w:val="single" w:color="808080" w:sz="4"/>
-              <w:left w:val="single" w:color="808080" w:sz="4"/>
-              <w:bottom w:val="single" w:color="808080" w:sz="4"/>
-              <w:right w:val="single" w:color="808080" w:sz="4"/>
-            </w:tcBorders>
-            <w:tcMar>
-              <w:top w:type="dxa" w:w="40"/>
-              <w:left w:type="dxa" w:w="80"/>
-              <w:bottom w:type="dxa" w:w="40"/>
-              <w:right w:type="dxa" w:w="80"/>
-            </w:tcMar>
-            <w:vAlign w:val="center"/>
-          </w:tcPr>
-          <w:p>
-            <w:pPr>
-              <w:spacing w:after="0" w:before="0" w:line="250" w:lineRule="exact"/>
-            </w:pPr>
-            <w:r>
-              <w:rPr>
-                <w:rFonts w:ascii="Yu Gothic" w:eastAsia="Yu Gothic" w:hAnsi="Yu Gothic"/>
-                <w:sz w:val="19"/>
-                <w:szCs w:val="19"/>
-              </w:rPr>
-              <w:t xml:space="preserve">印刷した下書きを持ってきて、担当の先生にチェックしてもらった</w:t>
-            </w:r>
-          </w:p>
-        </w:tc>
-        <w:tc>
-          <w:tcPr>
-            <w:tcW w:type="dxa" w:w="2306"/>
-            <w:tcBorders>
-              <w:top w:val="single" w:color="808080" w:sz="4"/>
-              <w:left w:val="single" w:color="808080" w:sz="4"/>
-              <w:bottom w:val="single" w:color="808080" w:sz="4"/>
-              <w:right w:val="single" w:color="808080" w:sz="4"/>
-            </w:tcBorders>
-            <w:tcMar>
-              <w:top w:type="dxa" w:w="40"/>
-              <w:left w:type="dxa" w:w="80"/>
-              <w:bottom w:type="dxa" w:w="40"/>
-              <w:right w:type="dxa" w:w="80"/>
-            </w:tcMar>
-            <w:vAlign w:val="center"/>
-          </w:tcPr>
-          <w:p>
-            <w:pPr>
-              <w:spacing w:after="0" w:before="0" w:line="250" w:lineRule="exact"/>
-            </w:pPr>
-            <w:r>
-              <w:rPr>
-                <w:rFonts w:ascii="Yu Gothic" w:eastAsia="Yu Gothic" w:hAnsi="Yu Gothic"/>
-                <w:color w:val="555555"/>
-                <w:sz w:val="16"/>
-                <w:szCs w:val="16"/>
-              </w:rPr>
-              <w:t xml:space="preserve">直すところを赤で書く</w:t>
-            </w:r>
-          </w:p>
-        </w:tc>
-        <w:tc>
-          <w:tcPr>
-            <w:tcW w:type="dxa" w:w="800"/>
-            <w:tcBorders>
-              <w:top w:val="single" w:color="808080" w:sz="4"/>
-              <w:left w:val="single" w:color="808080" w:sz="4"/>
-              <w:bottom w:val="single" w:color="808080" w:sz="4"/>
-              <w:right w:val="single" w:color="808080" w:sz="4"/>
-            </w:tcBorders>
-            <w:tcMar>
-              <w:top w:type="dxa" w:w="40"/>
-              <w:left w:type="dxa" w:w="80"/>
-              <w:bottom w:type="dxa" w:w="40"/>
-              <w:right w:type="dxa" w:w="80"/>
-            </w:tcMar>
-            <w:vAlign w:val="center"/>
-          </w:tcPr>
-          <w:p>
-            <w:pPr>
-              <w:spacing w:after="0" w:before="0" w:line="250" w:lineRule="exact"/>
-              <w:jc w:val="center"/>
-            </w:pPr>
-            <w:r>
-              <w:rPr>
-                <w:rFonts w:ascii="Yu Gothic" w:eastAsia="Yu Gothic" w:hAnsi="Yu Gothic"/>
-                <w:sz w:val="24"/>
-                <w:szCs w:val="24"/>
-              </w:rPr>
-              <w:t xml:space="preserve">□</w:t>
-            </w:r>
-          </w:p>
-        </w:tc>
-        <w:tc>
-          <w:tcPr>
-            <w:tcW w:type="dxa" w:w="800"/>
-            <w:tcBorders>
-              <w:top w:val="single" w:color="808080" w:sz="4"/>
-              <w:left w:val="single" w:color="808080" w:sz="4"/>
-              <w:bottom w:val="single" w:color="808080" w:sz="4"/>
-              <w:right w:val="single" w:color="808080" w:sz="4"/>
-            </w:tcBorders>
-            <w:tcMar>
-              <w:top w:type="dxa" w:w="40"/>
-              <w:left w:type="dxa" w:w="80"/>
-              <w:bottom w:type="dxa" w:w="40"/>
-              <w:right w:type="dxa" w:w="80"/>
-            </w:tcMar>
-            <w:vAlign w:val="center"/>
-          </w:tcPr>
-          <w:p>
-            <w:pPr>
-              <w:spacing w:after="0" w:before="0" w:line="250" w:lineRule="exact"/>
-              <w:jc w:val="center"/>
-            </w:pPr>
-            <w:r>
-              <w:rPr>
-                <w:rFonts w:ascii="Yu Gothic" w:eastAsia="Yu Gothic" w:hAnsi="Yu Gothic"/>
-                <w:sz w:val="24"/>
-                <w:szCs w:val="24"/>
-              </w:rPr>
-              <w:t xml:space="preserve">□</w:t>
+            <w:tcW w:type="dxa" w:w="10206"/>
+            <w:gridSpan w:val="5"/>
+            <w:tcBorders>
+              <w:top w:val="single" w:color="808080" w:sz="4"/>
+              <w:left w:val="single" w:color="808080" w:sz="4"/>
+              <w:bottom w:val="single" w:color="808080" w:sz="4"/>
+              <w:right w:val="single" w:color="808080" w:sz="4"/>
+            </w:tcBorders>
+            <w:shd w:fill="DDEBF7" w:color="auto" w:val="clear"/>
+            <w:tcMar>
+              <w:top w:type="dxa" w:w="40"/>
+              <w:left w:type="dxa" w:w="80"/>
+              <w:bottom w:type="dxa" w:w="40"/>
+              <w:right w:type="dxa" w:w="80"/>
+            </w:tcMar>
+            <w:vAlign w:val="center"/>
+          </w:tcPr>
+          <w:p>
+            <w:pPr>
+              <w:spacing w:after="0" w:before="0" w:line="250" w:lineRule="exact"/>
+            </w:pPr>
+            <w:r>
+              <w:rPr>
+                <w:rFonts w:ascii="Yu Gothic" w:eastAsia="Yu Gothic" w:hAnsi="Yu Gothic"/>
+                <w:b/>
+                <w:bCs/>
+                <w:sz w:val="21"/>
+                <w:szCs w:val="21"/>
+              </w:rPr>
+              <w:t xml:space="preserve">4　下書きのチェックを受ける　［12月4日（金）］</w:t>
             </w:r>
           </w:p>
         </w:tc>
@@ -3424,36 +3424,160 @@
         </w:trPr>
         <w:tc>
           <w:tcPr>
-            <w:tcW w:type="dxa" w:w="10206"/>
-            <w:gridSpan w:val="5"/>
-            <w:tcBorders>
-              <w:top w:val="single" w:color="808080" w:sz="4"/>
-              <w:left w:val="single" w:color="808080" w:sz="4"/>
-              <w:bottom w:val="single" w:color="808080" w:sz="4"/>
-              <w:right w:val="single" w:color="808080" w:sz="4"/>
-            </w:tcBorders>
-            <w:shd w:fill="DDEBF7" w:color="auto" w:val="clear"/>
-            <w:tcMar>
-              <w:top w:type="dxa" w:w="40"/>
-              <w:left w:type="dxa" w:w="80"/>
-              <w:bottom w:type="dxa" w:w="40"/>
-              <w:right w:type="dxa" w:w="80"/>
-            </w:tcMar>
-            <w:vAlign w:val="center"/>
-          </w:tcPr>
-          <w:p>
-            <w:pPr>
-              <w:spacing w:after="0" w:before="0" w:line="250" w:lineRule="exact"/>
-            </w:pPr>
-            <w:r>
-              <w:rPr>
-                <w:rFonts w:ascii="Yu Gothic" w:eastAsia="Yu Gothic" w:hAnsi="Yu Gothic"/>
-                <w:b/>
-                <w:bCs/>
-                <w:sz w:val="21"/>
-                <w:szCs w:val="21"/>
-              </w:rPr>
-              <w:t xml:space="preserve">5　家庭でオンライン出願をする　［12月4日（金）〜10日（木）］</w:t>
+            <w:tcW w:type="dxa" w:w="520"/>
+            <w:tcBorders>
+              <w:top w:val="single" w:color="808080" w:sz="4"/>
+              <w:left w:val="single" w:color="808080" w:sz="4"/>
+              <w:bottom w:val="single" w:color="808080" w:sz="4"/>
+              <w:right w:val="single" w:color="808080" w:sz="4"/>
+            </w:tcBorders>
+            <w:tcMar>
+              <w:top w:type="dxa" w:w="40"/>
+              <w:left w:type="dxa" w:w="80"/>
+              <w:bottom w:type="dxa" w:w="40"/>
+              <w:right w:type="dxa" w:w="80"/>
+            </w:tcMar>
+            <w:vAlign w:val="center"/>
+          </w:tcPr>
+          <w:p>
+            <w:pPr>
+              <w:spacing w:after="0" w:before="0" w:line="250" w:lineRule="exact"/>
+              <w:jc w:val="center"/>
+            </w:pPr>
+            <w:r>
+              <w:rPr>
+                <w:rFonts w:ascii="Yu Gothic" w:eastAsia="Yu Gothic" w:hAnsi="Yu Gothic"/>
+                <w:sz w:val="19"/>
+                <w:szCs w:val="19"/>
+              </w:rPr>
+              <w:t xml:space="preserve">11</w:t>
+            </w:r>
+          </w:p>
+        </w:tc>
+        <w:tc>
+          <w:tcPr>
+            <w:tcW w:type="dxa" w:w="5780"/>
+            <w:tcBorders>
+              <w:top w:val="single" w:color="808080" w:sz="4"/>
+              <w:left w:val="single" w:color="808080" w:sz="4"/>
+              <w:bottom w:val="single" w:color="808080" w:sz="4"/>
+              <w:right w:val="single" w:color="808080" w:sz="4"/>
+            </w:tcBorders>
+            <w:tcMar>
+              <w:top w:type="dxa" w:w="40"/>
+              <w:left w:type="dxa" w:w="80"/>
+              <w:bottom w:type="dxa" w:w="40"/>
+              <w:right w:type="dxa" w:w="80"/>
+            </w:tcMar>
+            <w:vAlign w:val="center"/>
+          </w:tcPr>
+          <w:p>
+            <w:pPr>
+              <w:spacing w:after="0" w:before="0" w:line="250" w:lineRule="exact"/>
+            </w:pPr>
+            <w:r>
+              <w:rPr>
+                <w:rFonts w:ascii="Yu Gothic" w:eastAsia="Yu Gothic" w:hAnsi="Yu Gothic"/>
+                <w:sz w:val="19"/>
+                <w:szCs w:val="19"/>
+              </w:rPr>
+              <w:t xml:space="preserve">印刷した下書きを持ってきて、担当の先生にチェックしてもらった</w:t>
+            </w:r>
+          </w:p>
+        </w:tc>
+        <w:tc>
+          <w:tcPr>
+            <w:tcW w:type="dxa" w:w="2306"/>
+            <w:tcBorders>
+              <w:top w:val="single" w:color="808080" w:sz="4"/>
+              <w:left w:val="single" w:color="808080" w:sz="4"/>
+              <w:bottom w:val="single" w:color="808080" w:sz="4"/>
+              <w:right w:val="single" w:color="808080" w:sz="4"/>
+            </w:tcBorders>
+            <w:tcMar>
+              <w:top w:type="dxa" w:w="40"/>
+              <w:left w:type="dxa" w:w="80"/>
+              <w:bottom w:type="dxa" w:w="40"/>
+              <w:right w:type="dxa" w:w="80"/>
+            </w:tcMar>
+            <w:vAlign w:val="center"/>
+          </w:tcPr>
+          <w:p>
+            <w:pPr>
+              <w:spacing w:after="0" w:before="0" w:line="250" w:lineRule="exact"/>
+            </w:pPr>
+            <w:r>
+              <w:rPr>
+                <w:rFonts w:ascii="Yu Gothic" w:eastAsia="Yu Gothic" w:hAnsi="Yu Gothic"/>
+                <w:color w:val="555555"/>
+                <w:sz w:val="16"/>
+                <w:szCs w:val="16"/>
+              </w:rPr>
+              <w:t xml:space="preserve">直すところを赤で書く</w:t>
+            </w:r>
+          </w:p>
+        </w:tc>
+        <w:tc>
+          <w:tcPr>
+            <w:tcW w:type="dxa" w:w="800"/>
+            <w:tcBorders>
+              <w:top w:val="single" w:color="808080" w:sz="4"/>
+              <w:left w:val="single" w:color="808080" w:sz="4"/>
+              <w:bottom w:val="single" w:color="808080" w:sz="4"/>
+              <w:right w:val="single" w:color="808080" w:sz="4"/>
+            </w:tcBorders>
+            <w:tcMar>
+              <w:top w:type="dxa" w:w="40"/>
+              <w:left w:type="dxa" w:w="80"/>
+              <w:bottom w:type="dxa" w:w="40"/>
+              <w:right w:type="dxa" w:w="80"/>
+            </w:tcMar>
+            <w:vAlign w:val="center"/>
+          </w:tcPr>
+          <w:p>
+            <w:pPr>
+              <w:spacing w:after="0" w:before="0" w:line="250" w:lineRule="exact"/>
+              <w:jc w:val="center"/>
+            </w:pPr>
+            <w:r>
+              <w:rPr>
+                <w:rFonts w:ascii="Yu Gothic" w:eastAsia="Yu Gothic" w:hAnsi="Yu Gothic"/>
+                <w:sz w:val="24"/>
+                <w:szCs w:val="24"/>
+              </w:rPr>
+              <w:t xml:space="preserve">□</w:t>
+            </w:r>
+          </w:p>
+        </w:tc>
+        <w:tc>
+          <w:tcPr>
+            <w:tcW w:type="dxa" w:w="800"/>
+            <w:tcBorders>
+              <w:top w:val="single" w:color="808080" w:sz="4"/>
+              <w:left w:val="single" w:color="808080" w:sz="4"/>
+              <w:bottom w:val="single" w:color="808080" w:sz="4"/>
+              <w:right w:val="single" w:color="808080" w:sz="4"/>
+            </w:tcBorders>
+            <w:tcMar>
+              <w:top w:type="dxa" w:w="40"/>
+              <w:left w:type="dxa" w:w="80"/>
+              <w:bottom w:type="dxa" w:w="40"/>
+              <w:right w:type="dxa" w:w="80"/>
+            </w:tcMar>
+            <w:vAlign w:val="center"/>
+          </w:tcPr>
+          <w:p>
+            <w:pPr>
+              <w:spacing w:after="0" w:before="0" w:line="250" w:lineRule="exact"/>
+              <w:jc w:val="center"/>
+            </w:pPr>
+            <w:r>
+              <w:rPr>
+                <w:rFonts w:ascii="Yu Gothic" w:eastAsia="Yu Gothic" w:hAnsi="Yu Gothic"/>
+                <w:sz w:val="24"/>
+                <w:szCs w:val="24"/>
+              </w:rPr>
+              <w:t xml:space="preserve">□</w:t>
             </w:r>
           </w:p>
         </w:tc>
@@ -3464,160 +3588,36 @@
         </w:trPr>
         <w:tc>
           <w:tcPr>
-            <w:tcW w:type="dxa" w:w="520"/>
-            <w:tcBorders>
-              <w:top w:val="single" w:color="808080" w:sz="4"/>
-              <w:left w:val="single" w:color="808080" w:sz="4"/>
-              <w:bottom w:val="single" w:color="808080" w:sz="4"/>
-              <w:right w:val="single" w:color="808080" w:sz="4"/>
-            </w:tcBorders>
-            <w:tcMar>
-              <w:top w:type="dxa" w:w="40"/>
-              <w:left w:type="dxa" w:w="80"/>
-              <w:bottom w:type="dxa" w:w="40"/>
-              <w:right w:type="dxa" w:w="80"/>
-            </w:tcMar>
-            <w:vAlign w:val="center"/>
-          </w:tcPr>
-          <w:p>
-            <w:pPr>
-              <w:spacing w:after="0" w:before="0" w:line="250" w:lineRule="exact"/>
-              <w:jc w:val="center"/>
-            </w:pPr>
-            <w:r>
-              <w:rPr>
-                <w:rFonts w:ascii="Yu Gothic" w:eastAsia="Yu Gothic" w:hAnsi="Yu Gothic"/>
-                <w:sz w:val="19"/>
-                <w:szCs w:val="19"/>
-              </w:rPr>
-              <w:t xml:space="preserve">11</w:t>
-            </w:r>
-          </w:p>
-        </w:tc>
-        <w:tc>
-          <w:tcPr>
-            <w:tcW w:type="dxa" w:w="5780"/>
-            <w:tcBorders>
-              <w:top w:val="single" w:color="808080" w:sz="4"/>
-              <w:left w:val="single" w:color="808080" w:sz="4"/>
-              <w:bottom w:val="single" w:color="808080" w:sz="4"/>
-              <w:right w:val="single" w:color="808080" w:sz="4"/>
-            </w:tcBorders>
-            <w:tcMar>
-              <w:top w:type="dxa" w:w="40"/>
-              <w:left w:type="dxa" w:w="80"/>
-              <w:bottom w:type="dxa" w:w="40"/>
-              <w:right w:type="dxa" w:w="80"/>
-            </w:tcMar>
-            <w:vAlign w:val="center"/>
-          </w:tcPr>
-          <w:p>
-            <w:pPr>
-              <w:spacing w:after="0" w:before="0" w:line="250" w:lineRule="exact"/>
-            </w:pPr>
-            <w:r>
-              <w:rPr>
-                <w:rFonts w:ascii="Yu Gothic" w:eastAsia="Yu Gothic" w:hAnsi="Yu Gothic"/>
-                <w:sz w:val="19"/>
-                <w:szCs w:val="19"/>
-              </w:rPr>
-              <w:t xml:space="preserve">直すところを直し、保護者と最終確認をして出願を確定した</w:t>
-            </w:r>
-          </w:p>
-        </w:tc>
-        <w:tc>
-          <w:tcPr>
-            <w:tcW w:type="dxa" w:w="2306"/>
-            <w:tcBorders>
-              <w:top w:val="single" w:color="808080" w:sz="4"/>
-              <w:left w:val="single" w:color="808080" w:sz="4"/>
-              <w:bottom w:val="single" w:color="808080" w:sz="4"/>
-              <w:right w:val="single" w:color="808080" w:sz="4"/>
-            </w:tcBorders>
-            <w:tcMar>
-              <w:top w:type="dxa" w:w="40"/>
-              <w:left w:type="dxa" w:w="80"/>
-              <w:bottom w:type="dxa" w:w="40"/>
-              <w:right w:type="dxa" w:w="80"/>
-            </w:tcMar>
-            <w:vAlign w:val="center"/>
-          </w:tcPr>
-          <w:p>
-            <w:pPr>
-              <w:spacing w:after="0" w:before="0" w:line="250" w:lineRule="exact"/>
-            </w:pPr>
-            <w:r>
-              <w:rPr>
-                <w:rFonts w:ascii="Yu Gothic" w:eastAsia="Yu Gothic" w:hAnsi="Yu Gothic"/>
-                <w:color w:val="555555"/>
-                <w:sz w:val="16"/>
-                <w:szCs w:val="16"/>
-              </w:rPr>
-              <w:t xml:space="preserve">確定後は直せないことがある</w:t>
-            </w:r>
-          </w:p>
-        </w:tc>
-        <w:tc>
-          <w:tcPr>
-            <w:tcW w:type="dxa" w:w="800"/>
-            <w:tcBorders>
-              <w:top w:val="single" w:color="808080" w:sz="4"/>
-              <w:left w:val="single" w:color="808080" w:sz="4"/>
-              <w:bottom w:val="single" w:color="808080" w:sz="4"/>
-              <w:right w:val="single" w:color="808080" w:sz="4"/>
-            </w:tcBorders>
-            <w:tcMar>
-              <w:top w:type="dxa" w:w="40"/>
-              <w:left w:type="dxa" w:w="80"/>
-              <w:bottom w:type="dxa" w:w="40"/>
-              <w:right w:type="dxa" w:w="80"/>
-            </w:tcMar>
-            <w:vAlign w:val="center"/>
-          </w:tcPr>
-          <w:p>
-            <w:pPr>
-              <w:spacing w:after="0" w:before="0" w:line="250" w:lineRule="exact"/>
-              <w:jc w:val="center"/>
-            </w:pPr>
-            <w:r>
-              <w:rPr>
-                <w:rFonts w:ascii="Yu Gothic" w:eastAsia="Yu Gothic" w:hAnsi="Yu Gothic"/>
-                <w:sz w:val="24"/>
-                <w:szCs w:val="24"/>
-              </w:rPr>
-              <w:t xml:space="preserve">□</w:t>
-            </w:r>
-          </w:p>
-        </w:tc>
-        <w:tc>
-          <w:tcPr>
-            <w:tcW w:type="dxa" w:w="800"/>
-            <w:tcBorders>
-              <w:top w:val="single" w:color="808080" w:sz="4"/>
-              <w:left w:val="single" w:color="808080" w:sz="4"/>
-              <w:bottom w:val="single" w:color="808080" w:sz="4"/>
-              <w:right w:val="single" w:color="808080" w:sz="4"/>
-            </w:tcBorders>
-            <w:shd w:fill="D9D9D9" w:color="auto" w:val="clear"/>
-            <w:tcMar>
-              <w:top w:type="dxa" w:w="40"/>
-              <w:left w:type="dxa" w:w="80"/>
-              <w:bottom w:type="dxa" w:w="40"/>
-              <w:right w:type="dxa" w:w="80"/>
-            </w:tcMar>
-            <w:vAlign w:val="center"/>
-          </w:tcPr>
-          <w:p>
-            <w:pPr>
-              <w:spacing w:after="0" w:before="0" w:line="250" w:lineRule="exact"/>
-            </w:pPr>
-            <w:r>
-              <w:rPr>
-                <w:rFonts w:ascii="Yu Gothic" w:eastAsia="Yu Gothic" w:hAnsi="Yu Gothic"/>
-                <w:sz w:val="19"/>
-                <w:szCs w:val="19"/>
-              </w:rPr>
-              <w:t xml:space="preserve"/>
+            <w:tcW w:type="dxa" w:w="10206"/>
+            <w:gridSpan w:val="5"/>
+            <w:tcBorders>
+              <w:top w:val="single" w:color="808080" w:sz="4"/>
+              <w:left w:val="single" w:color="808080" w:sz="4"/>
+              <w:bottom w:val="single" w:color="808080" w:sz="4"/>
+              <w:right w:val="single" w:color="808080" w:sz="4"/>
+            </w:tcBorders>
+            <w:shd w:fill="DDEBF7" w:color="auto" w:val="clear"/>
+            <w:tcMar>
+              <w:top w:type="dxa" w:w="40"/>
+              <w:left w:type="dxa" w:w="80"/>
+              <w:bottom w:type="dxa" w:w="40"/>
+              <w:right w:type="dxa" w:w="80"/>
+            </w:tcMar>
+            <w:vAlign w:val="center"/>
+          </w:tcPr>
+          <w:p>
+            <w:pPr>
+              <w:spacing w:after="0" w:before="0" w:line="250" w:lineRule="exact"/>
+            </w:pPr>
+            <w:r>
+              <w:rPr>
+                <w:rFonts w:ascii="Yu Gothic" w:eastAsia="Yu Gothic" w:hAnsi="Yu Gothic"/>
+                <w:b/>
+                <w:bCs/>
+                <w:sz w:val="21"/>
+                <w:szCs w:val="21"/>
+              </w:rPr>
+              <w:t xml:space="preserve">5　家庭でオンライン出願をする　［12月4日（金）〜10日（木）］</w:t>
             </w:r>
           </w:p>
         </w:tc>
@@ -3685,7 +3685,7 @@
                 <w:sz w:val="19"/>
                 <w:szCs w:val="19"/>
               </w:rPr>
-              <w:t xml:space="preserve">受験料を期限内に支払い、完了メールと受付番号を確認した</w:t>
+              <w:t xml:space="preserve">直すところを直し、保護者と最終確認をして出願を確定した</w:t>
             </w:r>
           </w:p>
         </w:tc>
@@ -3717,7 +3717,7 @@
                 <w:sz w:val="16"/>
                 <w:szCs w:val="16"/>
               </w:rPr>
-              <w:t xml:space="preserve">支払期限は高校ごとに確認</w:t>
+              <w:t xml:space="preserve">確定後は直せないことがある</w:t>
             </w:r>
           </w:p>
         </w:tc>
@@ -3849,7 +3849,7 @@
                 <w:sz w:val="19"/>
                 <w:szCs w:val="19"/>
               </w:rPr>
-              <w:t xml:space="preserve">志願票と受験票を印刷した（写真を貼る高校は志願票に写真を貼った）</w:t>
+              <w:t xml:space="preserve">受験料を期限内に支払い、完了メールと受付番号を確認した</w:t>
             </w:r>
           </w:p>
         </w:tc>
@@ -3881,7 +3881,7 @@
                 <w:sz w:val="16"/>
                 <w:szCs w:val="16"/>
               </w:rPr>
-              <w:t xml:space="preserve">用紙・サイズの指定に注意</w:t>
+              <w:t xml:space="preserve">支払期限は高校ごとに確認</w:t>
             </w:r>
           </w:p>
         </w:tc>
@@ -3956,36 +3956,160 @@
         </w:trPr>
         <w:tc>
           <w:tcPr>
-            <w:tcW w:type="dxa" w:w="10206"/>
-            <w:gridSpan w:val="5"/>
-            <w:tcBorders>
-              <w:top w:val="single" w:color="808080" w:sz="4"/>
-              <w:left w:val="single" w:color="808080" w:sz="4"/>
-              <w:bottom w:val="single" w:color="808080" w:sz="4"/>
-              <w:right w:val="single" w:color="808080" w:sz="4"/>
-            </w:tcBorders>
-            <w:shd w:fill="DDEBF7" w:color="auto" w:val="clear"/>
-            <w:tcMar>
-              <w:top w:type="dxa" w:w="40"/>
-              <w:left w:type="dxa" w:w="80"/>
-              <w:bottom w:type="dxa" w:w="40"/>
-              <w:right w:type="dxa" w:w="80"/>
-            </w:tcMar>
-            <w:vAlign w:val="center"/>
-          </w:tcPr>
-          <w:p>
-            <w:pPr>
-              <w:spacing w:after="0" w:before="0" w:line="250" w:lineRule="exact"/>
-            </w:pPr>
-            <w:r>
-              <w:rPr>
-                <w:rFonts w:ascii="Yu Gothic" w:eastAsia="Yu Gothic" w:hAnsi="Yu Gothic"/>
-                <w:b/>
-                <w:bCs/>
-                <w:sz w:val="21"/>
-                <w:szCs w:val="21"/>
-              </w:rPr>
-              <w:t xml:space="preserve">6　志願票と受験票を学校へ提出する　［12月11日（金）まで］</w:t>
+            <w:tcW w:type="dxa" w:w="520"/>
+            <w:tcBorders>
+              <w:top w:val="single" w:color="808080" w:sz="4"/>
+              <w:left w:val="single" w:color="808080" w:sz="4"/>
+              <w:bottom w:val="single" w:color="808080" w:sz="4"/>
+              <w:right w:val="single" w:color="808080" w:sz="4"/>
+            </w:tcBorders>
+            <w:tcMar>
+              <w:top w:type="dxa" w:w="40"/>
+              <w:left w:type="dxa" w:w="80"/>
+              <w:bottom w:type="dxa" w:w="40"/>
+              <w:right w:type="dxa" w:w="80"/>
+            </w:tcMar>
+            <w:vAlign w:val="center"/>
+          </w:tcPr>
+          <w:p>
+            <w:pPr>
+              <w:spacing w:after="0" w:before="0" w:line="250" w:lineRule="exact"/>
+              <w:jc w:val="center"/>
+            </w:pPr>
+            <w:r>
+              <w:rPr>
+                <w:rFonts w:ascii="Yu Gothic" w:eastAsia="Yu Gothic" w:hAnsi="Yu Gothic"/>
+                <w:sz w:val="19"/>
+                <w:szCs w:val="19"/>
+              </w:rPr>
+              <w:t xml:space="preserve">14</w:t>
+            </w:r>
+          </w:p>
+        </w:tc>
+        <w:tc>
+          <w:tcPr>
+            <w:tcW w:type="dxa" w:w="5780"/>
+            <w:tcBorders>
+              <w:top w:val="single" w:color="808080" w:sz="4"/>
+              <w:left w:val="single" w:color="808080" w:sz="4"/>
+              <w:bottom w:val="single" w:color="808080" w:sz="4"/>
+              <w:right w:val="single" w:color="808080" w:sz="4"/>
+            </w:tcBorders>
+            <w:tcMar>
+              <w:top w:type="dxa" w:w="40"/>
+              <w:left w:type="dxa" w:w="80"/>
+              <w:bottom w:type="dxa" w:w="40"/>
+              <w:right w:type="dxa" w:w="80"/>
+            </w:tcMar>
+            <w:vAlign w:val="center"/>
+          </w:tcPr>
+          <w:p>
+            <w:pPr>
+              <w:spacing w:after="0" w:before="0" w:line="250" w:lineRule="exact"/>
+            </w:pPr>
+            <w:r>
+              <w:rPr>
+                <w:rFonts w:ascii="Yu Gothic" w:eastAsia="Yu Gothic" w:hAnsi="Yu Gothic"/>
+                <w:sz w:val="19"/>
+                <w:szCs w:val="19"/>
+              </w:rPr>
+              <w:t xml:space="preserve">志願票と受験票を印刷した（写真を貼る高校は志願票に写真を貼った）</w:t>
+            </w:r>
+          </w:p>
+        </w:tc>
+        <w:tc>
+          <w:tcPr>
+            <w:tcW w:type="dxa" w:w="2306"/>
+            <w:tcBorders>
+              <w:top w:val="single" w:color="808080" w:sz="4"/>
+              <w:left w:val="single" w:color="808080" w:sz="4"/>
+              <w:bottom w:val="single" w:color="808080" w:sz="4"/>
+              <w:right w:val="single" w:color="808080" w:sz="4"/>
+            </w:tcBorders>
+            <w:tcMar>
+              <w:top w:type="dxa" w:w="40"/>
+              <w:left w:type="dxa" w:w="80"/>
+              <w:bottom w:type="dxa" w:w="40"/>
+              <w:right w:type="dxa" w:w="80"/>
+            </w:tcMar>
+            <w:vAlign w:val="center"/>
+          </w:tcPr>
+          <w:p>
+            <w:pPr>
+              <w:spacing w:after="0" w:before="0" w:line="250" w:lineRule="exact"/>
+            </w:pPr>
+            <w:r>
+              <w:rPr>
+                <w:rFonts w:ascii="Yu Gothic" w:eastAsia="Yu Gothic" w:hAnsi="Yu Gothic"/>
+                <w:color w:val="555555"/>
+                <w:sz w:val="16"/>
+                <w:szCs w:val="16"/>
+              </w:rPr>
+              <w:t xml:space="preserve">用紙・サイズの指定に注意</w:t>
+            </w:r>
+          </w:p>
+        </w:tc>
+        <w:tc>
+          <w:tcPr>
+            <w:tcW w:type="dxa" w:w="800"/>
+            <w:tcBorders>
+              <w:top w:val="single" w:color="808080" w:sz="4"/>
+              <w:left w:val="single" w:color="808080" w:sz="4"/>
+              <w:bottom w:val="single" w:color="808080" w:sz="4"/>
+              <w:right w:val="single" w:color="808080" w:sz="4"/>
+            </w:tcBorders>
+            <w:tcMar>
+              <w:top w:type="dxa" w:w="40"/>
+              <w:left w:type="dxa" w:w="80"/>
+              <w:bottom w:type="dxa" w:w="40"/>
+              <w:right w:type="dxa" w:w="80"/>
+            </w:tcMar>
+            <w:vAlign w:val="center"/>
+          </w:tcPr>
+          <w:p>
+            <w:pPr>
+              <w:spacing w:after="0" w:before="0" w:line="250" w:lineRule="exact"/>
+              <w:jc w:val="center"/>
+            </w:pPr>
+            <w:r>
+              <w:rPr>
+                <w:rFonts w:ascii="Yu Gothic" w:eastAsia="Yu Gothic" w:hAnsi="Yu Gothic"/>
+                <w:sz w:val="24"/>
+                <w:szCs w:val="24"/>
+              </w:rPr>
+              <w:t xml:space="preserve">□</w:t>
+            </w:r>
+          </w:p>
+        </w:tc>
+        <w:tc>
+          <w:tcPr>
+            <w:tcW w:type="dxa" w:w="800"/>
+            <w:tcBorders>
+              <w:top w:val="single" w:color="808080" w:sz="4"/>
+              <w:left w:val="single" w:color="808080" w:sz="4"/>
+              <w:bottom w:val="single" w:color="808080" w:sz="4"/>
+              <w:right w:val="single" w:color="808080" w:sz="4"/>
+            </w:tcBorders>
+            <w:shd w:fill="D9D9D9" w:color="auto" w:val="clear"/>
+            <w:tcMar>
+              <w:top w:type="dxa" w:w="40"/>
+              <w:left w:type="dxa" w:w="80"/>
+              <w:bottom w:type="dxa" w:w="40"/>
+              <w:right w:type="dxa" w:w="80"/>
+            </w:tcMar>
+            <w:vAlign w:val="center"/>
+          </w:tcPr>
+          <w:p>
+            <w:pPr>
+              <w:spacing w:after="0" w:before="0" w:line="250" w:lineRule="exact"/>
+            </w:pPr>
+            <w:r>
+              <w:rPr>
+                <w:rFonts w:ascii="Yu Gothic" w:eastAsia="Yu Gothic" w:hAnsi="Yu Gothic"/>
+                <w:sz w:val="19"/>
+                <w:szCs w:val="19"/>
+              </w:rPr>
+              <w:t xml:space="preserve"/>
             </w:r>
           </w:p>
         </w:tc>
@@ -3996,160 +4120,36 @@
         </w:trPr>
         <w:tc>
           <w:tcPr>
-            <w:tcW w:type="dxa" w:w="520"/>
-            <w:tcBorders>
-              <w:top w:val="single" w:color="808080" w:sz="4"/>
-              <w:left w:val="single" w:color="808080" w:sz="4"/>
-              <w:bottom w:val="single" w:color="808080" w:sz="4"/>
-              <w:right w:val="single" w:color="808080" w:sz="4"/>
-            </w:tcBorders>
-            <w:tcMar>
-              <w:top w:type="dxa" w:w="40"/>
-              <w:left w:type="dxa" w:w="80"/>
-              <w:bottom w:type="dxa" w:w="40"/>
-              <w:right w:type="dxa" w:w="80"/>
-            </w:tcMar>
-            <w:vAlign w:val="center"/>
-          </w:tcPr>
-          <w:p>
-            <w:pPr>
-              <w:spacing w:after="0" w:before="0" w:line="250" w:lineRule="exact"/>
-              <w:jc w:val="center"/>
-            </w:pPr>
-            <w:r>
-              <w:rPr>
-                <w:rFonts w:ascii="Yu Gothic" w:eastAsia="Yu Gothic" w:hAnsi="Yu Gothic"/>
-                <w:sz w:val="19"/>
-                <w:szCs w:val="19"/>
-              </w:rPr>
-              <w:t xml:space="preserve">14</w:t>
-            </w:r>
-          </w:p>
-        </w:tc>
-        <w:tc>
-          <w:tcPr>
-            <w:tcW w:type="dxa" w:w="5780"/>
-            <w:tcBorders>
-              <w:top w:val="single" w:color="808080" w:sz="4"/>
-              <w:left w:val="single" w:color="808080" w:sz="4"/>
-              <w:bottom w:val="single" w:color="808080" w:sz="4"/>
-              <w:right w:val="single" w:color="808080" w:sz="4"/>
-            </w:tcBorders>
-            <w:tcMar>
-              <w:top w:type="dxa" w:w="40"/>
-              <w:left w:type="dxa" w:w="80"/>
-              <w:bottom w:type="dxa" w:w="40"/>
-              <w:right w:type="dxa" w:w="80"/>
-            </w:tcMar>
-            <w:vAlign w:val="center"/>
-          </w:tcPr>
-          <w:p>
-            <w:pPr>
-              <w:spacing w:after="0" w:before="0" w:line="250" w:lineRule="exact"/>
-            </w:pPr>
-            <w:r>
-              <w:rPr>
-                <w:rFonts w:ascii="Yu Gothic" w:eastAsia="Yu Gothic" w:hAnsi="Yu Gothic"/>
-                <w:sz w:val="19"/>
-                <w:szCs w:val="19"/>
-              </w:rPr>
-              <w:t xml:space="preserve">志願票と受験票のコピーを取り、学校に提出した</w:t>
-            </w:r>
-          </w:p>
-        </w:tc>
-        <w:tc>
-          <w:tcPr>
-            <w:tcW w:type="dxa" w:w="2306"/>
-            <w:tcBorders>
-              <w:top w:val="single" w:color="808080" w:sz="4"/>
-              <w:left w:val="single" w:color="808080" w:sz="4"/>
-              <w:bottom w:val="single" w:color="808080" w:sz="4"/>
-              <w:right w:val="single" w:color="808080" w:sz="4"/>
-            </w:tcBorders>
-            <w:tcMar>
-              <w:top w:type="dxa" w:w="40"/>
-              <w:left w:type="dxa" w:w="80"/>
-              <w:bottom w:type="dxa" w:w="40"/>
-              <w:right w:type="dxa" w:w="80"/>
-            </w:tcMar>
-            <w:vAlign w:val="center"/>
-          </w:tcPr>
-          <w:p>
-            <w:pPr>
-              <w:spacing w:after="0" w:before="0" w:line="250" w:lineRule="exact"/>
-            </w:pPr>
-            <w:r>
-              <w:rPr>
-                <w:rFonts w:ascii="Yu Gothic" w:eastAsia="Yu Gothic" w:hAnsi="Yu Gothic"/>
-                <w:color w:val="555555"/>
-                <w:sz w:val="16"/>
-                <w:szCs w:val="16"/>
-              </w:rPr>
-              <w:t xml:space="preserve"/>
-            </w:r>
-          </w:p>
-        </w:tc>
-        <w:tc>
-          <w:tcPr>
-            <w:tcW w:type="dxa" w:w="800"/>
-            <w:tcBorders>
-              <w:top w:val="single" w:color="808080" w:sz="4"/>
-              <w:left w:val="single" w:color="808080" w:sz="4"/>
-              <w:bottom w:val="single" w:color="808080" w:sz="4"/>
-              <w:right w:val="single" w:color="808080" w:sz="4"/>
-            </w:tcBorders>
-            <w:tcMar>
-              <w:top w:type="dxa" w:w="40"/>
-              <w:left w:type="dxa" w:w="80"/>
-              <w:bottom w:type="dxa" w:w="40"/>
-              <w:right w:type="dxa" w:w="80"/>
-            </w:tcMar>
-            <w:vAlign w:val="center"/>
-          </w:tcPr>
-          <w:p>
-            <w:pPr>
-              <w:spacing w:after="0" w:before="0" w:line="250" w:lineRule="exact"/>
-              <w:jc w:val="center"/>
-            </w:pPr>
-            <w:r>
-              <w:rPr>
-                <w:rFonts w:ascii="Yu Gothic" w:eastAsia="Yu Gothic" w:hAnsi="Yu Gothic"/>
-                <w:sz w:val="24"/>
-                <w:szCs w:val="24"/>
-              </w:rPr>
-              <w:t xml:space="preserve">□</w:t>
-            </w:r>
-          </w:p>
-        </w:tc>
-        <w:tc>
-          <w:tcPr>
-            <w:tcW w:type="dxa" w:w="800"/>
-            <w:tcBorders>
-              <w:top w:val="single" w:color="808080" w:sz="4"/>
-              <w:left w:val="single" w:color="808080" w:sz="4"/>
-              <w:bottom w:val="single" w:color="808080" w:sz="4"/>
-              <w:right w:val="single" w:color="808080" w:sz="4"/>
-            </w:tcBorders>
-            <w:tcMar>
-              <w:top w:type="dxa" w:w="40"/>
-              <w:left w:type="dxa" w:w="80"/>
-              <w:bottom w:type="dxa" w:w="40"/>
-              <w:right w:type="dxa" w:w="80"/>
-            </w:tcMar>
-            <w:vAlign w:val="center"/>
-          </w:tcPr>
-          <w:p>
-            <w:pPr>
-              <w:spacing w:after="0" w:before="0" w:line="250" w:lineRule="exact"/>
-              <w:jc w:val="center"/>
-            </w:pPr>
-            <w:r>
-              <w:rPr>
-                <w:rFonts w:ascii="Yu Gothic" w:eastAsia="Yu Gothic" w:hAnsi="Yu Gothic"/>
-                <w:sz w:val="24"/>
-                <w:szCs w:val="24"/>
-              </w:rPr>
-              <w:t xml:space="preserve">□</w:t>
+            <w:tcW w:type="dxa" w:w="10206"/>
+            <w:gridSpan w:val="5"/>
+            <w:tcBorders>
+              <w:top w:val="single" w:color="808080" w:sz="4"/>
+              <w:left w:val="single" w:color="808080" w:sz="4"/>
+              <w:bottom w:val="single" w:color="808080" w:sz="4"/>
+              <w:right w:val="single" w:color="808080" w:sz="4"/>
+            </w:tcBorders>
+            <w:shd w:fill="DDEBF7" w:color="auto" w:val="clear"/>
+            <w:tcMar>
+              <w:top w:type="dxa" w:w="40"/>
+              <w:left w:type="dxa" w:w="80"/>
+              <w:bottom w:type="dxa" w:w="40"/>
+              <w:right w:type="dxa" w:w="80"/>
+            </w:tcMar>
+            <w:vAlign w:val="center"/>
+          </w:tcPr>
+          <w:p>
+            <w:pPr>
+              <w:spacing w:after="0" w:before="0" w:line="250" w:lineRule="exact"/>
+            </w:pPr>
+            <w:r>
+              <w:rPr>
+                <w:rFonts w:ascii="Yu Gothic" w:eastAsia="Yu Gothic" w:hAnsi="Yu Gothic"/>
+                <w:b/>
+                <w:bCs/>
+                <w:sz w:val="21"/>
+                <w:szCs w:val="21"/>
+              </w:rPr>
+              <w:t xml:space="preserve">6　志願票と受験票を学校へ提出する　［12月11日（金）まで］</w:t>
             </w:r>
           </w:p>
         </w:tc>
@@ -4217,7 +4217,7 @@
                 <w:sz w:val="19"/>
                 <w:szCs w:val="19"/>
               </w:rPr>
-              <w:t xml:space="preserve">受験番号・試験日・試験会場・集合時刻をメモした</w:t>
+              <w:t xml:space="preserve">志願票と受験票のコピーを取り、学校に提出した</w:t>
             </w:r>
           </w:p>
         </w:tc>
@@ -4324,36 +4324,160 @@
         </w:trPr>
         <w:tc>
           <w:tcPr>
-            <w:tcW w:type="dxa" w:w="10206"/>
-            <w:gridSpan w:val="5"/>
-            <w:tcBorders>
-              <w:top w:val="single" w:color="808080" w:sz="4"/>
-              <w:left w:val="single" w:color="808080" w:sz="4"/>
-              <w:bottom w:val="single" w:color="808080" w:sz="4"/>
-              <w:right w:val="single" w:color="808080" w:sz="4"/>
-            </w:tcBorders>
-            <w:shd w:fill="DDEBF7" w:color="auto" w:val="clear"/>
-            <w:tcMar>
-              <w:top w:type="dxa" w:w="40"/>
-              <w:left w:type="dxa" w:w="80"/>
-              <w:bottom w:type="dxa" w:w="40"/>
-              <w:right w:type="dxa" w:w="80"/>
-            </w:tcMar>
-            <w:vAlign w:val="center"/>
-          </w:tcPr>
-          <w:p>
-            <w:pPr>
-              <w:spacing w:after="0" w:before="0" w:line="250" w:lineRule="exact"/>
-            </w:pPr>
-            <w:r>
-              <w:rPr>
-                <w:rFonts w:ascii="Yu Gothic" w:eastAsia="Yu Gothic" w:hAnsi="Yu Gothic"/>
-                <w:b/>
-                <w:bCs/>
-                <w:sz w:val="21"/>
-                <w:szCs w:val="21"/>
-              </w:rPr>
-              <w:t xml:space="preserve">7　試験の前に　［試験日まで］</w:t>
+            <w:tcW w:type="dxa" w:w="520"/>
+            <w:tcBorders>
+              <w:top w:val="single" w:color="808080" w:sz="4"/>
+              <w:left w:val="single" w:color="808080" w:sz="4"/>
+              <w:bottom w:val="single" w:color="808080" w:sz="4"/>
+              <w:right w:val="single" w:color="808080" w:sz="4"/>
+            </w:tcBorders>
+            <w:tcMar>
+              <w:top w:type="dxa" w:w="40"/>
+              <w:left w:type="dxa" w:w="80"/>
+              <w:bottom w:type="dxa" w:w="40"/>
+              <w:right w:type="dxa" w:w="80"/>
+            </w:tcMar>
+            <w:vAlign w:val="center"/>
+          </w:tcPr>
+          <w:p>
+            <w:pPr>
+              <w:spacing w:after="0" w:before="0" w:line="250" w:lineRule="exact"/>
+              <w:jc w:val="center"/>
+            </w:pPr>
+            <w:r>
+              <w:rPr>
+                <w:rFonts w:ascii="Yu Gothic" w:eastAsia="Yu Gothic" w:hAnsi="Yu Gothic"/>
+                <w:sz w:val="19"/>
+                <w:szCs w:val="19"/>
+              </w:rPr>
+              <w:t xml:space="preserve">16</w:t>
+            </w:r>
+          </w:p>
+        </w:tc>
+        <w:tc>
+          <w:tcPr>
+            <w:tcW w:type="dxa" w:w="5780"/>
+            <w:tcBorders>
+              <w:top w:val="single" w:color="808080" w:sz="4"/>
+              <w:left w:val="single" w:color="808080" w:sz="4"/>
+              <w:bottom w:val="single" w:color="808080" w:sz="4"/>
+              <w:right w:val="single" w:color="808080" w:sz="4"/>
+            </w:tcBorders>
+            <w:tcMar>
+              <w:top w:type="dxa" w:w="40"/>
+              <w:left w:type="dxa" w:w="80"/>
+              <w:bottom w:type="dxa" w:w="40"/>
+              <w:right w:type="dxa" w:w="80"/>
+            </w:tcMar>
+            <w:vAlign w:val="center"/>
+          </w:tcPr>
+          <w:p>
+            <w:pPr>
+              <w:spacing w:after="0" w:before="0" w:line="250" w:lineRule="exact"/>
+            </w:pPr>
+            <w:r>
+              <w:rPr>
+                <w:rFonts w:ascii="Yu Gothic" w:eastAsia="Yu Gothic" w:hAnsi="Yu Gothic"/>
+                <w:sz w:val="19"/>
+                <w:szCs w:val="19"/>
+              </w:rPr>
+              <w:t xml:space="preserve">受験番号・試験日・試験会場・集合時刻をメモした</w:t>
+            </w:r>
+          </w:p>
+        </w:tc>
+        <w:tc>
+          <w:tcPr>
+            <w:tcW w:type="dxa" w:w="2306"/>
+            <w:tcBorders>
+              <w:top w:val="single" w:color="808080" w:sz="4"/>
+              <w:left w:val="single" w:color="808080" w:sz="4"/>
+              <w:bottom w:val="single" w:color="808080" w:sz="4"/>
+              <w:right w:val="single" w:color="808080" w:sz="4"/>
+            </w:tcBorders>
+            <w:tcMar>
+              <w:top w:type="dxa" w:w="40"/>
+              <w:left w:type="dxa" w:w="80"/>
+              <w:bottom w:type="dxa" w:w="40"/>
+              <w:right w:type="dxa" w:w="80"/>
+            </w:tcMar>
+            <w:vAlign w:val="center"/>
+          </w:tcPr>
+          <w:p>
+            <w:pPr>
+              <w:spacing w:after="0" w:before="0" w:line="250" w:lineRule="exact"/>
+            </w:pPr>
+            <w:r>
+              <w:rPr>
+                <w:rFonts w:ascii="Yu Gothic" w:eastAsia="Yu Gothic" w:hAnsi="Yu Gothic"/>
+                <w:color w:val="555555"/>
+                <w:sz w:val="16"/>
+                <w:szCs w:val="16"/>
+              </w:rPr>
+              <w:t xml:space="preserve"/>
+            </w:r>
+          </w:p>
+        </w:tc>
+        <w:tc>
+          <w:tcPr>
+            <w:tcW w:type="dxa" w:w="800"/>
+            <w:tcBorders>
+              <w:top w:val="single" w:color="808080" w:sz="4"/>
+              <w:left w:val="single" w:color="808080" w:sz="4"/>
+              <w:bottom w:val="single" w:color="808080" w:sz="4"/>
+              <w:right w:val="single" w:color="808080" w:sz="4"/>
+            </w:tcBorders>
+            <w:tcMar>
+              <w:top w:type="dxa" w:w="40"/>
+              <w:left w:type="dxa" w:w="80"/>
+              <w:bottom w:type="dxa" w:w="40"/>
+              <w:right w:type="dxa" w:w="80"/>
+            </w:tcMar>
+            <w:vAlign w:val="center"/>
+          </w:tcPr>
+          <w:p>
+            <w:pPr>
+              <w:spacing w:after="0" w:before="0" w:line="250" w:lineRule="exact"/>
+              <w:jc w:val="center"/>
+            </w:pPr>
+            <w:r>
+              <w:rPr>
+                <w:rFonts w:ascii="Yu Gothic" w:eastAsia="Yu Gothic" w:hAnsi="Yu Gothic"/>
+                <w:sz w:val="24"/>
+                <w:szCs w:val="24"/>
+              </w:rPr>
+              <w:t xml:space="preserve">□</w:t>
+            </w:r>
+          </w:p>
+        </w:tc>
+        <w:tc>
+          <w:tcPr>
+            <w:tcW w:type="dxa" w:w="800"/>
+            <w:tcBorders>
+              <w:top w:val="single" w:color="808080" w:sz="4"/>
+              <w:left w:val="single" w:color="808080" w:sz="4"/>
+              <w:bottom w:val="single" w:color="808080" w:sz="4"/>
+              <w:right w:val="single" w:color="808080" w:sz="4"/>
+            </w:tcBorders>
+            <w:tcMar>
+              <w:top w:type="dxa" w:w="40"/>
+              <w:left w:type="dxa" w:w="80"/>
+              <w:bottom w:type="dxa" w:w="40"/>
+              <w:right w:type="dxa" w:w="80"/>
+            </w:tcMar>
+            <w:vAlign w:val="center"/>
+          </w:tcPr>
+          <w:p>
+            <w:pPr>
+              <w:spacing w:after="0" w:before="0" w:line="250" w:lineRule="exact"/>
+              <w:jc w:val="center"/>
+            </w:pPr>
+            <w:r>
+              <w:rPr>
+                <w:rFonts w:ascii="Yu Gothic" w:eastAsia="Yu Gothic" w:hAnsi="Yu Gothic"/>
+                <w:sz w:val="24"/>
+                <w:szCs w:val="24"/>
+              </w:rPr>
+              <w:t xml:space="preserve">□</w:t>
             </w:r>
           </w:p>
         </w:tc>
@@ -4364,6 +4488,46 @@
         </w:trPr>
         <w:tc>
           <w:tcPr>
+            <w:tcW w:type="dxa" w:w="10206"/>
+            <w:gridSpan w:val="5"/>
+            <w:tcBorders>
+              <w:top w:val="single" w:color="808080" w:sz="4"/>
+              <w:left w:val="single" w:color="808080" w:sz="4"/>
+              <w:bottom w:val="single" w:color="808080" w:sz="4"/>
+              <w:right w:val="single" w:color="808080" w:sz="4"/>
+            </w:tcBorders>
+            <w:shd w:fill="DDEBF7" w:color="auto" w:val="clear"/>
+            <w:tcMar>
+              <w:top w:type="dxa" w:w="40"/>
+              <w:left w:type="dxa" w:w="80"/>
+              <w:bottom w:type="dxa" w:w="40"/>
+              <w:right w:type="dxa" w:w="80"/>
+            </w:tcMar>
+            <w:vAlign w:val="center"/>
+          </w:tcPr>
+          <w:p>
+            <w:pPr>
+              <w:spacing w:after="0" w:before="0" w:line="250" w:lineRule="exact"/>
+            </w:pPr>
+            <w:r>
+              <w:rPr>
+                <w:rFonts w:ascii="Yu Gothic" w:eastAsia="Yu Gothic" w:hAnsi="Yu Gothic"/>
+                <w:b/>
+                <w:bCs/>
+                <w:sz w:val="21"/>
+                <w:szCs w:val="21"/>
+              </w:rPr>
+              <w:t xml:space="preserve">7　試験の前に　［試験日まで］</w:t>
+            </w:r>
+          </w:p>
+        </w:tc>
+      </w:tr>
+      <w:tr>
+        <w:trPr>
+          <w:cantSplit/>
+        </w:trPr>
+        <w:tc>
+          <w:tcPr>
             <w:tcW w:type="dxa" w:w="520"/>
             <w:tcBorders>
               <w:top w:val="single" w:color="808080" w:sz="4"/>
@@ -4390,7 +4554,7 @@
                 <w:sz w:val="19"/>
                 <w:szCs w:val="19"/>
               </w:rPr>
-              <w:t xml:space="preserve">16</w:t>
+              <w:t xml:space="preserve">17</w:t>
             </w:r>
           </w:p>
         </w:tc>

--- a/output/私立高校_Web出願チェックシート.docx
+++ b/output/私立高校_Web出願チェックシート.docx
@@ -1753,7 +1753,7 @@
                 <w:sz w:val="16"/>
                 <w:szCs w:val="16"/>
               </w:rPr>
-              <w:t xml:space="preserve">住民票などで確認</w:t>
+              <w:t xml:space="preserve">夏休みの面談の際に確認した学校からの書類で確認</w:t>
             </w:r>
           </w:p>
         </w:tc>
